--- a/manuscript/Manuscript_Clean.docx
+++ b/manuscript/Manuscript_Clean.docx
@@ -68,23 +68,7 @@
           <w:rFonts w:ascii="Times New Roman" w:hAnsi="Times New Roman" w:cs="Times New Roman"/>
           <w:b/>
         </w:rPr>
-        <w:t xml:space="preserve">, Mst. </w:t>
-      </w:r>
-      <w:proofErr w:type="spellStart"/>
-      <w:r>
-        <w:rPr>
-          <w:rFonts w:ascii="Times New Roman" w:hAnsi="Times New Roman" w:cs="Times New Roman"/>
-          <w:b/>
-        </w:rPr>
-        <w:t>Jakia</w:t>
-      </w:r>
-      <w:proofErr w:type="spellEnd"/>
-      <w:r>
-        <w:rPr>
-          <w:rFonts w:ascii="Times New Roman" w:hAnsi="Times New Roman" w:cs="Times New Roman"/>
-          <w:b/>
-        </w:rPr>
-        <w:t xml:space="preserve"> Afrin</w:t>
+        <w:t>, Mst. Jakia Afrin</w:t>
       </w:r>
       <w:r>
         <w:rPr>
@@ -114,23 +98,7 @@
           <w:rFonts w:ascii="Times New Roman" w:hAnsi="Times New Roman" w:cs="Times New Roman"/>
           <w:b/>
         </w:rPr>
-        <w:t xml:space="preserve">, Md. </w:t>
-      </w:r>
-      <w:proofErr w:type="spellStart"/>
-      <w:r>
-        <w:rPr>
-          <w:rFonts w:ascii="Times New Roman" w:hAnsi="Times New Roman" w:cs="Times New Roman"/>
-          <w:b/>
-        </w:rPr>
-        <w:t>Lotifur</w:t>
-      </w:r>
-      <w:proofErr w:type="spellEnd"/>
-      <w:r>
-        <w:rPr>
-          <w:rFonts w:ascii="Times New Roman" w:hAnsi="Times New Roman" w:cs="Times New Roman"/>
-          <w:b/>
-        </w:rPr>
-        <w:t xml:space="preserve"> Rohman</w:t>
+        <w:t>, Md. Lotifur Rohman</w:t>
       </w:r>
       <w:r>
         <w:rPr>
@@ -145,23 +113,7 @@
           <w:rFonts w:ascii="Times New Roman" w:hAnsi="Times New Roman" w:cs="Times New Roman"/>
           <w:b/>
         </w:rPr>
-        <w:t xml:space="preserve">, Md. </w:t>
-      </w:r>
-      <w:proofErr w:type="spellStart"/>
-      <w:r>
-        <w:rPr>
-          <w:rFonts w:ascii="Times New Roman" w:hAnsi="Times New Roman" w:cs="Times New Roman"/>
-          <w:b/>
-        </w:rPr>
-        <w:t>Mahamudul</w:t>
-      </w:r>
-      <w:proofErr w:type="spellEnd"/>
-      <w:r>
-        <w:rPr>
-          <w:rFonts w:ascii="Times New Roman" w:hAnsi="Times New Roman" w:cs="Times New Roman"/>
-          <w:b/>
-        </w:rPr>
-        <w:t xml:space="preserve"> Islam</w:t>
+        <w:t>, Md. Mahamudul Islam</w:t>
       </w:r>
       <w:r>
         <w:rPr>
@@ -176,23 +128,7 @@
           <w:rFonts w:ascii="Times New Roman" w:hAnsi="Times New Roman" w:cs="Times New Roman"/>
           <w:b/>
         </w:rPr>
-        <w:t xml:space="preserve">, </w:t>
-      </w:r>
-      <w:proofErr w:type="spellStart"/>
-      <w:r>
-        <w:rPr>
-          <w:rFonts w:ascii="Times New Roman" w:hAnsi="Times New Roman" w:cs="Times New Roman"/>
-          <w:b/>
-        </w:rPr>
-        <w:t>Sheli</w:t>
-      </w:r>
-      <w:proofErr w:type="spellEnd"/>
-      <w:r>
-        <w:rPr>
-          <w:rFonts w:ascii="Times New Roman" w:hAnsi="Times New Roman" w:cs="Times New Roman"/>
-          <w:b/>
-        </w:rPr>
-        <w:t xml:space="preserve"> Shikdar</w:t>
+        <w:t>, Sheli Shikdar</w:t>
       </w:r>
       <w:r>
         <w:rPr>
@@ -298,23 +234,7 @@
           <w:rFonts w:ascii="Times New Roman" w:hAnsi="Times New Roman" w:cs="Times New Roman"/>
           <w:lang w:val="en-US"/>
         </w:rPr>
-        <w:t xml:space="preserve"> We analyzed cross-sectional data from 4,087 children aged 0–59 months nested within 3,474 households across 670 community clusters. </w:t>
-      </w:r>
-      <w:proofErr w:type="gramStart"/>
-      <w:r>
-        <w:rPr>
-          <w:rFonts w:ascii="Times New Roman" w:hAnsi="Times New Roman" w:cs="Times New Roman"/>
-          <w:lang w:val="en-US"/>
-        </w:rPr>
-        <w:t>Nutritional status was defined by WHO Child Growth Standards</w:t>
-      </w:r>
-      <w:proofErr w:type="gramEnd"/>
-      <w:r>
-        <w:rPr>
-          <w:rFonts w:ascii="Times New Roman" w:hAnsi="Times New Roman" w:cs="Times New Roman"/>
-          <w:lang w:val="en-US"/>
-        </w:rPr>
-        <w:t>. Two-level random-intercept logistic regression models estimated adjusted odds ratios (AORs) and 95% confidence intervals (CIs) while accounting for community clustering.</w:t>
+        <w:t xml:space="preserve"> We analyzed cross-sectional data from 4,087 children aged 0–59 months nested within 3,474 households across 670 community clusters. Nutritional status was defined by WHO Child Growth Standards. Two-level random-intercept logistic regression models estimated adjusted odds ratios (AORs) and 95% confidence intervals (CIs) while accounting for community clustering.</w:t>
       </w:r>
     </w:p>
     <w:p>
@@ -364,23 +284,7 @@
           <w:rFonts w:ascii="Times New Roman" w:hAnsi="Times New Roman" w:cs="Times New Roman"/>
           <w:lang w:val="en-US"/>
         </w:rPr>
-        <w:t xml:space="preserve"> Chronic stunting and underweight operate through cumulative deprivations—including weaning transitions (12–23 months), maternal education, wealth, and community disparities. Conversely, </w:t>
-      </w:r>
-      <w:proofErr w:type="gramStart"/>
-      <w:r>
-        <w:rPr>
-          <w:rFonts w:ascii="Times New Roman" w:hAnsi="Times New Roman" w:cs="Times New Roman"/>
-          <w:lang w:val="en-US"/>
-        </w:rPr>
-        <w:t>acute wasting is driven by proximal maternal and household pressures</w:t>
-      </w:r>
-      <w:proofErr w:type="gramEnd"/>
-      <w:r>
-        <w:rPr>
-          <w:rFonts w:ascii="Times New Roman" w:hAnsi="Times New Roman" w:cs="Times New Roman"/>
-          <w:lang w:val="en-US"/>
-        </w:rPr>
-        <w:t>. Interventions must integrate infant feeding support during the first 1,000 days with investments in female education and poverty reduction.</w:t>
+        <w:t xml:space="preserve"> Chronic stunting and underweight operate through cumulative deprivations—including weaning transitions (12–23 months), maternal education, wealth, and community disparities. Conversely, acute wasting is driven by proximal maternal and household pressures. Interventions must integrate infant feeding support during the first 1,000 days with investments in female education and poverty reduction.</w:t>
       </w:r>
     </w:p>
     <w:p>
@@ -411,23 +315,7 @@
           <w:rFonts w:ascii="Times New Roman" w:hAnsi="Times New Roman" w:cs="Times New Roman"/>
           <w:bCs/>
         </w:rPr>
-        <w:t xml:space="preserve">Child undernutrition; </w:t>
-      </w:r>
-      <w:proofErr w:type="gramStart"/>
-      <w:r>
-        <w:rPr>
-          <w:rFonts w:ascii="Times New Roman" w:hAnsi="Times New Roman" w:cs="Times New Roman"/>
-          <w:bCs/>
-        </w:rPr>
-        <w:t>Multilevel</w:t>
-      </w:r>
-      <w:proofErr w:type="gramEnd"/>
-      <w:r>
-        <w:rPr>
-          <w:rFonts w:ascii="Times New Roman" w:hAnsi="Times New Roman" w:cs="Times New Roman"/>
-          <w:bCs/>
-        </w:rPr>
-        <w:t xml:space="preserve"> analysis; Regional disparity; Maternal education; Socioeconomic inequality; Bangladesh.</w:t>
+        <w:t>Child undernutrition; Multilevel analysis; Regional disparity; Maternal education; Socioeconomic inequality; Bangladesh.</w:t>
       </w:r>
     </w:p>
     <w:bookmarkEnd w:id="0"/>
@@ -477,18 +365,8 @@
           <w:b/>
           <w:lang w:val="en-US"/>
         </w:rPr>
-        <w:t xml:space="preserve">What is already known on this </w:t>
-      </w:r>
-      <w:proofErr w:type="gramStart"/>
-      <w:r>
-        <w:rPr>
-          <w:rFonts w:ascii="Times New Roman" w:hAnsi="Times New Roman" w:cs="Times New Roman"/>
-          <w:b/>
-          <w:lang w:val="en-US"/>
-        </w:rPr>
-        <w:t>topic</w:t>
-      </w:r>
-      <w:proofErr w:type="gramEnd"/>
+        <w:t>What is already known on this topic</w:t>
+      </w:r>
     </w:p>
     <w:p>
       <w:pPr>
@@ -635,25 +513,7 @@
           <w:bCs/>
           <w:lang w:val="en-US"/>
         </w:rPr>
-        <w:t xml:space="preserve">Policy interventions must pair nutrition-specific infant feeding support during the first 1,000 days with broader nutrition-sensitive investments in female education, poverty reduction, and geographically targeted community healthcare in high-burden divisions such as </w:t>
-      </w:r>
-      <w:proofErr w:type="spellStart"/>
-      <w:r>
-        <w:rPr>
-          <w:rFonts w:ascii="Times New Roman" w:hAnsi="Times New Roman" w:cs="Times New Roman"/>
-          <w:bCs/>
-          <w:lang w:val="en-US"/>
-        </w:rPr>
-        <w:t>Mymensingh</w:t>
-      </w:r>
-      <w:proofErr w:type="spellEnd"/>
-      <w:r>
-        <w:rPr>
-          <w:rFonts w:ascii="Times New Roman" w:hAnsi="Times New Roman" w:cs="Times New Roman"/>
-          <w:bCs/>
-          <w:lang w:val="en-US"/>
-        </w:rPr>
-        <w:t>.</w:t>
+        <w:t>Policy interventions must pair nutrition-specific infant feeding support during the first 1,000 days with broader nutrition-sensitive investments in female education, poverty reduction, and geographically targeted community healthcare in high-burden divisions such as Mymensingh.</w:t>
       </w:r>
     </w:p>
     <w:p>
@@ -1246,75 +1106,279 @@
         <w:jc w:val="center"/>
         <w:rPr>
           <w:rFonts w:ascii="Times New Roman" w:hAnsi="Times New Roman" w:cs="Times New Roman"/>
+          <w:bCs/>
+          <w:color w:val="000000"/>
         </w:rPr>
       </w:pPr>
       <w:r>
         <w:rPr>
           <w:rFonts w:ascii="Times New Roman" w:hAnsi="Times New Roman" w:cs="Times New Roman"/>
-          <w:noProof/>
-          <w:lang w:val="en-US"/>
-        </w:rPr>
-        <w:drawing>
-          <wp:inline distT="0" distB="0" distL="0" distR="0" wp14:anchorId="752540AB" wp14:editId="312ED456">
-            <wp:extent cx="4264660" cy="2644032"/>
-            <wp:effectExtent l="0" t="0" r="2540" b="4445"/>
-            <wp:docPr id="8" name="Picture 8"/>
-            <wp:cNvGraphicFramePr>
-              <a:graphicFrameLocks xmlns:a="http://schemas.openxmlformats.org/drawingml/2006/main" noChangeAspect="1"/>
-            </wp:cNvGraphicFramePr>
-            <a:graphic xmlns:a="http://schemas.openxmlformats.org/drawingml/2006/main">
-              <a:graphicData uri="http://schemas.openxmlformats.org/drawingml/2006/picture">
-                <pic:pic xmlns:pic="http://schemas.openxmlformats.org/drawingml/2006/picture">
-                  <pic:nvPicPr>
-                    <pic:cNvPr id="8" name="Figure_1_Trend_Undernutrition_BDHS_LinePlot_n.png"/>
-                    <pic:cNvPicPr/>
-                  </pic:nvPicPr>
-                  <pic:blipFill>
-                    <a:blip r:embed="rId6" cstate="print">
-                      <a:extLst>
-                        <a:ext uri="{28A0092B-C50C-407E-A947-70E740481C1C}">
-                          <a14:useLocalDpi xmlns:a14="http://schemas.microsoft.com/office/drawing/2010/main" val="0"/>
-                        </a:ext>
-                      </a:extLst>
-                    </a:blip>
-                    <a:stretch>
-                      <a:fillRect/>
-                    </a:stretch>
-                  </pic:blipFill>
-                  <pic:spPr>
-                    <a:xfrm>
-                      <a:off x="0" y="0"/>
-                      <a:ext cx="4267201" cy="2645607"/>
-                    </a:xfrm>
-                    <a:prstGeom prst="rect">
-                      <a:avLst/>
-                    </a:prstGeom>
-                  </pic:spPr>
-                </pic:pic>
-              </a:graphicData>
-            </a:graphic>
-          </wp:inline>
-        </w:drawing>
+          <w:b/>
+          <w:bCs/>
+          <w:color w:val="000000"/>
+        </w:rPr>
+        <w:t>Figure 1: Trends in stunting, wasting, and underweight among children under five in Bangladesh, 1996–2022.</w:t>
       </w:r>
     </w:p>
     <w:p>
       <w:pPr>
         <w:spacing w:after="0"/>
-        <w:jc w:val="center"/>
         <w:rPr>
           <w:rFonts w:ascii="Times New Roman" w:hAnsi="Times New Roman" w:cs="Times New Roman"/>
           <w:bCs/>
           <w:color w:val="000000"/>
+          <w:lang w:val="en-US"/>
         </w:rPr>
       </w:pPr>
       <w:r>
         <w:rPr>
           <w:rFonts w:ascii="Times New Roman" w:hAnsi="Times New Roman" w:cs="Times New Roman"/>
-          <w:b/>
           <w:bCs/>
           <w:color w:val="000000"/>
-        </w:rPr>
-        <w:t>Figure 1: Trends in stunting, wasting, and underweight among children under five in Bangladesh, 1996–2022.</w:t>
+          <w:lang w:val="en-US"/>
+        </w:rPr>
+        <w:lastRenderedPageBreak/>
+        <w:t>Maternal education has emerged as one of the most consistent predictors of improved child nutritional ou</w:t>
+      </w:r>
+      <w:r>
+        <w:rPr>
+          <w:rFonts w:ascii="Times New Roman" w:hAnsi="Times New Roman" w:cs="Times New Roman"/>
+          <w:bCs/>
+          <w:color w:val="000000"/>
+          <w:lang w:val="en-US"/>
+        </w:rPr>
+        <w:t xml:space="preserve">tcomes in LMICs </w:t>
+      </w:r>
+      <w:r>
+        <w:rPr>
+          <w:rFonts w:ascii="Times New Roman" w:hAnsi="Times New Roman" w:cs="Times New Roman"/>
+          <w:bCs/>
+          <w:color w:val="000000"/>
+          <w:lang w:val="en-US"/>
+        </w:rPr>
+        <w:fldChar w:fldCharType="begin"/>
+      </w:r>
+      <w:r>
+        <w:rPr>
+          <w:rFonts w:ascii="Times New Roman" w:hAnsi="Times New Roman" w:cs="Times New Roman"/>
+          <w:bCs/>
+          <w:color w:val="000000"/>
+          <w:lang w:val="en-US"/>
+        </w:rPr>
+        <w:instrText xml:space="preserve"> ADDIN ZOTERO_ITEM CSL_CITATION {"citationID":"8LuI6OD3","properties":{"unsorted":false,"formattedCitation":"[10,12,14]","plainCitation":"[10,12,14]","noteIndex":0},"citationItems":[{"id":304,"uris":["http://zotero.org/users/local/oLOhK0TY/items/ZZP9C8IJ"],"itemData":{"id":304,"type":"article-journal","container-title":"BMC Nutrition","DOI":"10.1186/s40795-016-0122-2","ISSN":"2055-0928","issue":"1","journalAbbreviation":"BMC Nutr","language":"en","page":"1","source":"DOI.org (Crossref)","title":"Different forms of malnutrition among under five children in Bangladesh: a cross sectional study on prevalence and determinants","title-short":"Different forms of malnutrition among under five children in Bangladesh","volume":"3","author":[{"family":"Das","given":"Sunanda"},{"family":"Gulshan","given":"Jahida"}],"issued":{"date-parts":[["2017",12]]}}},{"id":308,"uris":["http://zotero.org/users/local/oLOhK0TY/items/HHGYJMTK"],"itemData":{"id":308,"type":"article-journal","abstract":"Abstract\n            \n              Background\n              Child malnutrition still remains a major cause of childhood morbidity and mortality in Bangladesh. This study aims to determine the prevalence and identify the associated risk factors of child malnutrition in Bangladesh using multilevel logistic regression model on data from the Bangladesh Demographic and Health Survey (BDHS), 2014.\n            \n            \n              Methods\n              A total sample of 6965 children aged 0–59 months was extracted from BDHS 2014. We performed descriptive analysis and multilevel generalized linear regression analysis with clustered data structure.\n            \n            \n              Results\n              Our findings show that among children the prevalence of moderate and severe values was respectively: 25 and 12% for stunting; 11 and 3.1% for wasting; 25 and 7.9% for underweight. The probability of stunting increased with age, with highest rate among children aged 36–47 months, which was significantly higher than children aged less than 6 months (OR = 6.71, 95% CI = 4.46, 10.10). Female children are found to be 11% less likely to be stunted than male children (OR = 0.89, 95% CI = 0.78, 1.02). Children with birth interval less than 24 months were significantly more likely to be stunted than children of first birth by 36% (OR = 1.36, 95% CI = 1.11, 1.67). Mothers with a normal BMI were 16% less likely to have children with stunting compared to mothers who are underweight (OR = 0.84, 95% CI = 0.76, 0.93). Other factors which were associated with a higher risk of stunting included parents with lower educational levels, children from the poorest wealth index, and mothers aged less than 20 years as first birth.\n            \n            \n              Conclusion\n              Government and non-government organization should generate effective program to aware women of reproductive age about adverse effect of short birth interval, and to aware parents about standard height and weight according to age and gender of children. Overall, necessary steps may be taken to make people educated and to reduce household wealth inequality to improve nutritional status of children.","container-title":"BMC Nutrition","DOI":"10.1186/s40795-019-0304-9","ISSN":"2055-0928","issue":"1","journalAbbreviation":"BMC Nutr","language":"en","page":"41","source":"DOI.org (Crossref)","title":"Correlates of stunting among under-five children in Bangladesh: a multilevel approach","title-short":"Correlates of stunting among under-five children in Bangladesh","volume":"5","author":[{"family":"Sultana","given":"Papia"},{"family":"Rahman","given":"Md. Mahfuzur"},{"family":"Akter","given":"Jahanara"}],"issued":{"date-parts":[["2019",12]]}}},{"id":312,"uris":["http://zotero.org/users/local/oLOhK0TY/items/JK9D32GJ"],"itemData":{"id":312,"type":"article-journal","abstract":"Abstract\n            \n              Background\n              Over the last two decades, Bangladesh has made progress in reducing the percentage of stunted children under age 5 years from 51% in 2004 to 31% in 2017. Such reduction has created a source for new research to understand its contributing factors. The present study aims to identify such crucial factors which contributed in reducing the percentage of under-five stunting status of children from 2004 to 2017–18.\n            \n            \n              Methods\n              \n                The study used data from the Bangladesh Demographic and Health Surveys (BDHS), conducted in 2004 and in 2017–18, focused on children under-5-years of age (U5). The sample sizes were\n                n\n                 = 6375 children included in the 2004 survey and\n                n\n                 = 8312 children included in the 2017–18 survey. Descriptive analysis and bivariate analysis were conducted for a general characterization of the samples. Logistic regression was used to find out the significant factors contributing to the prevalence of stunting among U5 children. Furthermore, the Fairlie decomposition technique was used to identify the crucial factors that contributed to the reduction of stunting.\n              \n            \n            \n              Results\n              The prevalence of stunting among U5 children has declined significantly, from 49.8 to 30.7% between the two survey periods (2004 and 2017–18). Estimates of decomposition analysis show that overall, the selected variables explained 50.6% of the decrease in the prevalence of stunting. Mother’s characteristics such as age at first birth, education level, working status and BMI (body mass index) status were the primary contributors of this change. Father’s characteristics, such as education explained 9% of this change.\n            \n            \n              Conclusion\n              The results of the study highlight the importance of increasing maternal education and reducing inter-household wealth inequality to improve nutritional status of U5 children. In order to achieve further reduction in stunting, among U5 children in Bangladesh, this paper calls for policymakers to develop effective programs to improve maternal education, raise parental awareness of parents regarding children’s height and weight, and aim to significantly reduce inter-household inequalities.","container-title":"BMC Public Health","DOI":"10.1186/s12889-021-12178-6","ISSN":"1471-2458","issue":"1","journalAbbreviation":"BMC Public Health","language":"en","page":"2101","source":"DOI.org (Crossref)","title":"Factors contributing to the reduction in childhood stunting in Bangladesh: a pooled data analysis from the Bangladesh demographic and health surveys of 2004 and 2017–18","title-short":"Factors contributing to the reduction in childhood stunting in Bangladesh","volume":"21","author":[{"family":"Kumar","given":"Pradeep"},{"family":"Rashmi","given":"Rashmi"},{"family":"Muhammad","given":"T."},{"family":"Srivastava","given":"Shobhit"}],"issued":{"date-parts":[["2021",12]]}}}],"schema":"https://github.com/citation-style-language/schema/raw/master/csl-citation.json"} </w:instrText>
+      </w:r>
+      <w:r>
+        <w:rPr>
+          <w:rFonts w:ascii="Times New Roman" w:hAnsi="Times New Roman" w:cs="Times New Roman"/>
+          <w:bCs/>
+          <w:color w:val="000000"/>
+          <w:lang w:val="en-US"/>
+        </w:rPr>
+        <w:fldChar w:fldCharType="separate"/>
+      </w:r>
+      <w:r>
+        <w:rPr>
+          <w:rFonts w:ascii="Times New Roman" w:hAnsi="Times New Roman" w:cs="Times New Roman"/>
+        </w:rPr>
+        <w:t>[10,12,14]</w:t>
+      </w:r>
+      <w:r>
+        <w:rPr>
+          <w:rFonts w:ascii="Times New Roman" w:hAnsi="Times New Roman" w:cs="Times New Roman"/>
+          <w:bCs/>
+          <w:color w:val="000000"/>
+          <w:lang w:val="en-US"/>
+        </w:rPr>
+        <w:fldChar w:fldCharType="end"/>
+      </w:r>
+      <w:r>
+        <w:rPr>
+          <w:rFonts w:ascii="Times New Roman" w:hAnsi="Times New Roman" w:cs="Times New Roman"/>
+          <w:bCs/>
+          <w:color w:val="000000"/>
+          <w:lang w:val="en-US"/>
+        </w:rPr>
+        <w:t>. Educated mothers are generally more likely to adopt appropriate infant feeding practices, utilize healthcare services, maintain hygienic household environments, and recognize early</w:t>
+      </w:r>
+      <w:r>
+        <w:rPr>
+          <w:rFonts w:ascii="Times New Roman" w:hAnsi="Times New Roman" w:cs="Times New Roman"/>
+          <w:bCs/>
+          <w:color w:val="000000"/>
+          <w:lang w:val="en-US"/>
+        </w:rPr>
+        <w:t xml:space="preserve"> signs of childhood illness </w:t>
+      </w:r>
+      <w:r>
+        <w:rPr>
+          <w:rFonts w:ascii="Times New Roman" w:hAnsi="Times New Roman" w:cs="Times New Roman"/>
+          <w:bCs/>
+          <w:color w:val="000000"/>
+          <w:lang w:val="en-US"/>
+        </w:rPr>
+        <w:fldChar w:fldCharType="begin"/>
+      </w:r>
+      <w:r>
+        <w:rPr>
+          <w:rFonts w:ascii="Times New Roman" w:hAnsi="Times New Roman" w:cs="Times New Roman"/>
+          <w:bCs/>
+          <w:color w:val="000000"/>
+          <w:lang w:val="en-US"/>
+        </w:rPr>
+        <w:instrText xml:space="preserve"> ADDIN ZOTERO_ITEM CSL_CITATION {"citationID":"8lCwN7oz","properties":{"unsorted":false,"formattedCitation":"[15]","plainCitation":"[15]","noteIndex":0},"citationItems":[{"id":316,"uris":["http://zotero.org/users/local/oLOhK0TY/items/379T77VK"],"itemData":{"id":316,"type":"article-journal","container-title":"The Journal of Family Welfare","ISSN":"0022-1074","issue":"2","page":"39–47","title":"Determinants of desired family size and children ever born in Bangladesh","volume":"57","author":[{"family":"Uddin","given":"M. Islam"},{"family":"Bhuyan","given":"K. C."},{"family":"Islam","given":"Syeda Sanjida"}],"issued":{"date-parts":[["2011"]]}}}],"schema":"https://github.com/citation-style-language/schema/raw/master/csl-citation.json"} </w:instrText>
+      </w:r>
+      <w:r>
+        <w:rPr>
+          <w:rFonts w:ascii="Times New Roman" w:hAnsi="Times New Roman" w:cs="Times New Roman"/>
+          <w:bCs/>
+          <w:color w:val="000000"/>
+          <w:lang w:val="en-US"/>
+        </w:rPr>
+        <w:fldChar w:fldCharType="separate"/>
+      </w:r>
+      <w:r>
+        <w:rPr>
+          <w:rFonts w:ascii="Times New Roman" w:hAnsi="Times New Roman" w:cs="Times New Roman"/>
+        </w:rPr>
+        <w:t>[15]</w:t>
+      </w:r>
+      <w:r>
+        <w:rPr>
+          <w:rFonts w:ascii="Times New Roman" w:hAnsi="Times New Roman" w:cs="Times New Roman"/>
+          <w:bCs/>
+          <w:color w:val="000000"/>
+          <w:lang w:val="en-US"/>
+        </w:rPr>
+        <w:fldChar w:fldCharType="end"/>
+      </w:r>
+      <w:r>
+        <w:rPr>
+          <w:rFonts w:ascii="Times New Roman" w:hAnsi="Times New Roman" w:cs="Times New Roman"/>
+          <w:bCs/>
+          <w:color w:val="000000"/>
+          <w:lang w:val="en-US"/>
+        </w:rPr>
+        <w:t>. Similarly, household socioeconomic resources influence dietary adequacy, access to healthcare, and living conditions, collectively shaping child healt</w:t>
+      </w:r>
+      <w:r>
+        <w:rPr>
+          <w:rFonts w:ascii="Times New Roman" w:hAnsi="Times New Roman" w:cs="Times New Roman"/>
+          <w:bCs/>
+          <w:color w:val="000000"/>
+          <w:lang w:val="en-US"/>
+        </w:rPr>
+        <w:t xml:space="preserve">h and nutrition </w:t>
+      </w:r>
+      <w:r>
+        <w:rPr>
+          <w:rFonts w:ascii="Times New Roman" w:hAnsi="Times New Roman" w:cs="Times New Roman"/>
+          <w:bCs/>
+          <w:color w:val="000000"/>
+          <w:lang w:val="en-US"/>
+        </w:rPr>
+        <w:fldChar w:fldCharType="begin"/>
+      </w:r>
+      <w:r>
+        <w:rPr>
+          <w:rFonts w:ascii="Times New Roman" w:hAnsi="Times New Roman" w:cs="Times New Roman"/>
+          <w:bCs/>
+          <w:color w:val="000000"/>
+          <w:lang w:val="en-US"/>
+        </w:rPr>
+        <w:instrText xml:space="preserve"> ADDIN ZOTERO_ITEM CSL_CITATION {"citationID":"Qe2cljKA","properties":{"unsorted":false,"formattedCitation":"[11,16,17]","plainCitation":"[11,16,17]","noteIndex":0},"citationItems":[{"id":306,"uris":["http://zotero.org/users/local/oLOhK0TY/items/TGDCX9UA"],"itemData":{"id":306,"type":"article-journal","abstract":"Abstract\n            \n              Objective:\n              Undernutrition among children under the age of five years is a prevalent global issue, especially in Bangladesh. This study aimed to explore the relationships of household environmental conditions (HECs) with child undernutrition in Bangladesh, with a specific focus on rural–urban variations.\n            \n            \n              Design:\n              We analysed children’s data from the 2017/18 Bangladesh Demographic Health Survey. The outcome variable considered were measures of child undernutrition, including stunting, wasting and underweight. The primary exposure variables considered were indicators of HEC. We used a hierarchical multilevel mixed-effect generalized linear models (GLM) modified with a Poisson regression to explore the association between outcomes and exposures, adjusting for potential confounders.\n            \n            \n              Setting:\n              Nationally representative cross-sectional survey.\n            \n            \n              Participants:\n              8,057 under-5 children.\n            \n            \n              Results:\n              The prevalence of stunting, wasting and underweight in Bangladesh was 31%, 8%, and 22%, respectively, with notable urban–rural variations. Under-5 children who lived in houses constructed with unimproved materials (aRR: 1·17), exposed to household air pollution (aPR: 1·37), had unimproved drinking water sources (aPR: 1·28) or had poor handwashing facilities (aPR: 1·24) had a greater likelihood of stunting compared to their counterparts. Similar associations were observed for underweight. The likelihood of stunting and underweight increased with increasing scores of poor HECs, with variations in the effect size across urban–rural areas.\n            \n            \n              Conclusion:\n              The high prevalence of stunting and underweight in Bangladesh is linked to poor HECs, therefore, integrated approaches should be adopted to address these environmental factors collectively. Policies and programmes should prioritse enhancing housing quality to achieve sustainable improvements in child nutritional outcomes.","container-title":"Public Health Nutrition","DOI":"10.1017/S1368980024002325","ISSN":"1368-9800, 1475-2727","issue":"1","journalAbbreviation":"Public Health Nutr.","language":"en","page":"e3","source":"DOI.org (Crossref)","title":"Child undernutrition and its association with household environmental conditions in Bangladesh","volume":"28","author":[{"family":"Khan","given":"Md Mostaured Ali"},{"family":"Billah","given":"Md Arif"},{"family":"Fatima","given":"Kaniz"},{"family":"Islam","given":"M Mofizul"},{"family":"Sarker","given":"Bidhan Krishna"},{"family":"Khanam","given":"Shimlin Jahan"},{"family":"Banke-Thomas","given":"Aduragbemi"},{"family":"Khan","given":"Md Nuruzzaman"}],"issued":{"date-parts":[["2025"]]}}},{"id":314,"uris":["http://zotero.org/users/local/oLOhK0TY/items/UWI7FQLH"],"itemData":{"id":314,"type":"article-journal","abstract":"Abstract\n            \n              Background\n              Worldwide, a significant number of girls become mothers during adolescence. In Bangladesh, adolescent childbirth is highly prevalent and has adverse effects on children’s health and undernutrition. We aimed to identify the relationship between the undernutrition of children and adolescent motherhood, the factors associated with adolescent mothers’ age at first birth, and to examine the programmatic factors and gaps influencing children’s undernutrition in Bangladesh.\n            \n            \n              Methods\n              We analysed the ‘Bangladesh Demographic and Health Survey’ BDHS-17-18 data and desk review. To examine the factors associated with adolescent motherhood and its impact on child undernutrition, data from 7,643 mother-child pairs were selected. Child stunting, wasting, and underweight were measured according to the World Health Organisation (WHO) median growth guidelines based on z-scores − 2. Univariate, bivariate, simple, and multiple logistic regressions were used for analyse. We followed the systematic procedures for the literature review.\n            \n            \n              Results\n              Approximately, 89% of adolescents aged ≤ 19 years were married and 71% of them gave their first childbirth. Children of adolescent mothers (≤ 19 years) were significantly 1.68 times more wasted (aOR: 1.68; 95% CI: 1.08 to 2.64), 1.37 times more underweight (aOR: 1.37; 95% CI: 1.01 to 1.86) and either form 1.32 times more stunting, wasting or underweight (aOR:1.32; 95% Cl: 1.05 to 1.66) compared to the children of adult mothers (&gt; 19 years) after adjusting potential confounders. The factors associated with mothers’ first childbirth during adolescence were the age gap between husband and wife 5–10 years (aOR: 1.81; 95% Cl: 1.57–2.10) and age gap &gt; 10 years (aOR: 2.41; 95% Cl: 1.96–2.97) compared with the age group &lt; 5 years, and husbands’ education (aOR: 1.29; 95% Cl: 1.04–1.61) compared with the uneducated husbands. In the literature review, we found potential gaps in focusing on the Adolescent Sexual and Reproductive Health (ASRH) program in Bangladesh, from thirty-two programmes only half of them focused on adolescents aged 10–19 years, and eleven programmes focused only on girls.\n            \n            \n              Conclusion\n              Children of adolescent mothers are at risk of wasting, underweight, and any form of undernutrition. For effective policies and interventions in Bangladesh, it is important to emphasise delaying adolescent pregnancy and prioritising child undernutrition.","container-title":"BMC Public Health","DOI":"10.1186/s12889-024-19355-3","ISSN":"1471-2458","issue":"1","journalAbbreviation":"BMC Public Health","language":"en","page":"2200","source":"DOI.org (Crossref)","title":"Understanding the socio-demographic and programmatic factors associated with adolescent motherhood and its association with child undernutrition in Bangladesh","volume":"24","author":[{"family":"Hossain","given":"Md. Alamgir"},{"family":"Das","given":"Novel Chandra"},{"family":"Tariqujjaman","given":"Md."},{"family":"Siddique","given":"Abu Bakkar"},{"family":"Chandrima","given":"Rubaiya Matin"},{"family":"Uddin","given":"Md. Fakhar"},{"family":"Islam","given":"S. M Hasibul"},{"family":"Sayeed","given":"Abu"},{"family":"Ahmed","given":"Anisuddin"},{"family":"Arifeen","given":"Shams El"},{"family":"Mahmood","given":"Hassan Rushekh"},{"family":"Rahman","given":"Ahmed Ehsanur"},{"family":"Hossain","given":"Aniqa Tasnim"}],"issued":{"date-parts":[["2024",8,13]]}}},{"id":317,"uris":["http://zotero.org/users/local/oLOhK0TY/items/N4YG3IYF"],"itemData":{"id":317,"type":"report","publisher":"Scaling Up Nutrition and The World Bank","publisher-place":"Dhaka and Washington, DC","title":"Undernutrition in Bangladesh: A Common Narrative","URL":"https://scalingupnutrition.org/sites/default/files/2021-12/Common-Narrative_BANGLADESH.pdf","author":[{"literal":"World Bank"},{"literal":"UNICEF"},{"literal":"Scaling Up Nutrition (SUN)"}],"issued":{"date-parts":[["2014"]]}}}],"schema":"https://github.com/citation-style-language/schema/raw/master/csl-citation.json"} </w:instrText>
+      </w:r>
+      <w:r>
+        <w:rPr>
+          <w:rFonts w:ascii="Times New Roman" w:hAnsi="Times New Roman" w:cs="Times New Roman"/>
+          <w:bCs/>
+          <w:color w:val="000000"/>
+          <w:lang w:val="en-US"/>
+        </w:rPr>
+        <w:fldChar w:fldCharType="separate"/>
+      </w:r>
+      <w:r>
+        <w:rPr>
+          <w:rFonts w:ascii="Times New Roman" w:hAnsi="Times New Roman" w:cs="Times New Roman"/>
+        </w:rPr>
+        <w:t>[11,16,17]</w:t>
+      </w:r>
+      <w:r>
+        <w:rPr>
+          <w:rFonts w:ascii="Times New Roman" w:hAnsi="Times New Roman" w:cs="Times New Roman"/>
+          <w:bCs/>
+          <w:color w:val="000000"/>
+          <w:lang w:val="en-US"/>
+        </w:rPr>
+        <w:fldChar w:fldCharType="end"/>
+      </w:r>
+      <w:r>
+        <w:rPr>
+          <w:rFonts w:ascii="Times New Roman" w:hAnsi="Times New Roman" w:cs="Times New Roman"/>
+          <w:bCs/>
+          <w:color w:val="000000"/>
+          <w:lang w:val="en-US"/>
+        </w:rPr>
+        <w:t>. However, the relationship between household socioeconomic conditions and child undernutrition is complex and may vary across geographic and community contexts. Rural and socioeconomically marginalized communities frequently experience reduced healthcare accessibility, infrastructural limitations, environmental vulnerability, and limited access to nutrition-related services, thereby increasing the risk of childhood malnutriti</w:t>
+      </w:r>
+      <w:r>
+        <w:rPr>
+          <w:rFonts w:ascii="Times New Roman" w:hAnsi="Times New Roman" w:cs="Times New Roman"/>
+          <w:bCs/>
+          <w:color w:val="000000"/>
+          <w:lang w:val="en-US"/>
+        </w:rPr>
+        <w:t xml:space="preserve">on </w:t>
+      </w:r>
+      <w:r>
+        <w:rPr>
+          <w:rFonts w:ascii="Times New Roman" w:hAnsi="Times New Roman" w:cs="Times New Roman"/>
+          <w:bCs/>
+          <w:color w:val="000000"/>
+          <w:lang w:val="en-US"/>
+        </w:rPr>
+        <w:fldChar w:fldCharType="begin"/>
+      </w:r>
+      <w:r>
+        <w:rPr>
+          <w:rFonts w:ascii="Times New Roman" w:hAnsi="Times New Roman" w:cs="Times New Roman"/>
+          <w:bCs/>
+          <w:color w:val="000000"/>
+          <w:lang w:val="en-US"/>
+        </w:rPr>
+        <w:instrText xml:space="preserve"> ADDIN ZOTERO_ITEM CSL_CITATION {"citationID":"TJtQps8B","properties":{"unsorted":false,"formattedCitation":"[17]","plainCitation":"[17]","noteIndex":0},"citationItems":[{"id":317,"uris":["http://zotero.org/users/local/oLOhK0TY/items/N4YG3IYF"],"itemData":{"id":317,"type":"report","publisher":"Scaling Up Nutrition and The World Bank","publisher-place":"Dhaka and Washington, DC","title":"Undernutrition in Bangladesh: A Common Narrative","URL":"https://scalingupnutrition.org/sites/default/files/2021-12/Common-Narrative_BANGLADESH.pdf","author":[{"literal":"World Bank"},{"literal":"UNICEF"},{"literal":"Scaling Up Nutrition (SUN)"}],"issued":{"date-parts":[["2014"]]}}}],"schema":"https://github.com/citation-style-language/schema/raw/master/csl-citation.json"} </w:instrText>
+      </w:r>
+      <w:r>
+        <w:rPr>
+          <w:rFonts w:ascii="Times New Roman" w:hAnsi="Times New Roman" w:cs="Times New Roman"/>
+          <w:bCs/>
+          <w:color w:val="000000"/>
+          <w:lang w:val="en-US"/>
+        </w:rPr>
+        <w:fldChar w:fldCharType="separate"/>
+      </w:r>
+      <w:r>
+        <w:rPr>
+          <w:rFonts w:ascii="Times New Roman" w:hAnsi="Times New Roman" w:cs="Times New Roman"/>
+        </w:rPr>
+        <w:t>[17]</w:t>
+      </w:r>
+      <w:r>
+        <w:rPr>
+          <w:rFonts w:ascii="Times New Roman" w:hAnsi="Times New Roman" w:cs="Times New Roman"/>
+          <w:bCs/>
+          <w:color w:val="000000"/>
+          <w:lang w:val="en-US"/>
+        </w:rPr>
+        <w:fldChar w:fldCharType="end"/>
+      </w:r>
+      <w:r>
+        <w:rPr>
+          <w:rFonts w:ascii="Times New Roman" w:hAnsi="Times New Roman" w:cs="Times New Roman"/>
+          <w:bCs/>
+          <w:color w:val="000000"/>
+          <w:lang w:val="en-US"/>
+        </w:rPr>
+        <w:t>.</w:t>
       </w:r>
     </w:p>
     <w:p>
@@ -1334,8 +1398,7 @@
           <w:color w:val="000000"/>
           <w:lang w:val="en-US"/>
         </w:rPr>
-        <w:lastRenderedPageBreak/>
-        <w:t>Maternal education has emerged as one of the most consistent predictors of improved child nutritional ou</w:t>
+        <w:t>Importantly, childhood undernutrition is not determined solely by individual or household characteristics but also by contextual and community-level influences. Demographic and Health Survey (DHS) data possess an inherently hierarchical structure in which children are nested within households, and households are nested wit</w:t>
       </w:r>
       <w:r>
         <w:rPr>
@@ -1344,7 +1407,7 @@
           <w:color w:val="000000"/>
           <w:lang w:val="en-US"/>
         </w:rPr>
-        <w:t xml:space="preserve">tcomes in LMICs </w:t>
+        <w:t xml:space="preserve">hin communities or clusters </w:t>
       </w:r>
       <w:r>
         <w:rPr>
@@ -1362,7 +1425,7 @@
           <w:color w:val="000000"/>
           <w:lang w:val="en-US"/>
         </w:rPr>
-        <w:instrText xml:space="preserve"> ADDIN ZOTERO_ITEM CSL_CITATION {"citationID":"8LuI6OD3","properties":{"unsorted":false,"formattedCitation":"[10,12,14]","plainCitation":"[10,12,14]","noteIndex":0},"citationItems":[{"id":304,"uris":["http://zotero.org/users/local/oLOhK0TY/items/ZZP9C8IJ"],"itemData":{"id":304,"type":"article-journal","container-title":"BMC Nutrition","DOI":"10.1186/s40795-016-0122-2","ISSN":"2055-0928","issue":"1","journalAbbreviation":"BMC Nutr","language":"en","page":"1","source":"DOI.org (Crossref)","title":"Different forms of malnutrition among under five children in Bangladesh: a cross sectional study on prevalence and determinants","title-short":"Different forms of malnutrition among under five children in Bangladesh","volume":"3","author":[{"family":"Das","given":"Sunanda"},{"family":"Gulshan","given":"Jahida"}],"issued":{"date-parts":[["2017",12]]}}},{"id":308,"uris":["http://zotero.org/users/local/oLOhK0TY/items/HHGYJMTK"],"itemData":{"id":308,"type":"article-journal","abstract":"Abstract\n            \n              Background\n              Child malnutrition still remains a major cause of childhood morbidity and mortality in Bangladesh. This study aims to determine the prevalence and identify the associated risk factors of child malnutrition in Bangladesh using multilevel logistic regression model on data from the Bangladesh Demographic and Health Survey (BDHS), 2014.\n            \n            \n              Methods\n              A total sample of 6965 children aged 0–59 months was extracted from BDHS 2014. We performed descriptive analysis and multilevel generalized linear regression analysis with clustered data structure.\n            \n            \n              Results\n              Our findings show that among children the prevalence of moderate and severe values was respectively: 25 and 12% for stunting; 11 and 3.1% for wasting; 25 and 7.9% for underweight. The probability of stunting increased with age, with highest rate among children aged 36–47 months, which was significantly higher than children aged less than 6 months (OR = 6.71, 95% CI = 4.46, 10.10). Female children are found to be 11% less likely to be stunted than male children (OR = 0.89, 95% CI = 0.78, 1.02). Children with birth interval less than 24 months were significantly more likely to be stunted than children of first birth by 36% (OR = 1.36, 95% CI = 1.11, 1.67). Mothers with a normal BMI were 16% less likely to have children with stunting compared to mothers who are underweight (OR = 0.84, 95% CI = 0.76, 0.93). Other factors which were associated with a higher risk of stunting included parents with lower educational levels, children from the poorest wealth index, and mothers aged less than 20 years as first birth.\n            \n            \n              Conclusion\n              Government and non-government organization should generate effective program to aware women of reproductive age about adverse effect of short birth interval, and to aware parents about standard height and weight according to age and gender of children. Overall, necessary steps may be taken to make people educated and to reduce household wealth inequality to improve nutritional status of children.","container-title":"BMC Nutrition","DOI":"10.1186/s40795-019-0304-9","ISSN":"2055-0928","issue":"1","journalAbbreviation":"BMC Nutr","language":"en","page":"41","source":"DOI.org (Crossref)","title":"Correlates of stunting among under-five children in Bangladesh: a multilevel approach","title-short":"Correlates of stunting among under-five children in Bangladesh","volume":"5","author":[{"family":"Sultana","given":"Papia"},{"family":"Rahman","given":"Md. Mahfuzur"},{"family":"Akter","given":"Jahanara"}],"issued":{"date-parts":[["2019",12]]}}},{"id":312,"uris":["http://zotero.org/users/local/oLOhK0TY/items/JK9D32GJ"],"itemData":{"id":312,"type":"article-journal","abstract":"Abstract\n            \n              Background\n              Over the last two decades, Bangladesh has made progress in reducing the percentage of stunted children under age 5 years from 51% in 2004 to 31% in 2017. Such reduction has created a source for new research to understand its contributing factors. The present study aims to identify such crucial factors which contributed in reducing the percentage of under-five stunting status of children from 2004 to 2017–18.\n            \n            \n              Methods\n              \n                The study used data from the Bangladesh Demographic and Health Surveys (BDHS), conducted in 2004 and in 2017–18, focused on children under-5-years of age (U5). The sample sizes were\n                n\n                 = 6375 children included in the 2004 survey and\n                n\n                 = 8312 children included in the 2017–18 survey. Descriptive analysis and bivariate analysis were conducted for a general characterization of the samples. Logistic regression was used to find out the significant factors contributing to the prevalence of stunting among U5 children. Furthermore, the Fairlie decomposition technique was used to identify the crucial factors that contributed to the reduction of stunting.\n              \n            \n            \n              Results\n              The prevalence of stunting among U5 children has declined significantly, from 49.8 to 30.7% between the two survey periods (2004 and 2017–18). Estimates of decomposition analysis show that overall, the selected variables explained 50.6% of the decrease in the prevalence of stunting. Mother’s characteristics such as age at first birth, education level, working status and BMI (body mass index) status were the primary contributors of this change. Father’s characteristics, such as education explained 9% of this change.\n            \n            \n              Conclusion\n              The results of the study highlight the importance of increasing maternal education and reducing inter-household wealth inequality to improve nutritional status of U5 children. In order to achieve further reduction in stunting, among U5 children in Bangladesh, this paper calls for policymakers to develop effective programs to improve maternal education, raise parental awareness of parents regarding children’s height and weight, and aim to significantly reduce inter-household inequalities.","container-title":"BMC Public Health","DOI":"10.1186/s12889-021-12178-6","ISSN":"1471-2458","issue":"1","journalAbbreviation":"BMC Public Health","language":"en","page":"2101","source":"DOI.org (Crossref)","title":"Factors contributing to the reduction in childhood stunting in Bangladesh: a pooled data analysis from the Bangladesh demographic and health surveys of 2004 and 2017–18","title-short":"Factors contributing to the reduction in childhood stunting in Bangladesh","volume":"21","author":[{"family":"Kumar","given":"Pradeep"},{"family":"Rashmi","given":"Rashmi"},{"family":"Muhammad","given":"T."},{"family":"Srivastava","given":"Shobhit"}],"issued":{"date-parts":[["2021",12]]}}}],"schema":"https://github.com/citation-style-language/schema/raw/master/csl-citation.json"} </w:instrText>
+        <w:instrText xml:space="preserve"> ADDIN ZOTERO_ITEM CSL_CITATION {"citationID":"BN65rn1T","properties":{"unsorted":false,"formattedCitation":"[18]","plainCitation":"[18]","noteIndex":0},"citationItems":[{"id":"PC22u9ZV/Wyj3do9B","uris":["http://www.mendeley.com/documents/?uuid=1da949b6-4aaa-4d11-b471-f7a3200239f5"],"itemData":{"ISSN":"0143-005X","author":[{"dropping-particle":"","family":"Merlo","given":"Juan","non-dropping-particle":"","parse-names":false,"suffix":""},{"dropping-particle":"","family":"Chaix","given":"Basile","non-dropping-particle":"","parse-names":false,"suffix":""},{"dropping-particle":"","family":"Yang","given":"Min","non-dropping-particle":"","parse-names":false,"suffix":""},{"dropping-particle":"","family":"Lynch","given":"John","non-dropping-particle":"","parse-names":false,"suffix":""},{"dropping-particle":"","family":"Råstam","given":"Lennart","non-dropping-particle":"","parse-names":false,"suffix":""}],"container-title":"Journal of epidemiology and community health","id":"PC22u9ZV/Wyj3do9B","issue":"6","issued":{"date-parts":[["2005"]]},"page":"443-449","publisher":"BMJ Publishing Group Ltd","title":"A brief conceptual tutorial of multilevel analysis in social epidemiology: linking the statistical concept of clustering to the idea of contextual phenomenon","type":"article-journal","volume":"59"}}],"schema":"https://github.com/citation-style-language/schema/raw/master/csl-citation.json"} </w:instrText>
       </w:r>
       <w:r>
         <w:rPr>
@@ -1377,7 +1440,7 @@
         <w:rPr>
           <w:rFonts w:ascii="Times New Roman" w:hAnsi="Times New Roman" w:cs="Times New Roman"/>
         </w:rPr>
-        <w:t>[10,12,14]</w:t>
+        <w:t>[18]</w:t>
       </w:r>
       <w:r>
         <w:rPr>
@@ -1395,7 +1458,7 @@
           <w:color w:val="000000"/>
           <w:lang w:val="en-US"/>
         </w:rPr>
-        <w:t>. Educated mothers are generally more likely to adopt appropriate infant feeding practices, utilize healthcare services, maintain hygienic household environments, and recognize early</w:t>
+        <w:t>. Conventional single-level regression approaches may therefore underestimate standard errors and fail to adequately account for contextual heterog</w:t>
       </w:r>
       <w:r>
         <w:rPr>
@@ -1404,7 +1467,7 @@
           <w:color w:val="000000"/>
           <w:lang w:val="en-US"/>
         </w:rPr>
-        <w:t xml:space="preserve"> signs of childhood illness </w:t>
+        <w:t xml:space="preserve">eneity </w:t>
       </w:r>
       <w:r>
         <w:rPr>
@@ -1422,7 +1485,7 @@
           <w:color w:val="000000"/>
           <w:lang w:val="en-US"/>
         </w:rPr>
-        <w:instrText xml:space="preserve"> ADDIN ZOTERO_ITEM CSL_CITATION {"citationID":"8lCwN7oz","properties":{"unsorted":false,"formattedCitation":"[15]","plainCitation":"[15]","noteIndex":0},"citationItems":[{"id":316,"uris":["http://zotero.org/users/local/oLOhK0TY/items/379T77VK"],"itemData":{"id":316,"type":"article-journal","container-title":"The Journal of Family Welfare","ISSN":"0022-1074","issue":"2","page":"39–47","title":"Determinants of desired family size and children ever born in Bangladesh","volume":"57","author":[{"family":"Uddin","given":"M. Islam"},{"family":"Bhuyan","given":"K. C."},{"family":"Islam","given":"Syeda Sanjida"}],"issued":{"date-parts":[["2011"]]}}}],"schema":"https://github.com/citation-style-language/schema/raw/master/csl-citation.json"} </w:instrText>
+        <w:instrText xml:space="preserve"> ADDIN ZOTERO_ITEM CSL_CITATION {"citationID":"oikmUkQb","properties":{"unsorted":false,"formattedCitation":"[18,19]","plainCitation":"[18,19]","noteIndex":0},"citationItems":[{"id":"PC22u9ZV/Wyj3do9B","uris":["http://www.mendeley.com/documents/?uuid=1da949b6-4aaa-4d11-b471-f7a3200239f5"],"itemData":{"ISSN":"0143-005X","author":[{"dropping-particle":"","family":"Merlo","given":"Juan","non-dropping-particle":"","parse-names":false,"suffix":""},{"dropping-particle":"","family":"Chaix","given":"Basile","non-dropping-particle":"","parse-names":false,"suffix":""},{"dropping-particle":"","family":"Yang","given":"Min","non-dropping-particle":"","parse-names":false,"suffix":""},{"dropping-particle":"","family":"Lynch","given":"John","non-dropping-particle":"","parse-names":false,"suffix":""},{"dropping-particle":"","family":"Råstam","given":"Lennart","non-dropping-particle":"","parse-names":false,"suffix":""}],"container-title":"Journal of epidemiology and community health","id":"PC22u9ZV/Wyj3do9B","issue":"6","issued":{"date-parts":[["2005"]]},"page":"443-449","publisher":"BMJ Publishing Group Ltd","title":"A brief conceptual tutorial of multilevel analysis in social epidemiology: linking the statistical concept of clustering to the idea of contextual phenomenon","type":"article-journal","volume":"59"}},{"id":319,"uris":["http://zotero.org/users/local/oLOhK0TY/items/KLES5DNS"],"itemData":{"id":319,"type":"article-journal","abstract":"Worldwide, ten and a half million children under five die every year, with 98% of these deaths in low- and middle-income countries, including Ethiopia. Undernutrition is a serious public health problem in Ethiopia and children are the most affected segments of the population. This study, therefore, sought to investigate the socio-economic, demographic, health and environmental factors associated with undernutrition among children aged 6–59 months in Ethiopia. Data were obtained from the 2016 Ethiopian Demographic and Health Survey. In this study, anthropometric data (height and weight) and other variables of 9461 children were measured. Descriptive statistics and multilevel logistic regression models were fitted. The descriptive results revealed that about 27.5% of the children aged between 6–59 months were undernourished. Place of residence, employment status of the mother, educational status of the mother, the mother’s nutritional status, age of the child, birth order of children, source of drinking water, diarrhea and fever among children in the two weeks before the survey were the most important factors associated with undernutrition among children aged 6–59 months in Ethiopia. The findings indicate that it is useful to support health care and food security programs in rural areas to directly address food insecurity and undernutrition problems of the poor and exposed communities in rural parts of the country. The education sector must increase mothers’ access to education in all areas to help identify the quality of healthcare and the required attention needed for their children. The health sector should increase their health education programs on the importance of exclusive breastfeeding.","container-title":"Nutrients","DOI":"10.3390/nu13093018","ISSN":"2072-6643","issue":"9","journalAbbreviation":"Nutrients","language":"en","page":"3018","source":"DOI.org (Crossref)","title":"Complex Multilevel Modelling of the Individual, Household and Regional Level Variability in Predictors of Undernutrition among Children Aged 6–59 Months in Ethiopia","volume":"13","author":[{"family":"Chikako","given":"Teshita Uke"},{"family":"Seidu","given":"Abdul-Aziz"},{"family":"Hagan","given":"John Elvis"},{"family":"Ahinkorah","given":"Bright Opoku"}],"issued":{"date-parts":[["2021",8,29]]}}}],"schema":"https://github.com/citation-style-language/schema/raw/master/csl-citation.json"} </w:instrText>
       </w:r>
       <w:r>
         <w:rPr>
@@ -1437,7 +1500,7 @@
         <w:rPr>
           <w:rFonts w:ascii="Times New Roman" w:hAnsi="Times New Roman" w:cs="Times New Roman"/>
         </w:rPr>
-        <w:t>[15]</w:t>
+        <w:t>[18,19]</w:t>
       </w:r>
       <w:r>
         <w:rPr>
@@ -1455,7 +1518,7 @@
           <w:color w:val="000000"/>
           <w:lang w:val="en-US"/>
         </w:rPr>
-        <w:t>. Similarly, household socioeconomic resources influence dietary adequacy, access to healthcare, and living conditions, collectively shaping child healt</w:t>
+        <w:t>. Multilevel modeling approaches are particularly appropriate for analyzing DHS data because they simultaneously estimate individual- and community-level influences while accounting for clustering effects and residual contextual variabilit</w:t>
       </w:r>
       <w:r>
         <w:rPr>
@@ -1464,7 +1527,7 @@
           <w:color w:val="000000"/>
           <w:lang w:val="en-US"/>
         </w:rPr>
-        <w:t xml:space="preserve">h and nutrition </w:t>
+        <w:t xml:space="preserve">y </w:t>
       </w:r>
       <w:r>
         <w:rPr>
@@ -1482,7 +1545,7 @@
           <w:color w:val="000000"/>
           <w:lang w:val="en-US"/>
         </w:rPr>
-        <w:instrText xml:space="preserve"> ADDIN ZOTERO_ITEM CSL_CITATION {"citationID":"Qe2cljKA","properties":{"unsorted":false,"formattedCitation":"[11,16,17]","plainCitation":"[11,16,17]","noteIndex":0},"citationItems":[{"id":306,"uris":["http://zotero.org/users/local/oLOhK0TY/items/TGDCX9UA"],"itemData":{"id":306,"type":"article-journal","abstract":"Abstract\n            \n              Objective:\n              Undernutrition among children under the age of five years is a prevalent global issue, especially in Bangladesh. This study aimed to explore the relationships of household environmental conditions (HECs) with child undernutrition in Bangladesh, with a specific focus on rural–urban variations.\n            \n            \n              Design:\n              We analysed children’s data from the 2017/18 Bangladesh Demographic Health Survey. The outcome variable considered were measures of child undernutrition, including stunting, wasting and underweight. The primary exposure variables considered were indicators of HEC. We used a hierarchical multilevel mixed-effect generalized linear models (GLM) modified with a Poisson regression to explore the association between outcomes and exposures, adjusting for potential confounders.\n            \n            \n              Setting:\n              Nationally representative cross-sectional survey.\n            \n            \n              Participants:\n              8,057 under-5 children.\n            \n            \n              Results:\n              The prevalence of stunting, wasting and underweight in Bangladesh was 31%, 8%, and 22%, respectively, with notable urban–rural variations. Under-5 children who lived in houses constructed with unimproved materials (aRR: 1·17), exposed to household air pollution (aPR: 1·37), had unimproved drinking water sources (aPR: 1·28) or had poor handwashing facilities (aPR: 1·24) had a greater likelihood of stunting compared to their counterparts. Similar associations were observed for underweight. The likelihood of stunting and underweight increased with increasing scores of poor HECs, with variations in the effect size across urban–rural areas.\n            \n            \n              Conclusion:\n              The high prevalence of stunting and underweight in Bangladesh is linked to poor HECs, therefore, integrated approaches should be adopted to address these environmental factors collectively. Policies and programmes should prioritse enhancing housing quality to achieve sustainable improvements in child nutritional outcomes.","container-title":"Public Health Nutrition","DOI":"10.1017/S1368980024002325","ISSN":"1368-9800, 1475-2727","issue":"1","journalAbbreviation":"Public Health Nutr.","language":"en","page":"e3","source":"DOI.org (Crossref)","title":"Child undernutrition and its association with household environmental conditions in Bangladesh","volume":"28","author":[{"family":"Khan","given":"Md Mostaured Ali"},{"family":"Billah","given":"Md Arif"},{"family":"Fatima","given":"Kaniz"},{"family":"Islam","given":"M Mofizul"},{"family":"Sarker","given":"Bidhan Krishna"},{"family":"Khanam","given":"Shimlin Jahan"},{"family":"Banke-Thomas","given":"Aduragbemi"},{"family":"Khan","given":"Md Nuruzzaman"}],"issued":{"date-parts":[["2025"]]}}},{"id":314,"uris":["http://zotero.org/users/local/oLOhK0TY/items/UWI7FQLH"],"itemData":{"id":314,"type":"article-journal","abstract":"Abstract\n            \n              Background\n              Worldwide, a significant number of girls become mothers during adolescence. In Bangladesh, adolescent childbirth is highly prevalent and has adverse effects on children’s health and undernutrition. We aimed to identify the relationship between the undernutrition of children and adolescent motherhood, the factors associated with adolescent mothers’ age at first birth, and to examine the programmatic factors and gaps influencing children’s undernutrition in Bangladesh.\n            \n            \n              Methods\n              We analysed the ‘Bangladesh Demographic and Health Survey’ BDHS-17-18 data and desk review. To examine the factors associated with adolescent motherhood and its impact on child undernutrition, data from 7,643 mother-child pairs were selected. Child stunting, wasting, and underweight were measured according to the World Health Organisation (WHO) median growth guidelines based on z-scores − 2. Univariate, bivariate, simple, and multiple logistic regressions were used for analyse. We followed the systematic procedures for the literature review.\n            \n            \n              Results\n              Approximately, 89% of adolescents aged ≤ 19 years were married and 71% of them gave their first childbirth. Children of adolescent mothers (≤ 19 years) were significantly 1.68 times more wasted (aOR: 1.68; 95% CI: 1.08 to 2.64), 1.37 times more underweight (aOR: 1.37; 95% CI: 1.01 to 1.86) and either form 1.32 times more stunting, wasting or underweight (aOR:1.32; 95% Cl: 1.05 to 1.66) compared to the children of adult mothers (&gt; 19 years) after adjusting potential confounders. The factors associated with mothers’ first childbirth during adolescence were the age gap between husband and wife 5–10 years (aOR: 1.81; 95% Cl: 1.57–2.10) and age gap &gt; 10 years (aOR: 2.41; 95% Cl: 1.96–2.97) compared with the age group &lt; 5 years, and husbands’ education (aOR: 1.29; 95% Cl: 1.04–1.61) compared with the uneducated husbands. In the literature review, we found potential gaps in focusing on the Adolescent Sexual and Reproductive Health (ASRH) program in Bangladesh, from thirty-two programmes only half of them focused on adolescents aged 10–19 years, and eleven programmes focused only on girls.\n            \n            \n              Conclusion\n              Children of adolescent mothers are at risk of wasting, underweight, and any form of undernutrition. For effective policies and interventions in Bangladesh, it is important to emphasise delaying adolescent pregnancy and prioritising child undernutrition.","container-title":"BMC Public Health","DOI":"10.1186/s12889-024-19355-3","ISSN":"1471-2458","issue":"1","journalAbbreviation":"BMC Public Health","language":"en","page":"2200","source":"DOI.org (Crossref)","title":"Understanding the socio-demographic and programmatic factors associated with adolescent motherhood and its association with child undernutrition in Bangladesh","volume":"24","author":[{"family":"Hossain","given":"Md. Alamgir"},{"family":"Das","given":"Novel Chandra"},{"family":"Tariqujjaman","given":"Md."},{"family":"Siddique","given":"Abu Bakkar"},{"family":"Chandrima","given":"Rubaiya Matin"},{"family":"Uddin","given":"Md. Fakhar"},{"family":"Islam","given":"S. M Hasibul"},{"family":"Sayeed","given":"Abu"},{"family":"Ahmed","given":"Anisuddin"},{"family":"Arifeen","given":"Shams El"},{"family":"Mahmood","given":"Hassan Rushekh"},{"family":"Rahman","given":"Ahmed Ehsanur"},{"family":"Hossain","given":"Aniqa Tasnim"}],"issued":{"date-parts":[["2024",8,13]]}}},{"id":317,"uris":["http://zotero.org/users/local/oLOhK0TY/items/N4YG3IYF"],"itemData":{"id":317,"type":"report","publisher":"Scaling Up Nutrition and The World Bank","publisher-place":"Dhaka and Washington, DC","title":"Undernutrition in Bangladesh: A Common Narrative","URL":"https://scalingupnutrition.org/sites/default/files/2021-12/Common-Narrative_BANGLADESH.pdf","author":[{"literal":"World Bank"},{"literal":"UNICEF"},{"literal":"Scaling Up Nutrition (SUN)"}],"issued":{"date-parts":[["2014"]]}}}],"schema":"https://github.com/citation-style-language/schema/raw/master/csl-citation.json"} </w:instrText>
+        <w:instrText xml:space="preserve"> ADDIN ZOTERO_ITEM CSL_CITATION {"citationID":"vI17xQrE","properties":{"unsorted":false,"formattedCitation":"[18\\uc0\\u8211{}21]","plainCitation":"[18–21]","noteIndex":0},"citationItems":[{"id":"PC22u9ZV/Wyj3do9B","uris":["http://www.mendeley.com/documents/?uuid=1da949b6-4aaa-4d11-b471-f7a3200239f5"],"itemData":{"ISSN":"0143-005X","author":[{"dropping-particle":"","family":"Merlo","given":"Juan","non-dropping-particle":"","parse-names":false,"suffix":""},{"dropping-particle":"","family":"Chaix","given":"Basile","non-dropping-particle":"","parse-names":false,"suffix":""},{"dropping-particle":"","family":"Yang","given":"Min","non-dropping-particle":"","parse-names":false,"suffix":""},{"dropping-particle":"","family":"Lynch","given":"John","non-dropping-particle":"","parse-names":false,"suffix":""},{"dropping-particle":"","family":"Råstam","given":"Lennart","non-dropping-particle":"","parse-names":false,"suffix":""}],"container-title":"Journal of epidemiology and community health","id":"PC22u9ZV/Wyj3do9B","issue":"6","issued":{"date-parts":[["2005"]]},"page":"443-449","publisher":"BMJ Publishing Group Ltd","title":"A brief conceptual tutorial of multilevel analysis in social epidemiology: linking the statistical concept of clustering to the idea of contextual phenomenon","type":"article-journal","volume":"59"}},{"id":319,"uris":["http://zotero.org/users/local/oLOhK0TY/items/KLES5DNS"],"itemData":{"id":319,"type":"article-journal","abstract":"Worldwide, ten and a half million children under five die every year, with 98% of these deaths in low- and middle-income countries, including Ethiopia. Undernutrition is a serious public health problem in Ethiopia and children are the most affected segments of the population. This study, therefore, sought to investigate the socio-economic, demographic, health and environmental factors associated with undernutrition among children aged 6–59 months in Ethiopia. Data were obtained from the 2016 Ethiopian Demographic and Health Survey. In this study, anthropometric data (height and weight) and other variables of 9461 children were measured. Descriptive statistics and multilevel logistic regression models were fitted. The descriptive results revealed that about 27.5% of the children aged between 6–59 months were undernourished. Place of residence, employment status of the mother, educational status of the mother, the mother’s nutritional status, age of the child, birth order of children, source of drinking water, diarrhea and fever among children in the two weeks before the survey were the most important factors associated with undernutrition among children aged 6–59 months in Ethiopia. The findings indicate that it is useful to support health care and food security programs in rural areas to directly address food insecurity and undernutrition problems of the poor and exposed communities in rural parts of the country. The education sector must increase mothers’ access to education in all areas to help identify the quality of healthcare and the required attention needed for their children. The health sector should increase their health education programs on the importance of exclusive breastfeeding.","container-title":"Nutrients","DOI":"10.3390/nu13093018","ISSN":"2072-6643","issue":"9","journalAbbreviation":"Nutrients","language":"en","page":"3018","source":"DOI.org (Crossref)","title":"Complex Multilevel Modelling of the Individual, Household and Regional Level Variability in Predictors of Undernutrition among Children Aged 6–59 Months in Ethiopia","volume":"13","author":[{"family":"Chikako","given":"Teshita Uke"},{"family":"Seidu","given":"Abdul-Aziz"},{"family":"Hagan","given":"John Elvis"},{"family":"Ahinkorah","given":"Bright Opoku"}],"issued":{"date-parts":[["2021",8,29]]}}},{"id":321,"uris":["http://zotero.org/users/local/oLOhK0TY/items/U6VEV6QE"],"itemData":{"id":321,"type":"article-journal","abstract":"Abstract\n            Micro-level statistics on child undernutrition are highly prioritized by stakeholders for measuring and monitoring progress on the sustainable development goals. In this regard district-representative data were collected in the Bangladesh Multiple Indicator Cluster Survey 2019 for identifying localised disparities. However, district-level estimates of undernutrition indicators - stunting, wasting and underweight - remain largely unexplored. This study aims to estimate district-level prevalence of these indicators as well as to explore their disparities at sub-national (division) and district level spatio-demographic domains cross-classified by children sex, age-groups, and place of residence. Bayesian multilevel models are developed at the sex-age-residence-district level, accounting for cross-sectional, spatial and spatio-demographic variations. The detailed domain-level predictions are aggregated to higher aggregation levels, which results in numerically consistent and reasonable estimates when compared to the design-based direct estimates. Spatio-demographic distributions of undernutrition indicators indicate south-western districts have lower vulnerability to undernutrition than north-eastern districts, and indicate significant inequalities within and between administrative hierarchies, attributable to child age and place of residence. These disparities in undernutrition at both aggregated and disaggregated spatio-demographic domains can aid policymakers in the social inclusion of the most vulnerable to meet the sustainable development goals by 2030.","container-title":"BMC Public Health","DOI":"10.1186/s12889-022-13170-4","ISSN":"1471-2458","issue":"1","journalAbbreviation":"BMC Public Health","language":"en","page":"1008","source":"DOI.org (Crossref)","title":"Prevalence of child undernutrition measures and their spatio-demographic inequalities in Bangladesh: an application of multilevel Bayesian modelling","title-short":"Prevalence of child undernutrition measures and their spatio-demographic inequalities in Bangladesh","volume":"22","author":[{"family":"Das","given":"Sumonkanti"},{"family":"Baffour","given":"Bernard"},{"family":"Richardson","given":"Alice"}],"issued":{"date-parts":[["2022",12]]}}},{"id":323,"uris":["http://zotero.org/users/local/oLOhK0TY/items/6735693S"],"itemData":{"id":323,"type":"article-journal","container-title":"BMC Medical Research Methodology","DOI":"10.1186/1471-2288-9-49","ISSN":"1471-2288","issue":"1","journalAbbreviation":"BMC Med Res Methodol","language":"en","license":"http://creativecommons.org/licenses/by/2.0","page":"49","source":"DOI.org (Crossref)","title":"Fitting multilevel models in complex survey data with design weights: Recommendations","title-short":"Fitting multilevel models in complex survey data with design weights","volume":"9","author":[{"family":"Carle","given":"Adam C"}],"issued":{"date-parts":[["2009",12]]}}}],"schema":"https://github.com/citation-style-language/schema/raw/master/csl-citation.json"} </w:instrText>
       </w:r>
       <w:r>
         <w:rPr>
@@ -1496,8 +1559,9 @@
       <w:r>
         <w:rPr>
           <w:rFonts w:ascii="Times New Roman" w:hAnsi="Times New Roman" w:cs="Times New Roman"/>
-        </w:rPr>
-        <w:t>[11,16,17]</w:t>
+          <w:szCs w:val="24"/>
+        </w:rPr>
+        <w:t>[18–21]</w:t>
       </w:r>
       <w:r>
         <w:rPr>
@@ -1515,7 +1579,7 @@
           <w:color w:val="000000"/>
           <w:lang w:val="en-US"/>
         </w:rPr>
-        <w:t>. However, the relationship between household socioeconomic conditions and child undernutrition is complex and may vary across geographic and community contexts. Rural and socioeconomically marginalized communities frequently experience reduced healthcare accessibility, infrastructural limitations, environmental vulnerability, and limited access to nutrition-related services, thereby increasing the risk of childhood malnutriti</w:t>
+        <w:t>. Previous multilevel studies conducted in Bangladesh and other LMICs have demonstrated that community-level socioeconomic conditions and regional disparities contribute substantially to childhood nutritional outcomes beyond individual hous</w:t>
       </w:r>
       <w:r>
         <w:rPr>
@@ -1524,7 +1588,7 @@
           <w:color w:val="000000"/>
           <w:lang w:val="en-US"/>
         </w:rPr>
-        <w:t xml:space="preserve">on </w:t>
+        <w:t xml:space="preserve">ehold characteristics </w:t>
       </w:r>
       <w:r>
         <w:rPr>
@@ -1542,7 +1606,7 @@
           <w:color w:val="000000"/>
           <w:lang w:val="en-US"/>
         </w:rPr>
-        <w:instrText xml:space="preserve"> ADDIN ZOTERO_ITEM CSL_CITATION {"citationID":"TJtQps8B","properties":{"unsorted":false,"formattedCitation":"[17]","plainCitation":"[17]","noteIndex":0},"citationItems":[{"id":317,"uris":["http://zotero.org/users/local/oLOhK0TY/items/N4YG3IYF"],"itemData":{"id":317,"type":"report","publisher":"Scaling Up Nutrition and The World Bank","publisher-place":"Dhaka and Washington, DC","title":"Undernutrition in Bangladesh: A Common Narrative","URL":"https://scalingupnutrition.org/sites/default/files/2021-12/Common-Narrative_BANGLADESH.pdf","author":[{"literal":"World Bank"},{"literal":"UNICEF"},{"literal":"Scaling Up Nutrition (SUN)"}],"issued":{"date-parts":[["2014"]]}}}],"schema":"https://github.com/citation-style-language/schema/raw/master/csl-citation.json"} </w:instrText>
+        <w:instrText xml:space="preserve"> ADDIN ZOTERO_ITEM CSL_CITATION {"citationID":"QvEhMgK9","properties":{"unsorted":false,"formattedCitation":"[12,20]","plainCitation":"[12,20]","noteIndex":0},"citationItems":[{"id":308,"uris":["http://zotero.org/users/local/oLOhK0TY/items/HHGYJMTK"],"itemData":{"id":308,"type":"article-journal","abstract":"Abstract\n            \n              Background\n              Child malnutrition still remains a major cause of childhood morbidity and mortality in Bangladesh. This study aims to determine the prevalence and identify the associated risk factors of child malnutrition in Bangladesh using multilevel logistic regression model on data from the Bangladesh Demographic and Health Survey (BDHS), 2014.\n            \n            \n              Methods\n              A total sample of 6965 children aged 0–59 months was extracted from BDHS 2014. We performed descriptive analysis and multilevel generalized linear regression analysis with clustered data structure.\n            \n            \n              Results\n              Our findings show that among children the prevalence of moderate and severe values was respectively: 25 and 12% for stunting; 11 and 3.1% for wasting; 25 and 7.9% for underweight. The probability of stunting increased with age, with highest rate among children aged 36–47 months, which was significantly higher than children aged less than 6 months (OR = 6.71, 95% CI = 4.46, 10.10). Female children are found to be 11% less likely to be stunted than male children (OR = 0.89, 95% CI = 0.78, 1.02). Children with birth interval less than 24 months were significantly more likely to be stunted than children of first birth by 36% (OR = 1.36, 95% CI = 1.11, 1.67). Mothers with a normal BMI were 16% less likely to have children with stunting compared to mothers who are underweight (OR = 0.84, 95% CI = 0.76, 0.93). Other factors which were associated with a higher risk of stunting included parents with lower educational levels, children from the poorest wealth index, and mothers aged less than 20 years as first birth.\n            \n            \n              Conclusion\n              Government and non-government organization should generate effective program to aware women of reproductive age about adverse effect of short birth interval, and to aware parents about standard height and weight according to age and gender of children. Overall, necessary steps may be taken to make people educated and to reduce household wealth inequality to improve nutritional status of children.","container-title":"BMC Nutrition","DOI":"10.1186/s40795-019-0304-9","ISSN":"2055-0928","issue":"1","journalAbbreviation":"BMC Nutr","language":"en","page":"41","source":"DOI.org (Crossref)","title":"Correlates of stunting among under-five children in Bangladesh: a multilevel approach","title-short":"Correlates of stunting among under-five children in Bangladesh","volume":"5","author":[{"family":"Sultana","given":"Papia"},{"family":"Rahman","given":"Md. Mahfuzur"},{"family":"Akter","given":"Jahanara"}],"issued":{"date-parts":[["2019",12]]}}},{"id":321,"uris":["http://zotero.org/users/local/oLOhK0TY/items/U6VEV6QE"],"itemData":{"id":321,"type":"article-journal","abstract":"Abstract\n            Micro-level statistics on child undernutrition are highly prioritized by stakeholders for measuring and monitoring progress on the sustainable development goals. In this regard district-representative data were collected in the Bangladesh Multiple Indicator Cluster Survey 2019 for identifying localised disparities. However, district-level estimates of undernutrition indicators - stunting, wasting and underweight - remain largely unexplored. This study aims to estimate district-level prevalence of these indicators as well as to explore their disparities at sub-national (division) and district level spatio-demographic domains cross-classified by children sex, age-groups, and place of residence. Bayesian multilevel models are developed at the sex-age-residence-district level, accounting for cross-sectional, spatial and spatio-demographic variations. The detailed domain-level predictions are aggregated to higher aggregation levels, which results in numerically consistent and reasonable estimates when compared to the design-based direct estimates. Spatio-demographic distributions of undernutrition indicators indicate south-western districts have lower vulnerability to undernutrition than north-eastern districts, and indicate significant inequalities within and between administrative hierarchies, attributable to child age and place of residence. These disparities in undernutrition at both aggregated and disaggregated spatio-demographic domains can aid policymakers in the social inclusion of the most vulnerable to meet the sustainable development goals by 2030.","container-title":"BMC Public Health","DOI":"10.1186/s12889-022-13170-4","ISSN":"1471-2458","issue":"1","journalAbbreviation":"BMC Public Health","language":"en","page":"1008","source":"DOI.org (Crossref)","title":"Prevalence of child undernutrition measures and their spatio-demographic inequalities in Bangladesh: an application of multilevel Bayesian modelling","title-short":"Prevalence of child undernutrition measures and their spatio-demographic inequalities in Bangladesh","volume":"22","author":[{"family":"Das","given":"Sumonkanti"},{"family":"Baffour","given":"Bernard"},{"family":"Richardson","given":"Alice"}],"issued":{"date-parts":[["2022",12]]}}}],"schema":"https://github.com/citation-style-language/schema/raw/master/csl-citation.json"} </w:instrText>
       </w:r>
       <w:r>
         <w:rPr>
@@ -1557,7 +1621,7 @@
         <w:rPr>
           <w:rFonts w:ascii="Times New Roman" w:hAnsi="Times New Roman" w:cs="Times New Roman"/>
         </w:rPr>
-        <w:t>[17]</w:t>
+        <w:t>[12,20]</w:t>
       </w:r>
       <w:r>
         <w:rPr>
@@ -1595,9 +1659,8 @@
           <w:color w:val="000000"/>
           <w:lang w:val="en-US"/>
         </w:rPr>
-        <w:t xml:space="preserve">Importantly, childhood undernutrition </w:t>
-      </w:r>
-      <w:proofErr w:type="gramStart"/>
+        <w:t>Although several studies have examined childhood undernutrition in Bangladesh using earlier DHS</w:t>
+      </w:r>
       <w:r>
         <w:rPr>
           <w:rFonts w:ascii="Times New Roman" w:hAnsi="Times New Roman" w:cs="Times New Roman"/>
@@ -1605,9 +1668,8 @@
           <w:color w:val="000000"/>
           <w:lang w:val="en-US"/>
         </w:rPr>
-        <w:t>is not determined</w:t>
-      </w:r>
-      <w:proofErr w:type="gramEnd"/>
+        <w:t xml:space="preserve"> dataset </w:t>
+      </w:r>
       <w:r>
         <w:rPr>
           <w:rFonts w:ascii="Times New Roman" w:hAnsi="Times New Roman" w:cs="Times New Roman"/>
@@ -1615,7 +1677,7 @@
           <w:color w:val="000000"/>
           <w:lang w:val="en-US"/>
         </w:rPr>
-        <w:t xml:space="preserve"> solely by individual or household characteristics but also by contextual and community-level influences. Demographic and Health Survey (DHS) data possess an inherently hierarchical structure in which children are nested within households, and households are nested wit</w:t>
+        <w:fldChar w:fldCharType="begin"/>
       </w:r>
       <w:r>
         <w:rPr>
@@ -1624,7 +1686,7 @@
           <w:color w:val="000000"/>
           <w:lang w:val="en-US"/>
         </w:rPr>
-        <w:t xml:space="preserve">hin communities or clusters </w:t>
+        <w:instrText xml:space="preserve"> ADDIN ZOTERO_ITEM CSL_CITATION {"citationID":"BpaUcxkN","properties":{"unsorted":false,"formattedCitation":"[20,22\\uc0\\u8211{}24]","plainCitation":"[20,22–24]","noteIndex":0},"citationItems":[{"id":321,"uris":["http://zotero.org/users/local/oLOhK0TY/items/U6VEV6QE"],"itemData":{"id":321,"type":"article-journal","abstract":"Abstract\n            Micro-level statistics on child undernutrition are highly prioritized by stakeholders for measuring and monitoring progress on the sustainable development goals. In this regard district-representative data were collected in the Bangladesh Multiple Indicator Cluster Survey 2019 for identifying localised disparities. However, district-level estimates of undernutrition indicators - stunting, wasting and underweight - remain largely unexplored. This study aims to estimate district-level prevalence of these indicators as well as to explore their disparities at sub-national (division) and district level spatio-demographic domains cross-classified by children sex, age-groups, and place of residence. Bayesian multilevel models are developed at the sex-age-residence-district level, accounting for cross-sectional, spatial and spatio-demographic variations. The detailed domain-level predictions are aggregated to higher aggregation levels, which results in numerically consistent and reasonable estimates when compared to the design-based direct estimates. Spatio-demographic distributions of undernutrition indicators indicate south-western districts have lower vulnerability to undernutrition than north-eastern districts, and indicate significant inequalities within and between administrative hierarchies, attributable to child age and place of residence. These disparities in undernutrition at both aggregated and disaggregated spatio-demographic domains can aid policymakers in the social inclusion of the most vulnerable to meet the sustainable development goals by 2030.","container-title":"BMC Public Health","DOI":"10.1186/s12889-022-13170-4","ISSN":"1471-2458","issue":"1","journalAbbreviation":"BMC Public Health","language":"en","page":"1008","source":"DOI.org (Crossref)","title":"Prevalence of child undernutrition measures and their spatio-demographic inequalities in Bangladesh: an application of multilevel Bayesian modelling","title-short":"Prevalence of child undernutrition measures and their spatio-demographic inequalities in Bangladesh","volume":"22","author":[{"family":"Das","given":"Sumonkanti"},{"family":"Baffour","given":"Bernard"},{"family":"Richardson","given":"Alice"}],"issued":{"date-parts":[["2022",12]]}}},{"id":332,"uris":["http://zotero.org/users/local/oLOhK0TY/items/2VXECH96"],"itemData":{"id":332,"type":"report","publisher":"Ministry of Health and Family Welfare, Government of Bangladesh","publisher-place":"Dhaka, Bangladesh","title":"National Nutrition Services (NNS) Operational Plan","URL":"https://dghs.gov.bd/","author":[{"literal":"Directorate General of Health Services (DGHS)"}],"issued":{"date-parts":[["2021"]]}}},{"id":325,"uris":["http://zotero.org/users/local/oLOhK0TY/items/IBBRQI98"],"itemData":{"id":325,"type":"book","DOI":"10.1596/32755","language":"en","publisher":"World Bank, Washington, DC","source":"DOI.org (Crossref)","title":"Bangladesh Poverty Assessment: Facing Old and New Frontiers in Poverty Reduction, Volume 2 Background Papers","title-short":"Bangladesh Poverty Assessment","URL":"https://hdl.handle.net/10986/32755","author":[{"literal":"World Bank"}],"accessed":{"date-parts":[["2026",10,27]]},"issued":{"date-parts":[["2019",10,31]]}}},{"id":326,"uris":["http://zotero.org/users/local/oLOhK0TY/items/FNAQSDVP"],"itemData":{"id":326,"type":"article-journal","abstract":"Background\n              Bangladesh has experienced tremendous change in child nutrition over the past few decades, but there are large differences between different regions in progress made. The question is whether continuation of current policies will bring the progress needed to reach national and international targets on child nutrition security.\n            \n            \n              Data and methods\n              \n                Using national data BDHS 1996/97, 2014, and 2017, this study attempts to map such reductions across Bangladesh and to explore the distribution of covariate effects (joint effects) that are associated with childhood stunting over these two periods, overall and by region. The main contribution of this paper is to link observed stunting scores to a household\n                profile\n                . This implies that different variables are evaluated jointly with stunting to assess the likelihood of being associated with stunting.\n              \n            \n            \n              Results\n              \n                Overall, the covariates:\n                ‘Parental levels of education’\n                ,\n                ‘children older than one year old’\n                ,\n                ‘children live in rural area’\n                ,\n                ‘children born at home’\n                formed the country winning profile in 1996/97, whereas parental levels of education disappear in the winning profile for children stunted in 2014. This implies that over the years, Bangladesh has been successful in addressing parental education for long-term reductions in child undernutrition. In addition, the diversity of profiles of households with stunted children increases over time, pointing at successful targeting of policies to increase food security among children over the period. However, in areas where improvements have been insignificant, also the profiles remain stable, indicating a failure of policies to reach the target populations. The analysis for 2017 confirms this picture: the diversity of profiles remains high, with little change in the dominant profiles.\n              \n            \n            \n              Conclusion\n              \n                Further decline in stunting is possible through region specific multipronged interventions, targeting children older than one year among vulnerable groups, in addition with strengthening family planning programs as larger families also have a higher risk to have stunted children. In general, the profiles in 2014 and 2017/18 are much more diverse than in 1996, which can be explained by the relative success of specific targeted policies in some divisions, while being much less successful in other regions. In sum, our results suggest that the challenge lies in the\n                implementation\n                of policies, rather than in the generic approach and assumed theory of change.","container-title":"PLOS ONE","DOI":"10.1371/journal.pone.0278094","ISSN":"1932-6203","issue":"12","journalAbbreviation":"PLoS ONE","language":"en","page":"e0278094","source":"DOI.org (Crossref)","title":"Changes in the determinants and spatial distribution of under-five stunting in Bangladesh: Evidence from Bangladesh Demographic Health Surveys (BDHS) 1996–97, 2014 and 2017/18","title-short":"Changes in the determinants and spatial distribution of under-five stunting in Bangladesh","volume":"17","author":[{"family":"Saha","given":"U. R."},{"family":"Van Wesenbeeck","given":"C. F. A."}],"editor":[{"family":"Bora","given":"Jayanta Kumar"}],"issued":{"date-parts":[["2022",12,1]]}}}],"schema":"https://github.com/citation-style-language/schema/raw/master/csl-citation.json"} </w:instrText>
       </w:r>
       <w:r>
         <w:rPr>
@@ -1633,7 +1695,14 @@
           <w:color w:val="000000"/>
           <w:lang w:val="en-US"/>
         </w:rPr>
-        <w:fldChar w:fldCharType="begin"/>
+        <w:fldChar w:fldCharType="separate"/>
+      </w:r>
+      <w:r>
+        <w:rPr>
+          <w:rFonts w:ascii="Times New Roman" w:hAnsi="Times New Roman" w:cs="Times New Roman"/>
+          <w:szCs w:val="24"/>
+        </w:rPr>
+        <w:t>[20,22–24]</w:t>
       </w:r>
       <w:r>
         <w:rPr>
@@ -1642,7 +1711,7 @@
           <w:color w:val="000000"/>
           <w:lang w:val="en-US"/>
         </w:rPr>
-        <w:instrText xml:space="preserve"> ADDIN ZOTERO_ITEM CSL_CITATION {"citationID":"BN65rn1T","properties":{"unsorted":false,"formattedCitation":"[18]","plainCitation":"[18]","noteIndex":0},"citationItems":[{"id":"PC22u9ZV/Wyj3do9B","uris":["http://www.mendeley.com/documents/?uuid=1da949b6-4aaa-4d11-b471-f7a3200239f5"],"itemData":{"ISSN":"0143-005X","author":[{"dropping-particle":"","family":"Merlo","given":"Juan","non-dropping-particle":"","parse-names":false,"suffix":""},{"dropping-particle":"","family":"Chaix","given":"Basile","non-dropping-particle":"","parse-names":false,"suffix":""},{"dropping-particle":"","family":"Yang","given":"Min","non-dropping-particle":"","parse-names":false,"suffix":""},{"dropping-particle":"","family":"Lynch","given":"John","non-dropping-particle":"","parse-names":false,"suffix":""},{"dropping-particle":"","family":"Råstam","given":"Lennart","non-dropping-particle":"","parse-names":false,"suffix":""}],"container-title":"Journal of epidemiology and community health","id":"PC22u9ZV/Wyj3do9B","issue":"6","issued":{"date-parts":[["2005"]]},"page":"443-449","publisher":"BMJ Publishing Group Ltd","title":"A brief conceptual tutorial of multilevel analysis in social epidemiology: linking the statistical concept of clustering to the idea of contextual phenomenon","type":"article-journal","volume":"59"}}],"schema":"https://github.com/citation-style-language/schema/raw/master/csl-citation.json"} </w:instrText>
+        <w:fldChar w:fldCharType="end"/>
       </w:r>
       <w:r>
         <w:rPr>
@@ -1651,13 +1720,7 @@
           <w:color w:val="000000"/>
           <w:lang w:val="en-US"/>
         </w:rPr>
-        <w:fldChar w:fldCharType="separate"/>
-      </w:r>
-      <w:r>
-        <w:rPr>
-          <w:rFonts w:ascii="Times New Roman" w:hAnsi="Times New Roman" w:cs="Times New Roman"/>
-        </w:rPr>
-        <w:t>[18]</w:t>
+        <w:t xml:space="preserve">, important gaps remain in the current literature. First, relatively limited evidence has utilized the most recent BDHS 2022 data to simultaneously examine stunting, wasting, and underweight within a unified multilevel analytical framework. Recent BDHS 2022 studies have either relied on single-level logistic regressions without decomposing hierarchical clustering </w:t>
       </w:r>
       <w:r>
         <w:rPr>
@@ -1666,7 +1729,7 @@
           <w:color w:val="000000"/>
           <w:lang w:val="en-US"/>
         </w:rPr>
-        <w:fldChar w:fldCharType="end"/>
+        <w:t xml:space="preserve">(e.g., Tamanna et al., 2025 </w:t>
       </w:r>
       <w:r>
         <w:rPr>
@@ -1675,7 +1738,7 @@
           <w:color w:val="000000"/>
           <w:lang w:val="en-US"/>
         </w:rPr>
-        <w:t>. Conventional single-level regression approaches may therefore underestimate standard errors and fail to adequately account for contextual heterog</w:t>
+        <w:fldChar w:fldCharType="begin"/>
       </w:r>
       <w:r>
         <w:rPr>
@@ -1684,7 +1747,7 @@
           <w:color w:val="000000"/>
           <w:lang w:val="en-US"/>
         </w:rPr>
-        <w:t xml:space="preserve">eneity </w:t>
+        <w:instrText xml:space="preserve"> ADDIN ZOTERO_ITEM CSL_CITATION {"citationID":"B4DI12CM","properties":{"unsorted":false,"formattedCitation":"[25]","plainCitation":"[25]","noteIndex":0},"citationItems":[{"id":64,"uris":["http://zotero.org/users/local/oLOhK0TY/items/H4R5B4JC"],"itemData":{"id":64,"type":"article-journal","container-title":"Scientific Reports","DOI":"10.1038/s41598-025-99288-y","ISSN":"2045-2322","issue":"1","journalAbbreviation":"Sci Rep","language":"en","page":"14336","source":"DOI.org (Crossref)","title":"Identifying determinants of malnutrition in under-five children in Bangladesh: insights from the BDHS-2022 cross-sectional study","title-short":"Identifying determinants of malnutrition in under-five children in Bangladesh","volume":"15","author":[{"family":"Tamanna","given":"Tanzila"},{"family":"Mahmud","given":"Shohel"},{"family":"Salma","given":"Nahid"},{"family":"Hossain","given":"Md. Musharraf"},{"family":"Karim","given":"Md. Rezaul"}],"issued":{"date-parts":[["2025",4,24]]}}}],"schema":"https://github.com/citation-style-language/schema/raw/master/csl-citation.json"} </w:instrText>
       </w:r>
       <w:r>
         <w:rPr>
@@ -1693,7 +1756,13 @@
           <w:color w:val="000000"/>
           <w:lang w:val="en-US"/>
         </w:rPr>
-        <w:fldChar w:fldCharType="begin"/>
+        <w:fldChar w:fldCharType="separate"/>
+      </w:r>
+      <w:r>
+        <w:rPr>
+          <w:rFonts w:ascii="Times New Roman" w:hAnsi="Times New Roman" w:cs="Times New Roman"/>
+        </w:rPr>
+        <w:t>[25]</w:t>
       </w:r>
       <w:r>
         <w:rPr>
@@ -1702,7 +1771,7 @@
           <w:color w:val="000000"/>
           <w:lang w:val="en-US"/>
         </w:rPr>
-        <w:instrText xml:space="preserve"> ADDIN ZOTERO_ITEM CSL_CITATION {"citationID":"oikmUkQb","properties":{"unsorted":false,"formattedCitation":"[18,19]","plainCitation":"[18,19]","noteIndex":0},"citationItems":[{"id":"PC22u9ZV/Wyj3do9B","uris":["http://www.mendeley.com/documents/?uuid=1da949b6-4aaa-4d11-b471-f7a3200239f5"],"itemData":{"ISSN":"0143-005X","author":[{"dropping-particle":"","family":"Merlo","given":"Juan","non-dropping-particle":"","parse-names":false,"suffix":""},{"dropping-particle":"","family":"Chaix","given":"Basile","non-dropping-particle":"","parse-names":false,"suffix":""},{"dropping-particle":"","family":"Yang","given":"Min","non-dropping-particle":"","parse-names":false,"suffix":""},{"dropping-particle":"","family":"Lynch","given":"John","non-dropping-particle":"","parse-names":false,"suffix":""},{"dropping-particle":"","family":"Råstam","given":"Lennart","non-dropping-particle":"","parse-names":false,"suffix":""}],"container-title":"Journal of epidemiology and community health","id":"PC22u9ZV/Wyj3do9B","issue":"6","issued":{"date-parts":[["2005"]]},"page":"443-449","publisher":"BMJ Publishing Group Ltd","title":"A brief conceptual tutorial of multilevel analysis in social epidemiology: linking the statistical concept of clustering to the idea of contextual phenomenon","type":"article-journal","volume":"59"}},{"id":319,"uris":["http://zotero.org/users/local/oLOhK0TY/items/KLES5DNS"],"itemData":{"id":319,"type":"article-journal","abstract":"Worldwide, ten and a half million children under five die every year, with 98% of these deaths in low- and middle-income countries, including Ethiopia. Undernutrition is a serious public health problem in Ethiopia and children are the most affected segments of the population. This study, therefore, sought to investigate the socio-economic, demographic, health and environmental factors associated with undernutrition among children aged 6–59 months in Ethiopia. Data were obtained from the 2016 Ethiopian Demographic and Health Survey. In this study, anthropometric data (height and weight) and other variables of 9461 children were measured. Descriptive statistics and multilevel logistic regression models were fitted. The descriptive results revealed that about 27.5% of the children aged between 6–59 months were undernourished. Place of residence, employment status of the mother, educational status of the mother, the mother’s nutritional status, age of the child, birth order of children, source of drinking water, diarrhea and fever among children in the two weeks before the survey were the most important factors associated with undernutrition among children aged 6–59 months in Ethiopia. The findings indicate that it is useful to support health care and food security programs in rural areas to directly address food insecurity and undernutrition problems of the poor and exposed communities in rural parts of the country. The education sector must increase mothers’ access to education in all areas to help identify the quality of healthcare and the required attention needed for their children. The health sector should increase their health education programs on the importance of exclusive breastfeeding.","container-title":"Nutrients","DOI":"10.3390/nu13093018","ISSN":"2072-6643","issue":"9","journalAbbreviation":"Nutrients","language":"en","page":"3018","source":"DOI.org (Crossref)","title":"Complex Multilevel Modelling of the Individual, Household and Regional Level Variability in Predictors of Undernutrition among Children Aged 6–59 Months in Ethiopia","volume":"13","author":[{"family":"Chikako","given":"Teshita Uke"},{"family":"Seidu","given":"Abdul-Aziz"},{"family":"Hagan","given":"John Elvis"},{"family":"Ahinkorah","given":"Bright Opoku"}],"issued":{"date-parts":[["2021",8,29]]}}}],"schema":"https://github.com/citation-style-language/schema/raw/master/csl-citation.json"} </w:instrText>
+        <w:fldChar w:fldCharType="end"/>
       </w:r>
       <w:r>
         <w:rPr>
@@ -1711,13 +1780,7 @@
           <w:color w:val="000000"/>
           <w:lang w:val="en-US"/>
         </w:rPr>
-        <w:fldChar w:fldCharType="separate"/>
-      </w:r>
-      <w:r>
-        <w:rPr>
-          <w:rFonts w:ascii="Times New Roman" w:hAnsi="Times New Roman" w:cs="Times New Roman"/>
-        </w:rPr>
-        <w:t>[18,19]</w:t>
+        <w:t>) or focused primarily on spatial hotspot analysis via Bayesian methods</w:t>
       </w:r>
       <w:r>
         <w:rPr>
@@ -1726,7 +1789,7 @@
           <w:color w:val="000000"/>
           <w:lang w:val="en-US"/>
         </w:rPr>
-        <w:fldChar w:fldCharType="end"/>
+        <w:t xml:space="preserve"> (e.g., Rashid et al., 2026 </w:t>
       </w:r>
       <w:r>
         <w:rPr>
@@ -1735,7 +1798,7 @@
           <w:color w:val="000000"/>
           <w:lang w:val="en-US"/>
         </w:rPr>
-        <w:t>. Multilevel modeling approaches are particularly appropriate for analyzing DHS data because they simultaneously estimate individual- and community-level influences while accounting for clustering effects and residual contextual variabilit</w:t>
+        <w:fldChar w:fldCharType="begin"/>
       </w:r>
       <w:r>
         <w:rPr>
@@ -1744,7 +1807,7 @@
           <w:color w:val="000000"/>
           <w:lang w:val="en-US"/>
         </w:rPr>
-        <w:t xml:space="preserve">y </w:t>
+        <w:instrText xml:space="preserve"> ADDIN ZOTERO_ITEM CSL_CITATION {"citationID":"bNur5OXt","properties":{"unsorted":false,"formattedCitation":"[26]","plainCitation":"[26]","noteIndex":0},"citationItems":[{"id":330,"uris":["http://zotero.org/users/local/oLOhK0TY/items/5FVS8BES"],"itemData":{"id":330,"type":"article-journal","container-title":"BMC Public Health","DOI":"10.1186/s12889-026-26793-8","ISSN":"1471-2458","issue":"1","journalAbbreviation":"BMC Public Health","language":"en","page":"1504","source":"DOI.org (Crossref)","title":"Spatial distribution and predictors of stunting, wasting, and underweight among under-five children in Bangladesh","volume":"26","author":[{"family":"Rashid","given":"Mamunur"},{"family":"Rahman","given":"Mosiur"},{"family":"Siddiqi","given":"Nure Alam"},{"family":"Islam","given":"Reazul"},{"family":"Miah","given":"Sharif"},{"family":"Roy","given":"Tapan Kumar"},{"family":"Rahman","given":"Mostafizur"}],"issued":{"date-parts":[["2026",3,29]]}}}],"schema":"https://github.com/citation-style-language/schema/raw/master/csl-citation.json"} </w:instrText>
       </w:r>
       <w:r>
         <w:rPr>
@@ -1753,7 +1816,13 @@
           <w:color w:val="000000"/>
           <w:lang w:val="en-US"/>
         </w:rPr>
-        <w:fldChar w:fldCharType="begin"/>
+        <w:fldChar w:fldCharType="separate"/>
+      </w:r>
+      <w:r>
+        <w:rPr>
+          <w:rFonts w:ascii="Times New Roman" w:hAnsi="Times New Roman" w:cs="Times New Roman"/>
+        </w:rPr>
+        <w:t>[26]</w:t>
       </w:r>
       <w:r>
         <w:rPr>
@@ -1762,7 +1831,7 @@
           <w:color w:val="000000"/>
           <w:lang w:val="en-US"/>
         </w:rPr>
-        <w:instrText xml:space="preserve"> ADDIN ZOTERO_ITEM CSL_CITATION {"citationID":"vI17xQrE","properties":{"unsorted":false,"formattedCitation":"[18\\uc0\\u8211{}21]","plainCitation":"[18–21]","noteIndex":0},"citationItems":[{"id":"PC22u9ZV/Wyj3do9B","uris":["http://www.mendeley.com/documents/?uuid=1da949b6-4aaa-4d11-b471-f7a3200239f5"],"itemData":{"ISSN":"0143-005X","author":[{"dropping-particle":"","family":"Merlo","given":"Juan","non-dropping-particle":"","parse-names":false,"suffix":""},{"dropping-particle":"","family":"Chaix","given":"Basile","non-dropping-particle":"","parse-names":false,"suffix":""},{"dropping-particle":"","family":"Yang","given":"Min","non-dropping-particle":"","parse-names":false,"suffix":""},{"dropping-particle":"","family":"Lynch","given":"John","non-dropping-particle":"","parse-names":false,"suffix":""},{"dropping-particle":"","family":"Råstam","given":"Lennart","non-dropping-particle":"","parse-names":false,"suffix":""}],"container-title":"Journal of epidemiology and community health","id":"PC22u9ZV/Wyj3do9B","issue":"6","issued":{"date-parts":[["2005"]]},"page":"443-449","publisher":"BMJ Publishing Group Ltd","title":"A brief conceptual tutorial of multilevel analysis in social epidemiology: linking the statistical concept of clustering to the idea of contextual phenomenon","type":"article-journal","volume":"59"}},{"id":319,"uris":["http://zotero.org/users/local/oLOhK0TY/items/KLES5DNS"],"itemData":{"id":319,"type":"article-journal","abstract":"Worldwide, ten and a half million children under five die every year, with 98% of these deaths in low- and middle-income countries, including Ethiopia. Undernutrition is a serious public health problem in Ethiopia and children are the most affected segments of the population. This study, therefore, sought to investigate the socio-economic, demographic, health and environmental factors associated with undernutrition among children aged 6–59 months in Ethiopia. Data were obtained from the 2016 Ethiopian Demographic and Health Survey. In this study, anthropometric data (height and weight) and other variables of 9461 children were measured. Descriptive statistics and multilevel logistic regression models were fitted. The descriptive results revealed that about 27.5% of the children aged between 6–59 months were undernourished. Place of residence, employment status of the mother, educational status of the mother, the mother’s nutritional status, age of the child, birth order of children, source of drinking water, diarrhea and fever among children in the two weeks before the survey were the most important factors associated with undernutrition among children aged 6–59 months in Ethiopia. The findings indicate that it is useful to support health care and food security programs in rural areas to directly address food insecurity and undernutrition problems of the poor and exposed communities in rural parts of the country. The education sector must increase mothers’ access to education in all areas to help identify the quality of healthcare and the required attention needed for their children. The health sector should increase their health education programs on the importance of exclusive breastfeeding.","container-title":"Nutrients","DOI":"10.3390/nu13093018","ISSN":"2072-6643","issue":"9","journalAbbreviation":"Nutrients","language":"en","page":"3018","source":"DOI.org (Crossref)","title":"Complex Multilevel Modelling of the Individual, Household and Regional Level Variability in Predictors of Undernutrition among Children Aged 6–59 Months in Ethiopia","volume":"13","author":[{"family":"Chikako","given":"Teshita Uke"},{"family":"Seidu","given":"Abdul-Aziz"},{"family":"Hagan","given":"John Elvis"},{"family":"Ahinkorah","given":"Bright Opoku"}],"issued":{"date-parts":[["2021",8,29]]}}},{"id":321,"uris":["http://zotero.org/users/local/oLOhK0TY/items/U6VEV6QE"],"itemData":{"id":321,"type":"article-journal","abstract":"Abstract\n            Micro-level statistics on child undernutrition are highly prioritized by stakeholders for measuring and monitoring progress on the sustainable development goals. In this regard district-representative data were collected in the Bangladesh Multiple Indicator Cluster Survey 2019 for identifying localised disparities. However, district-level estimates of undernutrition indicators - stunting, wasting and underweight - remain largely unexplored. This study aims to estimate district-level prevalence of these indicators as well as to explore their disparities at sub-national (division) and district level spatio-demographic domains cross-classified by children sex, age-groups, and place of residence. Bayesian multilevel models are developed at the sex-age-residence-district level, accounting for cross-sectional, spatial and spatio-demographic variations. The detailed domain-level predictions are aggregated to higher aggregation levels, which results in numerically consistent and reasonable estimates when compared to the design-based direct estimates. Spatio-demographic distributions of undernutrition indicators indicate south-western districts have lower vulnerability to undernutrition than north-eastern districts, and indicate significant inequalities within and between administrative hierarchies, attributable to child age and place of residence. These disparities in undernutrition at both aggregated and disaggregated spatio-demographic domains can aid policymakers in the social inclusion of the most vulnerable to meet the sustainable development goals by 2030.","container-title":"BMC Public Health","DOI":"10.1186/s12889-022-13170-4","ISSN":"1471-2458","issue":"1","journalAbbreviation":"BMC Public Health","language":"en","page":"1008","source":"DOI.org (Crossref)","title":"Prevalence of child undernutrition measures and their spatio-demographic inequalities in Bangladesh: an application of multilevel Bayesian modelling","title-short":"Prevalence of child undernutrition measures and their spatio-demographic inequalities in Bangladesh","volume":"22","author":[{"family":"Das","given":"Sumonkanti"},{"family":"Baffour","given":"Bernard"},{"family":"Richardson","given":"Alice"}],"issued":{"date-parts":[["2022",12]]}}},{"id":323,"uris":["http://zotero.org/users/local/oLOhK0TY/items/6735693S"],"itemData":{"id":323,"type":"article-journal","container-title":"BMC Medical Research Methodology","DOI":"10.1186/1471-2288-9-49","ISSN":"1471-2288","issue":"1","journalAbbreviation":"BMC Med Res Methodol","language":"en","license":"http://creativecommons.org/licenses/by/2.0","page":"49","source":"DOI.org (Crossref)","title":"Fitting multilevel models in complex survey data with design weights: Recommendations","title-short":"Fitting multilevel models in complex survey data with design weights","volume":"9","author":[{"family":"Carle","given":"Adam C"}],"issued":{"date-parts":[["2009",12]]}}}],"schema":"https://github.com/citation-style-language/schema/raw/master/csl-citation.json"} </w:instrText>
+        <w:fldChar w:fldCharType="end"/>
       </w:r>
       <w:r>
         <w:rPr>
@@ -1771,14 +1840,7 @@
           <w:color w:val="000000"/>
           <w:lang w:val="en-US"/>
         </w:rPr>
-        <w:fldChar w:fldCharType="separate"/>
-      </w:r>
-      <w:r>
-        <w:rPr>
-          <w:rFonts w:ascii="Times New Roman" w:hAnsi="Times New Roman" w:cs="Times New Roman"/>
-          <w:szCs w:val="24"/>
-        </w:rPr>
-        <w:t>[18–21]</w:t>
+        <w:t>) without detailing variance decomposition across domestic infrastructure and the critical weaning transition within a unified frequentist framework. Second, many previous studies did not incorporate child age alongside birth order and fertility variables into multilevel equations. Third, persistent regional and socioeconomic inequalities in childhood nutritional outcomes warrant updated evidence to guide geographically targeted nutrition interventions and policy re</w:t>
       </w:r>
       <w:r>
         <w:rPr>
@@ -1787,7 +1849,7 @@
           <w:color w:val="000000"/>
           <w:lang w:val="en-US"/>
         </w:rPr>
-        <w:fldChar w:fldCharType="end"/>
+        <w:t xml:space="preserve">sponses in Bangladesh </w:t>
       </w:r>
       <w:r>
         <w:rPr>
@@ -1796,7 +1858,7 @@
           <w:color w:val="000000"/>
           <w:lang w:val="en-US"/>
         </w:rPr>
-        <w:t>. Previous multilevel studies conducted in Bangladesh and other LMICs have demonstrated that community-level socioeconomic conditions and regional disparities contribute substantially to childhood nutritional outcomes beyond individual hous</w:t>
+        <w:fldChar w:fldCharType="begin"/>
       </w:r>
       <w:r>
         <w:rPr>
@@ -1805,7 +1867,7 @@
           <w:color w:val="000000"/>
           <w:lang w:val="en-US"/>
         </w:rPr>
-        <w:t xml:space="preserve">ehold characteristics </w:t>
+        <w:instrText xml:space="preserve"> ADDIN ZOTERO_ITEM CSL_CITATION {"citationID":"uooJWscz","properties":{"unsorted":false,"formattedCitation":"[23,24]","plainCitation":"[23,24]","noteIndex":0},"citationItems":[{"id":325,"uris":["http://zotero.org/users/local/oLOhK0TY/items/IBBRQI98"],"itemData":{"id":325,"type":"book","DOI":"10.1596/32755","language":"en","publisher":"World Bank, Washington, DC","source":"DOI.org (Crossref)","title":"Bangladesh Poverty Assessment: Facing Old and New Frontiers in Poverty Reduction, Volume 2 Background Papers","title-short":"Bangladesh Poverty Assessment","URL":"https://hdl.handle.net/10986/32755","author":[{"literal":"World Bank"}],"accessed":{"date-parts":[["2026",10,27]]},"issued":{"date-parts":[["2019",10,31]]}}},{"id":326,"uris":["http://zotero.org/users/local/oLOhK0TY/items/FNAQSDVP"],"itemData":{"id":326,"type":"article-journal","abstract":"Background\n              Bangladesh has experienced tremendous change in child nutrition over the past few decades, but there are large differences between different regions in progress made. The question is whether continuation of current policies will bring the progress needed to reach national and international targets on child nutrition security.\n            \n            \n              Data and methods\n              \n                Using national data BDHS 1996/97, 2014, and 2017, this study attempts to map such reductions across Bangladesh and to explore the distribution of covariate effects (joint effects) that are associated with childhood stunting over these two periods, overall and by region. The main contribution of this paper is to link observed stunting scores to a household\n                profile\n                . This implies that different variables are evaluated jointly with stunting to assess the likelihood of being associated with stunting.\n              \n            \n            \n              Results\n              \n                Overall, the covariates:\n                ‘Parental levels of education’\n                ,\n                ‘children older than one year old’\n                ,\n                ‘children live in rural area’\n                ,\n                ‘children born at home’\n                formed the country winning profile in 1996/97, whereas parental levels of education disappear in the winning profile for children stunted in 2014. This implies that over the years, Bangladesh has been successful in addressing parental education for long-term reductions in child undernutrition. In addition, the diversity of profiles of households with stunted children increases over time, pointing at successful targeting of policies to increase food security among children over the period. However, in areas where improvements have been insignificant, also the profiles remain stable, indicating a failure of policies to reach the target populations. The analysis for 2017 confirms this picture: the diversity of profiles remains high, with little change in the dominant profiles.\n              \n            \n            \n              Conclusion\n              \n                Further decline in stunting is possible through region specific multipronged interventions, targeting children older than one year among vulnerable groups, in addition with strengthening family planning programs as larger families also have a higher risk to have stunted children. In general, the profiles in 2014 and 2017/18 are much more diverse than in 1996, which can be explained by the relative success of specific targeted policies in some divisions, while being much less successful in other regions. In sum, our results suggest that the challenge lies in the\n                implementation\n                of policies, rather than in the generic approach and assumed theory of change.","container-title":"PLOS ONE","DOI":"10.1371/journal.pone.0278094","ISSN":"1932-6203","issue":"12","journalAbbreviation":"PLoS ONE","language":"en","page":"e0278094","source":"DOI.org (Crossref)","title":"Changes in the determinants and spatial distribution of under-five stunting in Bangladesh: Evidence from Bangladesh Demographic Health Surveys (BDHS) 1996–97, 2014 and 2017/18","title-short":"Changes in the determinants and spatial distribution of under-five stunting in Bangladesh","volume":"17","author":[{"family":"Saha","given":"U. R."},{"family":"Van Wesenbeeck","given":"C. F. A."}],"editor":[{"family":"Bora","given":"Jayanta Kumar"}],"issued":{"date-parts":[["2022",12,1]]}}}],"schema":"https://github.com/citation-style-language/schema/raw/master/csl-citation.json"} </w:instrText>
       </w:r>
       <w:r>
         <w:rPr>
@@ -1814,31 +1876,13 @@
           <w:color w:val="000000"/>
           <w:lang w:val="en-US"/>
         </w:rPr>
-        <w:fldChar w:fldCharType="begin"/>
-      </w:r>
-      <w:r>
-        <w:rPr>
-          <w:rFonts w:ascii="Times New Roman" w:hAnsi="Times New Roman" w:cs="Times New Roman"/>
-          <w:bCs/>
-          <w:color w:val="000000"/>
-          <w:lang w:val="en-US"/>
-        </w:rPr>
-        <w:instrText xml:space="preserve"> ADDIN ZOTERO_ITEM CSL_CITATION {"citationID":"QvEhMgK9","properties":{"unsorted":false,"formattedCitation":"[12,20]","plainCitation":"[12,20]","noteIndex":0},"citationItems":[{"id":308,"uris":["http://zotero.org/users/local/oLOhK0TY/items/HHGYJMTK"],"itemData":{"id":308,"type":"article-journal","abstract":"Abstract\n            \n              Background\n              Child malnutrition still remains a major cause of childhood morbidity and mortality in Bangladesh. This study aims to determine the prevalence and identify the associated risk factors of child malnutrition in Bangladesh using multilevel logistic regression model on data from the Bangladesh Demographic and Health Survey (BDHS), 2014.\n            \n            \n              Methods\n              A total sample of 6965 children aged 0–59 months was extracted from BDHS 2014. We performed descriptive analysis and multilevel generalized linear regression analysis with clustered data structure.\n            \n            \n              Results\n              Our findings show that among children the prevalence of moderate and severe values was respectively: 25 and 12% for stunting; 11 and 3.1% for wasting; 25 and 7.9% for underweight. The probability of stunting increased with age, with highest rate among children aged 36–47 months, which was significantly higher than children aged less than 6 months (OR = 6.71, 95% CI = 4.46, 10.10). Female children are found to be 11% less likely to be stunted than male children (OR = 0.89, 95% CI = 0.78, 1.02). Children with birth interval less than 24 months were significantly more likely to be stunted than children of first birth by 36% (OR = 1.36, 95% CI = 1.11, 1.67). Mothers with a normal BMI were 16% less likely to have children with stunting compared to mothers who are underweight (OR = 0.84, 95% CI = 0.76, 0.93). Other factors which were associated with a higher risk of stunting included parents with lower educational levels, children from the poorest wealth index, and mothers aged less than 20 years as first birth.\n            \n            \n              Conclusion\n              Government and non-government organization should generate effective program to aware women of reproductive age about adverse effect of short birth interval, and to aware parents about standard height and weight according to age and gender of children. Overall, necessary steps may be taken to make people educated and to reduce household wealth inequality to improve nutritional status of children.","container-title":"BMC Nutrition","DOI":"10.1186/s40795-019-0304-9","ISSN":"2055-0928","issue":"1","journalAbbreviation":"BMC Nutr","language":"en","page":"41","source":"DOI.org (Crossref)","title":"Correlates of stunting among under-five children in Bangladesh: a multilevel approach","title-short":"Correlates of stunting among under-five children in Bangladesh","volume":"5","author":[{"family":"Sultana","given":"Papia"},{"family":"Rahman","given":"Md. Mahfuzur"},{"family":"Akter","given":"Jahanara"}],"issued":{"date-parts":[["2019",12]]}}},{"id":321,"uris":["http://zotero.org/users/local/oLOhK0TY/items/U6VEV6QE"],"itemData":{"id":321,"type":"article-journal","abstract":"Abstract\n            Micro-level statistics on child undernutrition are highly prioritized by stakeholders for measuring and monitoring progress on the sustainable development goals. In this regard district-representative data were collected in the Bangladesh Multiple Indicator Cluster Survey 2019 for identifying localised disparities. However, district-level estimates of undernutrition indicators - stunting, wasting and underweight - remain largely unexplored. This study aims to estimate district-level prevalence of these indicators as well as to explore their disparities at sub-national (division) and district level spatio-demographic domains cross-classified by children sex, age-groups, and place of residence. Bayesian multilevel models are developed at the sex-age-residence-district level, accounting for cross-sectional, spatial and spatio-demographic variations. The detailed domain-level predictions are aggregated to higher aggregation levels, which results in numerically consistent and reasonable estimates when compared to the design-based direct estimates. Spatio-demographic distributions of undernutrition indicators indicate south-western districts have lower vulnerability to undernutrition than north-eastern districts, and indicate significant inequalities within and between administrative hierarchies, attributable to child age and place of residence. These disparities in undernutrition at both aggregated and disaggregated spatio-demographic domains can aid policymakers in the social inclusion of the most vulnerable to meet the sustainable development goals by 2030.","container-title":"BMC Public Health","DOI":"10.1186/s12889-022-13170-4","ISSN":"1471-2458","issue":"1","journalAbbreviation":"BMC Public Health","language":"en","page":"1008","source":"DOI.org (Crossref)","title":"Prevalence of child undernutrition measures and their spatio-demographic inequalities in Bangladesh: an application of multilevel Bayesian modelling","title-short":"Prevalence of child undernutrition measures and their spatio-demographic inequalities in Bangladesh","volume":"22","author":[{"family":"Das","given":"Sumonkanti"},{"family":"Baffour","given":"Bernard"},{"family":"Richardson","given":"Alice"}],"issued":{"date-parts":[["2022",12]]}}}],"schema":"https://github.com/citation-style-language/schema/raw/master/csl-citation.json"} </w:instrText>
-      </w:r>
-      <w:r>
-        <w:rPr>
-          <w:rFonts w:ascii="Times New Roman" w:hAnsi="Times New Roman" w:cs="Times New Roman"/>
-          <w:bCs/>
-          <w:color w:val="000000"/>
-          <w:lang w:val="en-US"/>
-        </w:rPr>
         <w:fldChar w:fldCharType="separate"/>
       </w:r>
       <w:r>
         <w:rPr>
           <w:rFonts w:ascii="Times New Roman" w:hAnsi="Times New Roman" w:cs="Times New Roman"/>
         </w:rPr>
-        <w:t>[12,20]</w:t>
+        <w:t>[23,24]</w:t>
       </w:r>
       <w:r>
         <w:rPr>
@@ -1864,11 +1908,18 @@
         <w:spacing w:after="0"/>
         <w:rPr>
           <w:rFonts w:ascii="Times New Roman" w:hAnsi="Times New Roman" w:cs="Times New Roman"/>
+          <w:b/>
+        </w:rPr>
+      </w:pPr>
+      <w:r>
+        <w:rPr>
+          <w:rFonts w:ascii="Times New Roman" w:hAnsi="Times New Roman" w:cs="Times New Roman"/>
           <w:bCs/>
           <w:color w:val="000000"/>
           <w:lang w:val="en-US"/>
         </w:rPr>
-      </w:pPr>
+        <w:t xml:space="preserve">Therefore, this study aimed to examine the prevalence and multilevel determinants of stunting, wasting, and underweight among children under five years of age in Bangladesh using nationally representative BDHS 2022 data. Specifically, this study applied two-level random-intercept multilevel logistic regression models to evaluate child-, maternal-, household-, and community-level factors associated with childhood undernutrition while accounting for the hierarchical clustering of DHS data. By </w:t>
+      </w:r>
       <w:r>
         <w:rPr>
           <w:rFonts w:ascii="Times New Roman" w:hAnsi="Times New Roman" w:cs="Times New Roman"/>
@@ -1876,7 +1927,8 @@
           <w:color w:val="000000"/>
           <w:lang w:val="en-US"/>
         </w:rPr>
-        <w:t>Although several studies have examined childhood undernutrition in Bangladesh using earlier DHS</w:t>
+        <w:lastRenderedPageBreak/>
+        <w:t>identifying the socioeconomic and contextual drivers of nutritional inequality and contrasting chronic versus acute nutritional deficits, the study seeks to provide updated evidence to support integrated nutrition-sensitive and nutrition-specific interventions aimed at reducing childhood undernutrition and narrowing regional disparities in Bangladesh</w:t>
       </w:r>
       <w:r>
         <w:rPr>
@@ -1885,279 +1937,15 @@
           <w:color w:val="000000"/>
           <w:lang w:val="en-US"/>
         </w:rPr>
-        <w:t xml:space="preserve"> dataset </w:t>
+        <w:t>.</w:t>
       </w:r>
       <w:r>
         <w:rPr>
           <w:rFonts w:ascii="Times New Roman" w:hAnsi="Times New Roman" w:cs="Times New Roman"/>
           <w:bCs/>
           <w:color w:val="000000"/>
-          <w:lang w:val="en-US"/>
-        </w:rPr>
-        <w:fldChar w:fldCharType="begin"/>
-      </w:r>
-      <w:r>
-        <w:rPr>
-          <w:rFonts w:ascii="Times New Roman" w:hAnsi="Times New Roman" w:cs="Times New Roman"/>
-          <w:bCs/>
-          <w:color w:val="000000"/>
-          <w:lang w:val="en-US"/>
-        </w:rPr>
-        <w:instrText xml:space="preserve"> ADDIN ZOTERO_ITEM CSL_CITATION {"citationID":"BpaUcxkN","properties":{"unsorted":false,"formattedCitation":"[20,22\\uc0\\u8211{}24]","plainCitation":"[20,22–24]","noteIndex":0},"citationItems":[{"id":321,"uris":["http://zotero.org/users/local/oLOhK0TY/items/U6VEV6QE"],"itemData":{"id":321,"type":"article-journal","abstract":"Abstract\n            Micro-level statistics on child undernutrition are highly prioritized by stakeholders for measuring and monitoring progress on the sustainable development goals. In this regard district-representative data were collected in the Bangladesh Multiple Indicator Cluster Survey 2019 for identifying localised disparities. However, district-level estimates of undernutrition indicators - stunting, wasting and underweight - remain largely unexplored. This study aims to estimate district-level prevalence of these indicators as well as to explore their disparities at sub-national (division) and district level spatio-demographic domains cross-classified by children sex, age-groups, and place of residence. Bayesian multilevel models are developed at the sex-age-residence-district level, accounting for cross-sectional, spatial and spatio-demographic variations. The detailed domain-level predictions are aggregated to higher aggregation levels, which results in numerically consistent and reasonable estimates when compared to the design-based direct estimates. Spatio-demographic distributions of undernutrition indicators indicate south-western districts have lower vulnerability to undernutrition than north-eastern districts, and indicate significant inequalities within and between administrative hierarchies, attributable to child age and place of residence. These disparities in undernutrition at both aggregated and disaggregated spatio-demographic domains can aid policymakers in the social inclusion of the most vulnerable to meet the sustainable development goals by 2030.","container-title":"BMC Public Health","DOI":"10.1186/s12889-022-13170-4","ISSN":"1471-2458","issue":"1","journalAbbreviation":"BMC Public Health","language":"en","page":"1008","source":"DOI.org (Crossref)","title":"Prevalence of child undernutrition measures and their spatio-demographic inequalities in Bangladesh: an application of multilevel Bayesian modelling","title-short":"Prevalence of child undernutrition measures and their spatio-demographic inequalities in Bangladesh","volume":"22","author":[{"family":"Das","given":"Sumonkanti"},{"family":"Baffour","given":"Bernard"},{"family":"Richardson","given":"Alice"}],"issued":{"date-parts":[["2022",12]]}}},{"id":332,"uris":["http://zotero.org/users/local/oLOhK0TY/items/2VXECH96"],"itemData":{"id":332,"type":"report","publisher":"Ministry of Health and Family Welfare, Government of Bangladesh","publisher-place":"Dhaka, Bangladesh","title":"National Nutrition Services (NNS) Operational Plan","URL":"https://dghs.gov.bd/","author":[{"literal":"Directorate General of Health Services (DGHS)"}],"issued":{"date-parts":[["2021"]]}}},{"id":325,"uris":["http://zotero.org/users/local/oLOhK0TY/items/IBBRQI98"],"itemData":{"id":325,"type":"book","DOI":"10.1596/32755","language":"en","publisher":"World Bank, Washington, DC","source":"DOI.org (Crossref)","title":"Bangladesh Poverty Assessment: Facing Old and New Frontiers in Poverty Reduction, Volume 2 Background Papers","title-short":"Bangladesh Poverty Assessment","URL":"https://hdl.handle.net/10986/32755","author":[{"literal":"World Bank"}],"accessed":{"date-parts":[["2026",10,27]]},"issued":{"date-parts":[["2019",10,31]]}}},{"id":326,"uris":["http://zotero.org/users/local/oLOhK0TY/items/FNAQSDVP"],"itemData":{"id":326,"type":"article-journal","abstract":"Background\n              Bangladesh has experienced tremendous change in child nutrition over the past few decades, but there are large differences between different regions in progress made. The question is whether continuation of current policies will bring the progress needed to reach national and international targets on child nutrition security.\n            \n            \n              Data and methods\n              \n                Using national data BDHS 1996/97, 2014, and 2017, this study attempts to map such reductions across Bangladesh and to explore the distribution of covariate effects (joint effects) that are associated with childhood stunting over these two periods, overall and by region. The main contribution of this paper is to link observed stunting scores to a household\n                profile\n                . This implies that different variables are evaluated jointly with stunting to assess the likelihood of being associated with stunting.\n              \n            \n            \n              Results\n              \n                Overall, the covariates:\n                ‘Parental levels of education’\n                ,\n                ‘children older than one year old’\n                ,\n                ‘children live in rural area’\n                ,\n                ‘children born at home’\n                formed the country winning profile in 1996/97, whereas parental levels of education disappear in the winning profile for children stunted in 2014. This implies that over the years, Bangladesh has been successful in addressing parental education for long-term reductions in child undernutrition. In addition, the diversity of profiles of households with stunted children increases over time, pointing at successful targeting of policies to increase food security among children over the period. However, in areas where improvements have been insignificant, also the profiles remain stable, indicating a failure of policies to reach the target populations. The analysis for 2017 confirms this picture: the diversity of profiles remains high, with little change in the dominant profiles.\n              \n            \n            \n              Conclusion\n              \n                Further decline in stunting is possible through region specific multipronged interventions, targeting children older than one year among vulnerable groups, in addition with strengthening family planning programs as larger families also have a higher risk to have stunted children. In general, the profiles in 2014 and 2017/18 are much more diverse than in 1996, which can be explained by the relative success of specific targeted policies in some divisions, while being much less successful in other regions. In sum, our results suggest that the challenge lies in the\n                implementation\n                of policies, rather than in the generic approach and assumed theory of change.","container-title":"PLOS ONE","DOI":"10.1371/journal.pone.0278094","ISSN":"1932-6203","issue":"12","journalAbbreviation":"PLoS ONE","language":"en","page":"e0278094","source":"DOI.org (Crossref)","title":"Changes in the determinants and spatial distribution of under-five stunting in Bangladesh: Evidence from Bangladesh Demographic Health Surveys (BDHS) 1996–97, 2014 and 2017/18","title-short":"Changes in the determinants and spatial distribution of under-five stunting in Bangladesh","volume":"17","author":[{"family":"Saha","given":"U. R."},{"family":"Van Wesenbeeck","given":"C. F. A."}],"editor":[{"family":"Bora","given":"Jayanta Kumar"}],"issued":{"date-parts":[["2022",12,1]]}}}],"schema":"https://github.com/citation-style-language/schema/raw/master/csl-citation.json"} </w:instrText>
-      </w:r>
-      <w:r>
-        <w:rPr>
-          <w:rFonts w:ascii="Times New Roman" w:hAnsi="Times New Roman" w:cs="Times New Roman"/>
-          <w:bCs/>
-          <w:color w:val="000000"/>
-          <w:lang w:val="en-US"/>
-        </w:rPr>
-        <w:fldChar w:fldCharType="separate"/>
-      </w:r>
-      <w:r>
-        <w:rPr>
-          <w:rFonts w:ascii="Times New Roman" w:hAnsi="Times New Roman" w:cs="Times New Roman"/>
-          <w:szCs w:val="24"/>
-        </w:rPr>
-        <w:t>[20,22–24]</w:t>
-      </w:r>
-      <w:r>
-        <w:rPr>
-          <w:rFonts w:ascii="Times New Roman" w:hAnsi="Times New Roman" w:cs="Times New Roman"/>
-          <w:bCs/>
-          <w:color w:val="000000"/>
-          <w:lang w:val="en-US"/>
-        </w:rPr>
-        <w:fldChar w:fldCharType="end"/>
-      </w:r>
-      <w:r>
-        <w:rPr>
-          <w:rFonts w:ascii="Times New Roman" w:hAnsi="Times New Roman" w:cs="Times New Roman"/>
-          <w:bCs/>
-          <w:color w:val="000000"/>
-          <w:lang w:val="en-US"/>
-        </w:rPr>
-        <w:t xml:space="preserve">, important gaps remain in the current literature. First, relatively limited evidence has utilized the most recent BDHS 2022 data </w:t>
-      </w:r>
-      <w:proofErr w:type="gramStart"/>
-      <w:r>
-        <w:rPr>
-          <w:rFonts w:ascii="Times New Roman" w:hAnsi="Times New Roman" w:cs="Times New Roman"/>
-          <w:bCs/>
-          <w:color w:val="000000"/>
-          <w:lang w:val="en-US"/>
-        </w:rPr>
-        <w:t>to simultaneously examine</w:t>
-      </w:r>
-      <w:proofErr w:type="gramEnd"/>
-      <w:r>
-        <w:rPr>
-          <w:rFonts w:ascii="Times New Roman" w:hAnsi="Times New Roman" w:cs="Times New Roman"/>
-          <w:bCs/>
-          <w:color w:val="000000"/>
-          <w:lang w:val="en-US"/>
-        </w:rPr>
-        <w:t xml:space="preserve"> stunting, wasting, and underweight within a unified multilevel analytical framework. Recent BDHS 2022 studies have either relied on single-level logistic regressions without decomposing hierarchical clustering </w:t>
-      </w:r>
-      <w:r>
-        <w:rPr>
-          <w:rFonts w:ascii="Times New Roman" w:hAnsi="Times New Roman" w:cs="Times New Roman"/>
-          <w:bCs/>
-          <w:color w:val="000000"/>
-          <w:lang w:val="en-US"/>
-        </w:rPr>
-        <w:t xml:space="preserve">(e.g., </w:t>
-      </w:r>
-      <w:proofErr w:type="spellStart"/>
-      <w:r>
-        <w:rPr>
-          <w:rFonts w:ascii="Times New Roman" w:hAnsi="Times New Roman" w:cs="Times New Roman"/>
-          <w:bCs/>
-          <w:color w:val="000000"/>
-          <w:lang w:val="en-US"/>
-        </w:rPr>
-        <w:t>Tamanna</w:t>
-      </w:r>
-      <w:proofErr w:type="spellEnd"/>
-      <w:r>
-        <w:rPr>
-          <w:rFonts w:ascii="Times New Roman" w:hAnsi="Times New Roman" w:cs="Times New Roman"/>
-          <w:bCs/>
-          <w:color w:val="000000"/>
-          <w:lang w:val="en-US"/>
-        </w:rPr>
-        <w:t xml:space="preserve"> et al., 2025 </w:t>
-      </w:r>
-      <w:r>
-        <w:rPr>
-          <w:rFonts w:ascii="Times New Roman" w:hAnsi="Times New Roman" w:cs="Times New Roman"/>
-          <w:bCs/>
-          <w:color w:val="000000"/>
-          <w:lang w:val="en-US"/>
-        </w:rPr>
-        <w:fldChar w:fldCharType="begin"/>
-      </w:r>
-      <w:r>
-        <w:rPr>
-          <w:rFonts w:ascii="Times New Roman" w:hAnsi="Times New Roman" w:cs="Times New Roman"/>
-          <w:bCs/>
-          <w:color w:val="000000"/>
-          <w:lang w:val="en-US"/>
-        </w:rPr>
-        <w:instrText xml:space="preserve"> ADDIN ZOTERO_ITEM CSL_CITATION {"citationID":"B4DI12CM","properties":{"unsorted":false,"formattedCitation":"[25]","plainCitation":"[25]","noteIndex":0},"citationItems":[{"id":64,"uris":["http://zotero.org/users/local/oLOhK0TY/items/H4R5B4JC"],"itemData":{"id":64,"type":"article-journal","container-title":"Scientific Reports","DOI":"10.1038/s41598-025-99288-y","ISSN":"2045-2322","issue":"1","journalAbbreviation":"Sci Rep","language":"en","page":"14336","source":"DOI.org (Crossref)","title":"Identifying determinants of malnutrition in under-five children in Bangladesh: insights from the BDHS-2022 cross-sectional study","title-short":"Identifying determinants of malnutrition in under-five children in Bangladesh","volume":"15","author":[{"family":"Tamanna","given":"Tanzila"},{"family":"Mahmud","given":"Shohel"},{"family":"Salma","given":"Nahid"},{"family":"Hossain","given":"Md. Musharraf"},{"family":"Karim","given":"Md. Rezaul"}],"issued":{"date-parts":[["2025",4,24]]}}}],"schema":"https://github.com/citation-style-language/schema/raw/master/csl-citation.json"} </w:instrText>
-      </w:r>
-      <w:r>
-        <w:rPr>
-          <w:rFonts w:ascii="Times New Roman" w:hAnsi="Times New Roman" w:cs="Times New Roman"/>
-          <w:bCs/>
-          <w:color w:val="000000"/>
-          <w:lang w:val="en-US"/>
-        </w:rPr>
-        <w:fldChar w:fldCharType="separate"/>
-      </w:r>
-      <w:r>
-        <w:rPr>
-          <w:rFonts w:ascii="Times New Roman" w:hAnsi="Times New Roman" w:cs="Times New Roman"/>
-        </w:rPr>
-        <w:t>[25]</w:t>
-      </w:r>
-      <w:r>
-        <w:rPr>
-          <w:rFonts w:ascii="Times New Roman" w:hAnsi="Times New Roman" w:cs="Times New Roman"/>
-          <w:bCs/>
-          <w:color w:val="000000"/>
-          <w:lang w:val="en-US"/>
-        </w:rPr>
-        <w:fldChar w:fldCharType="end"/>
-      </w:r>
-      <w:r>
-        <w:rPr>
-          <w:rFonts w:ascii="Times New Roman" w:hAnsi="Times New Roman" w:cs="Times New Roman"/>
-          <w:bCs/>
-          <w:color w:val="000000"/>
-          <w:lang w:val="en-US"/>
-        </w:rPr>
-        <w:t>) or focused primarily on spatial hotspot analysis via Bayesian methods</w:t>
-      </w:r>
-      <w:r>
-        <w:rPr>
-          <w:rFonts w:ascii="Times New Roman" w:hAnsi="Times New Roman" w:cs="Times New Roman"/>
-          <w:bCs/>
-          <w:color w:val="000000"/>
-          <w:lang w:val="en-US"/>
-        </w:rPr>
-        <w:t xml:space="preserve"> (e.g., Rashid et al., 2026 </w:t>
-      </w:r>
-      <w:r>
-        <w:rPr>
-          <w:rFonts w:ascii="Times New Roman" w:hAnsi="Times New Roman" w:cs="Times New Roman"/>
-          <w:bCs/>
-          <w:color w:val="000000"/>
-          <w:lang w:val="en-US"/>
-        </w:rPr>
-        <w:fldChar w:fldCharType="begin"/>
-      </w:r>
-      <w:r>
-        <w:rPr>
-          <w:rFonts w:ascii="Times New Roman" w:hAnsi="Times New Roman" w:cs="Times New Roman"/>
-          <w:bCs/>
-          <w:color w:val="000000"/>
-          <w:lang w:val="en-US"/>
-        </w:rPr>
-        <w:instrText xml:space="preserve"> ADDIN ZOTERO_ITEM CSL_CITATION {"citationID":"bNur5OXt","properties":{"unsorted":false,"formattedCitation":"[26]","plainCitation":"[26]","noteIndex":0},"citationItems":[{"id":330,"uris":["http://zotero.org/users/local/oLOhK0TY/items/5FVS8BES"],"itemData":{"id":330,"type":"article-journal","container-title":"BMC Public Health","DOI":"10.1186/s12889-026-26793-8","ISSN":"1471-2458","issue":"1","journalAbbreviation":"BMC Public Health","language":"en","page":"1504","source":"DOI.org (Crossref)","title":"Spatial distribution and predictors of stunting, wasting, and underweight among under-five children in Bangladesh","volume":"26","author":[{"family":"Rashid","given":"Mamunur"},{"family":"Rahman","given":"Mosiur"},{"family":"Siddiqi","given":"Nure Alam"},{"family":"Islam","given":"Reazul"},{"family":"Miah","given":"Sharif"},{"family":"Roy","given":"Tapan Kumar"},{"family":"Rahman","given":"Mostafizur"}],"issued":{"date-parts":[["2026",3,29]]}}}],"schema":"https://github.com/citation-style-language/schema/raw/master/csl-citation.json"} </w:instrText>
-      </w:r>
-      <w:r>
-        <w:rPr>
-          <w:rFonts w:ascii="Times New Roman" w:hAnsi="Times New Roman" w:cs="Times New Roman"/>
-          <w:bCs/>
-          <w:color w:val="000000"/>
-          <w:lang w:val="en-US"/>
-        </w:rPr>
-        <w:fldChar w:fldCharType="separate"/>
-      </w:r>
-      <w:r>
-        <w:rPr>
-          <w:rFonts w:ascii="Times New Roman" w:hAnsi="Times New Roman" w:cs="Times New Roman"/>
-        </w:rPr>
-        <w:t>[26]</w:t>
-      </w:r>
-      <w:r>
-        <w:rPr>
-          <w:rFonts w:ascii="Times New Roman" w:hAnsi="Times New Roman" w:cs="Times New Roman"/>
-          <w:bCs/>
-          <w:color w:val="000000"/>
-          <w:lang w:val="en-US"/>
-        </w:rPr>
-        <w:fldChar w:fldCharType="end"/>
-      </w:r>
-      <w:r>
-        <w:rPr>
-          <w:rFonts w:ascii="Times New Roman" w:hAnsi="Times New Roman" w:cs="Times New Roman"/>
-          <w:bCs/>
-          <w:color w:val="000000"/>
-          <w:lang w:val="en-US"/>
-        </w:rPr>
-        <w:t>) without detailing variance decomposition across domestic infrastructure and the critical weaning transition within a unified frequentist framework. Second, many previous studies did not incorporate child age alongside birth order and fertility variables into multilevel equations. Third, persistent regional and socioeconomic inequalities in childhood nutritional outcomes warrant updated evidence to guide geographically targeted nutrition interventions and policy re</w:t>
-      </w:r>
-      <w:r>
-        <w:rPr>
-          <w:rFonts w:ascii="Times New Roman" w:hAnsi="Times New Roman" w:cs="Times New Roman"/>
-          <w:bCs/>
-          <w:color w:val="000000"/>
-          <w:lang w:val="en-US"/>
-        </w:rPr>
-        <w:t xml:space="preserve">sponses in Bangladesh </w:t>
-      </w:r>
-      <w:r>
-        <w:rPr>
-          <w:rFonts w:ascii="Times New Roman" w:hAnsi="Times New Roman" w:cs="Times New Roman"/>
-          <w:bCs/>
-          <w:color w:val="000000"/>
-          <w:lang w:val="en-US"/>
-        </w:rPr>
-        <w:fldChar w:fldCharType="begin"/>
-      </w:r>
-      <w:r>
-        <w:rPr>
-          <w:rFonts w:ascii="Times New Roman" w:hAnsi="Times New Roman" w:cs="Times New Roman"/>
-          <w:bCs/>
-          <w:color w:val="000000"/>
-          <w:lang w:val="en-US"/>
-        </w:rPr>
-        <w:instrText xml:space="preserve"> ADDIN ZOTERO_ITEM CSL_CITATION {"citationID":"uooJWscz","properties":{"unsorted":false,"formattedCitation":"[23,24]","plainCitation":"[23,24]","noteIndex":0},"citationItems":[{"id":325,"uris":["http://zotero.org/users/local/oLOhK0TY/items/IBBRQI98"],"itemData":{"id":325,"type":"book","DOI":"10.1596/32755","language":"en","publisher":"World Bank, Washington, DC","source":"DOI.org (Crossref)","title":"Bangladesh Poverty Assessment: Facing Old and New Frontiers in Poverty Reduction, Volume 2 Background Papers","title-short":"Bangladesh Poverty Assessment","URL":"https://hdl.handle.net/10986/32755","author":[{"literal":"World Bank"}],"accessed":{"date-parts":[["2026",10,27]]},"issued":{"date-parts":[["2019",10,31]]}}},{"id":326,"uris":["http://zotero.org/users/local/oLOhK0TY/items/FNAQSDVP"],"itemData":{"id":326,"type":"article-journal","abstract":"Background\n              Bangladesh has experienced tremendous change in child nutrition over the past few decades, but there are large differences between different regions in progress made. The question is whether continuation of current policies will bring the progress needed to reach national and international targets on child nutrition security.\n            \n            \n              Data and methods\n              \n                Using national data BDHS 1996/97, 2014, and 2017, this study attempts to map such reductions across Bangladesh and to explore the distribution of covariate effects (joint effects) that are associated with childhood stunting over these two periods, overall and by region. The main contribution of this paper is to link observed stunting scores to a household\n                profile\n                . This implies that different variables are evaluated jointly with stunting to assess the likelihood of being associated with stunting.\n              \n            \n            \n              Results\n              \n                Overall, the covariates:\n                ‘Parental levels of education’\n                ,\n                ‘children older than one year old’\n                ,\n                ‘children live in rural area’\n                ,\n                ‘children born at home’\n                formed the country winning profile in 1996/97, whereas parental levels of education disappear in the winning profile for children stunted in 2014. This implies that over the years, Bangladesh has been successful in addressing parental education for long-term reductions in child undernutrition. In addition, the diversity of profiles of households with stunted children increases over time, pointing at successful targeting of policies to increase food security among children over the period. However, in areas where improvements have been insignificant, also the profiles remain stable, indicating a failure of policies to reach the target populations. The analysis for 2017 confirms this picture: the diversity of profiles remains high, with little change in the dominant profiles.\n              \n            \n            \n              Conclusion\n              \n                Further decline in stunting is possible through region specific multipronged interventions, targeting children older than one year among vulnerable groups, in addition with strengthening family planning programs as larger families also have a higher risk to have stunted children. In general, the profiles in 2014 and 2017/18 are much more diverse than in 1996, which can be explained by the relative success of specific targeted policies in some divisions, while being much less successful in other regions. In sum, our results suggest that the challenge lies in the\n                implementation\n                of policies, rather than in the generic approach and assumed theory of change.","container-title":"PLOS ONE","DOI":"10.1371/journal.pone.0278094","ISSN":"1932-6203","issue":"12","journalAbbreviation":"PLoS ONE","language":"en","page":"e0278094","source":"DOI.org (Crossref)","title":"Changes in the determinants and spatial distribution of under-five stunting in Bangladesh: Evidence from Bangladesh Demographic Health Surveys (BDHS) 1996–97, 2014 and 2017/18","title-short":"Changes in the determinants and spatial distribution of under-five stunting in Bangladesh","volume":"17","author":[{"family":"Saha","given":"U. R."},{"family":"Van Wesenbeeck","given":"C. F. A."}],"editor":[{"family":"Bora","given":"Jayanta Kumar"}],"issued":{"date-parts":[["2022",12,1]]}}}],"schema":"https://github.com/citation-style-language/schema/raw/master/csl-citation.json"} </w:instrText>
-      </w:r>
-      <w:r>
-        <w:rPr>
-          <w:rFonts w:ascii="Times New Roman" w:hAnsi="Times New Roman" w:cs="Times New Roman"/>
-          <w:bCs/>
-          <w:color w:val="000000"/>
-          <w:lang w:val="en-US"/>
-        </w:rPr>
-        <w:fldChar w:fldCharType="separate"/>
-      </w:r>
-      <w:r>
-        <w:rPr>
-          <w:rFonts w:ascii="Times New Roman" w:hAnsi="Times New Roman" w:cs="Times New Roman"/>
-        </w:rPr>
-        <w:t>[23,24]</w:t>
-      </w:r>
-      <w:r>
-        <w:rPr>
-          <w:rFonts w:ascii="Times New Roman" w:hAnsi="Times New Roman" w:cs="Times New Roman"/>
-          <w:bCs/>
-          <w:color w:val="000000"/>
-          <w:lang w:val="en-US"/>
-        </w:rPr>
-        <w:fldChar w:fldCharType="end"/>
-      </w:r>
-      <w:r>
-        <w:rPr>
-          <w:rFonts w:ascii="Times New Roman" w:hAnsi="Times New Roman" w:cs="Times New Roman"/>
-          <w:bCs/>
-          <w:color w:val="000000"/>
-          <w:lang w:val="en-US"/>
-        </w:rPr>
-        <w:t>.</w:t>
+        </w:rPr>
+        <w:t xml:space="preserve">  </w:t>
       </w:r>
     </w:p>
     <w:p>
@@ -2165,44 +1953,14 @@
         <w:spacing w:after="0"/>
         <w:rPr>
           <w:rFonts w:ascii="Times New Roman" w:hAnsi="Times New Roman" w:cs="Times New Roman"/>
+        </w:rPr>
+      </w:pPr>
+      <w:r>
+        <w:rPr>
+          <w:rFonts w:ascii="Times New Roman" w:hAnsi="Times New Roman" w:cs="Times New Roman"/>
           <w:b/>
         </w:rPr>
-      </w:pPr>
-      <w:r>
-        <w:rPr>
-          <w:rFonts w:ascii="Times New Roman" w:hAnsi="Times New Roman" w:cs="Times New Roman"/>
-          <w:bCs/>
-          <w:color w:val="000000"/>
-          <w:lang w:val="en-US"/>
-        </w:rPr>
-        <w:t xml:space="preserve">Therefore, this study aimed to examine the prevalence and multilevel determinants of stunting, wasting, and underweight among children under five years of age in Bangladesh using nationally representative BDHS 2022 data. Specifically, this study applied two-level random-intercept multilevel logistic regression models to evaluate child-, maternal-, household-, and community-level factors associated with childhood undernutrition while accounting for the hierarchical clustering of DHS data. By </w:t>
-      </w:r>
-      <w:r>
-        <w:rPr>
-          <w:rFonts w:ascii="Times New Roman" w:hAnsi="Times New Roman" w:cs="Times New Roman"/>
-          <w:bCs/>
-          <w:color w:val="000000"/>
-          <w:lang w:val="en-US"/>
-        </w:rPr>
-        <w:lastRenderedPageBreak/>
-        <w:t>identifying the socioeconomic and contextual drivers of nutritional inequality and contrasting chronic versus acute nutritional deficits, the study seeks to provide updated evidence to support integrated nutrition-sensitive and nutrition-specific interventions aimed at reducing childhood undernutrition and narrowing regional disparities in Bangladesh</w:t>
-      </w:r>
-      <w:r>
-        <w:rPr>
-          <w:rFonts w:ascii="Times New Roman" w:hAnsi="Times New Roman" w:cs="Times New Roman"/>
-          <w:bCs/>
-          <w:color w:val="000000"/>
-          <w:lang w:val="en-US"/>
-        </w:rPr>
-        <w:t>.</w:t>
-      </w:r>
-      <w:r>
-        <w:rPr>
-          <w:rFonts w:ascii="Times New Roman" w:hAnsi="Times New Roman" w:cs="Times New Roman"/>
-          <w:bCs/>
-          <w:color w:val="000000"/>
-        </w:rPr>
-        <w:t xml:space="preserve">  </w:t>
+        <w:t>Methods</w:t>
       </w:r>
     </w:p>
     <w:p>
@@ -2210,6 +1968,7 @@
         <w:spacing w:after="0"/>
         <w:rPr>
           <w:rFonts w:ascii="Times New Roman" w:hAnsi="Times New Roman" w:cs="Times New Roman"/>
+          <w:b/>
         </w:rPr>
       </w:pPr>
       <w:r>
@@ -2217,7 +1976,29 @@
           <w:rFonts w:ascii="Times New Roman" w:hAnsi="Times New Roman" w:cs="Times New Roman"/>
           <w:b/>
         </w:rPr>
-        <w:t>Methods</w:t>
+        <w:t>Study Design</w:t>
+      </w:r>
+      <w:r>
+        <w:rPr>
+          <w:rFonts w:ascii="Times New Roman" w:hAnsi="Times New Roman" w:cs="Times New Roman"/>
+          <w:b/>
+        </w:rPr>
+        <w:t>,</w:t>
+      </w:r>
+      <w:r>
+        <w:rPr>
+          <w:rFonts w:ascii="Times New Roman" w:hAnsi="Times New Roman" w:cs="Times New Roman"/>
+          <w:b/>
+        </w:rPr>
+        <w:t xml:space="preserve"> </w:t>
+      </w:r>
+      <w:r>
+        <w:rPr>
+          <w:rFonts w:ascii="Times New Roman" w:hAnsi="Times New Roman" w:cs="Times New Roman"/>
+          <w:b/>
+          <w:lang w:val="en-US"/>
+        </w:rPr>
+        <w:t>Sampling, and Analytical Sample</w:t>
       </w:r>
     </w:p>
     <w:p>
@@ -2225,37 +2006,111 @@
         <w:spacing w:after="0"/>
         <w:rPr>
           <w:rFonts w:ascii="Times New Roman" w:hAnsi="Times New Roman" w:cs="Times New Roman"/>
-          <w:b/>
+          <w:lang w:val="en-US"/>
         </w:rPr>
       </w:pPr>
       <w:r>
         <w:rPr>
           <w:rFonts w:ascii="Times New Roman" w:hAnsi="Times New Roman" w:cs="Times New Roman"/>
-          <w:b/>
-        </w:rPr>
-        <w:t>Study Design</w:t>
-      </w:r>
-      <w:r>
-        <w:rPr>
-          <w:rFonts w:ascii="Times New Roman" w:hAnsi="Times New Roman" w:cs="Times New Roman"/>
-          <w:b/>
-        </w:rPr>
-        <w:t>,</w:t>
-      </w:r>
-      <w:r>
-        <w:rPr>
-          <w:rFonts w:ascii="Times New Roman" w:hAnsi="Times New Roman" w:cs="Times New Roman"/>
-          <w:b/>
-        </w:rPr>
-        <w:t xml:space="preserve"> </w:t>
-      </w:r>
-      <w:r>
-        <w:rPr>
-          <w:rFonts w:ascii="Times New Roman" w:hAnsi="Times New Roman" w:cs="Times New Roman"/>
-          <w:b/>
-          <w:lang w:val="en-US"/>
-        </w:rPr>
-        <w:t>Sampling, and Analytical Sample</w:t>
+          <w:lang w:val="en-US"/>
+        </w:rPr>
+        <w:t>This study utilized secondary data from the 2022 Bangladesh Demographic and Health Survey (BDHS 2022), a nationally representative cross-sectional household survey conducted under the global Demographic and Health Survey (DHS) Program. The survey was implemented by the National Institute of Population Research and Training (NIPORT), Bangladesh, in collabor</w:t>
+      </w:r>
+      <w:r>
+        <w:rPr>
+          <w:rFonts w:ascii="Times New Roman" w:hAnsi="Times New Roman" w:cs="Times New Roman"/>
+          <w:lang w:val="en-US"/>
+        </w:rPr>
+        <w:t xml:space="preserve">ation with ICF International </w:t>
+      </w:r>
+      <w:r>
+        <w:rPr>
+          <w:rFonts w:ascii="Times New Roman" w:hAnsi="Times New Roman" w:cs="Times New Roman"/>
+          <w:lang w:val="en-US"/>
+        </w:rPr>
+        <w:fldChar w:fldCharType="begin"/>
+      </w:r>
+      <w:r>
+        <w:rPr>
+          <w:rFonts w:ascii="Times New Roman" w:hAnsi="Times New Roman" w:cs="Times New Roman"/>
+          <w:lang w:val="en-US"/>
+        </w:rPr>
+        <w:instrText xml:space="preserve"> ADDIN ZOTERO_ITEM CSL_CITATION {"citationID":"aHsnBRvH","properties":{"unsorted":false,"formattedCitation":"[9]","plainCitation":"[9]","noteIndex":0},"citationItems":[{"id":303,"uris":["http://zotero.org/users/local/oLOhK0TY/items/GY5YGL9C"],"itemData":{"id":303,"type":"report","publisher":"NIPORT and ICF","publisher-place":"Dhaka, Bangladesh, and Rockville, Maryland, USA","title":"Bangladesh Demographic and Health Survey 2022: Final Report","URL":"https://dhsprogram.com/publications/publication-fr383-dhs-final-reports.cfm","author":[{"literal":"National Institute of Population Research and Training (NIPORT)"},{"literal":"Mitra and Associates"},{"literal":"ICF"}],"issued":{"date-parts":[["2024"]]}}}],"schema":"https://github.com/citation-style-language/schema/raw/master/csl-citation.json"} </w:instrText>
+      </w:r>
+      <w:r>
+        <w:rPr>
+          <w:rFonts w:ascii="Times New Roman" w:hAnsi="Times New Roman" w:cs="Times New Roman"/>
+          <w:lang w:val="en-US"/>
+        </w:rPr>
+        <w:fldChar w:fldCharType="separate"/>
+      </w:r>
+      <w:r>
+        <w:rPr>
+          <w:rFonts w:ascii="Times New Roman" w:hAnsi="Times New Roman" w:cs="Times New Roman"/>
+        </w:rPr>
+        <w:t>[9]</w:t>
+      </w:r>
+      <w:r>
+        <w:rPr>
+          <w:rFonts w:ascii="Times New Roman" w:hAnsi="Times New Roman" w:cs="Times New Roman"/>
+          <w:lang w:val="en-US"/>
+        </w:rPr>
+        <w:fldChar w:fldCharType="end"/>
+      </w:r>
+      <w:r>
+        <w:rPr>
+          <w:rFonts w:ascii="Times New Roman" w:hAnsi="Times New Roman" w:cs="Times New Roman"/>
+          <w:lang w:val="en-US"/>
+        </w:rPr>
+        <w:t>. The BDHS 2022 employed a two-stage stratified cluster sampling design based on the national population census sampling frame. In the first stage, 675 enumeration areas (EAs; 273 urban and 438 rural) were selected with probability proportional to cluster size; 674 EAs were successfully surveyed (one rural EA was inaccessible due to flooding). In the second stage, households were systematically sampled within each selected cluster, from which 30,330 households were selected, 25,481 occupied households interviewed, and 30,078 ever-married women aged 15–49 ye</w:t>
+      </w:r>
+      <w:r>
+        <w:rPr>
+          <w:rFonts w:ascii="Times New Roman" w:hAnsi="Times New Roman" w:cs="Times New Roman"/>
+          <w:lang w:val="en-US"/>
+        </w:rPr>
+        <w:t xml:space="preserve">ars successfully interviewed </w:t>
+      </w:r>
+      <w:r>
+        <w:rPr>
+          <w:rFonts w:ascii="Times New Roman" w:hAnsi="Times New Roman" w:cs="Times New Roman"/>
+          <w:lang w:val="en-US"/>
+        </w:rPr>
+        <w:fldChar w:fldCharType="begin"/>
+      </w:r>
+      <w:r>
+        <w:rPr>
+          <w:rFonts w:ascii="Times New Roman" w:hAnsi="Times New Roman" w:cs="Times New Roman"/>
+          <w:lang w:val="en-US"/>
+        </w:rPr>
+        <w:instrText xml:space="preserve"> ADDIN ZOTERO_ITEM CSL_CITATION {"citationID":"YyRsA1ud","properties":{"unsorted":false,"formattedCitation":"[9]","plainCitation":"[9]","noteIndex":0},"citationItems":[{"id":303,"uris":["http://zotero.org/users/local/oLOhK0TY/items/GY5YGL9C"],"itemData":{"id":303,"type":"report","publisher":"NIPORT and ICF","publisher-place":"Dhaka, Bangladesh, and Rockville, Maryland, USA","title":"Bangladesh Demographic and Health Survey 2022: Final Report","URL":"https://dhsprogram.com/publications/publication-fr383-dhs-final-reports.cfm","author":[{"literal":"National Institute of Population Research and Training (NIPORT)"},{"literal":"Mitra and Associates"},{"literal":"ICF"}],"issued":{"date-parts":[["2024"]]}}}],"schema":"https://github.com/citation-style-language/schema/raw/master/csl-citation.json"} </w:instrText>
+      </w:r>
+      <w:r>
+        <w:rPr>
+          <w:rFonts w:ascii="Times New Roman" w:hAnsi="Times New Roman" w:cs="Times New Roman"/>
+          <w:lang w:val="en-US"/>
+        </w:rPr>
+        <w:fldChar w:fldCharType="separate"/>
+      </w:r>
+      <w:r>
+        <w:rPr>
+          <w:rFonts w:ascii="Times New Roman" w:hAnsi="Times New Roman" w:cs="Times New Roman"/>
+        </w:rPr>
+        <w:t>[9]</w:t>
+      </w:r>
+      <w:r>
+        <w:rPr>
+          <w:rFonts w:ascii="Times New Roman" w:hAnsi="Times New Roman" w:cs="Times New Roman"/>
+          <w:lang w:val="en-US"/>
+        </w:rPr>
+        <w:fldChar w:fldCharType="end"/>
+      </w:r>
+      <w:r>
+        <w:rPr>
+          <w:rFonts w:ascii="Times New Roman" w:hAnsi="Times New Roman" w:cs="Times New Roman"/>
+          <w:lang w:val="en-US"/>
+        </w:rPr>
+        <w:t>.</w:t>
       </w:r>
     </w:p>
     <w:p>
@@ -2263,6 +2118,7 @@
         <w:spacing w:after="0"/>
         <w:rPr>
           <w:rFonts w:ascii="Times New Roman" w:hAnsi="Times New Roman" w:cs="Times New Roman"/>
+          <w:bCs/>
           <w:lang w:val="en-US"/>
         </w:rPr>
       </w:pPr>
@@ -2271,14 +2127,14 @@
           <w:rFonts w:ascii="Times New Roman" w:hAnsi="Times New Roman" w:cs="Times New Roman"/>
           <w:lang w:val="en-US"/>
         </w:rPr>
-        <w:t>This study utilized secondary data from the 2022 Bangladesh Demographic and Health Survey (BDHS 2022), a nationally representative cross-sectional household survey conducted under the global Demographic and Health Survey (DHS) Program. The survey was implemented by the National Institute of Population Research and Training (NIPORT), Bangladesh, in collabor</w:t>
-      </w:r>
-      <w:r>
-        <w:rPr>
-          <w:rFonts w:ascii="Times New Roman" w:hAnsi="Times New Roman" w:cs="Times New Roman"/>
-          <w:lang w:val="en-US"/>
-        </w:rPr>
-        <w:t xml:space="preserve">ation with ICF International </w:t>
+        <w:t>A total of 8,784 live births occurred to interviewed women during the five years preceding the survey. In accordance with standardized DHS measurement procedures, anthropometric measurements (height and weight) were obtained from eligible children under five ye</w:t>
+      </w:r>
+      <w:r>
+        <w:rPr>
+          <w:rFonts w:ascii="Times New Roman" w:hAnsi="Times New Roman" w:cs="Times New Roman"/>
+          <w:lang w:val="en-US"/>
+        </w:rPr>
+        <w:t xml:space="preserve">ars of age </w:t>
       </w:r>
       <w:r>
         <w:rPr>
@@ -2292,7 +2148,7 @@
           <w:rFonts w:ascii="Times New Roman" w:hAnsi="Times New Roman" w:cs="Times New Roman"/>
           <w:lang w:val="en-US"/>
         </w:rPr>
-        <w:instrText xml:space="preserve"> ADDIN ZOTERO_ITEM CSL_CITATION {"citationID":"aHsnBRvH","properties":{"unsorted":false,"formattedCitation":"[9]","plainCitation":"[9]","noteIndex":0},"citationItems":[{"id":303,"uris":["http://zotero.org/users/local/oLOhK0TY/items/GY5YGL9C"],"itemData":{"id":303,"type":"report","publisher":"NIPORT and ICF","publisher-place":"Dhaka, Bangladesh, and Rockville, Maryland, USA","title":"Bangladesh Demographic and Health Survey 2022: Final Report","URL":"https://dhsprogram.com/publications/publication-fr383-dhs-final-reports.cfm","author":[{"literal":"National Institute of Population Research and Training (NIPORT)"},{"literal":"Mitra and Associates"},{"literal":"ICF"}],"issued":{"date-parts":[["2024"]]}}}],"schema":"https://github.com/citation-style-language/schema/raw/master/csl-citation.json"} </w:instrText>
+        <w:instrText xml:space="preserve"> ADDIN ZOTERO_ITEM CSL_CITATION {"citationID":"OTPyCDps","properties":{"unsorted":false,"formattedCitation":"[27]","plainCitation":"[27]","noteIndex":0},"citationItems":[{"id":341,"uris":["http://zotero.org/users/local/oLOhK0TY/items/8THDN77I"],"itemData":{"id":341,"type":"report","publisher":"ICF International","publisher-place":"Rockville, Maryland, USA","title":"Demographic and Health Survey Sampling and Household Listing Manual","URL":"https://dhsprogram.com/publications/publication-dhsm4-dhs-questionnaires-and-manuals.cfm","author":[{"literal":"ICF International"}],"issued":{"date-parts":[["2012"]]}}}],"schema":"https://github.com/citation-style-language/schema/raw/master/csl-citation.json"} </w:instrText>
       </w:r>
       <w:r>
         <w:rPr>
@@ -2305,7 +2161,7 @@
         <w:rPr>
           <w:rFonts w:ascii="Times New Roman" w:hAnsi="Times New Roman" w:cs="Times New Roman"/>
         </w:rPr>
-        <w:t>[9]</w:t>
+        <w:t>[27]</w:t>
       </w:r>
       <w:r>
         <w:rPr>
@@ -2319,30 +2175,14 @@
           <w:rFonts w:ascii="Times New Roman" w:hAnsi="Times New Roman" w:cs="Times New Roman"/>
           <w:lang w:val="en-US"/>
         </w:rPr>
-        <w:t xml:space="preserve">. The BDHS 2022 employed a two-stage stratified cluster sampling design based on the national population </w:t>
-      </w:r>
-      <w:proofErr w:type="gramStart"/>
-      <w:r>
-        <w:rPr>
-          <w:rFonts w:ascii="Times New Roman" w:hAnsi="Times New Roman" w:cs="Times New Roman"/>
-          <w:lang w:val="en-US"/>
-        </w:rPr>
-        <w:t>census sampling</w:t>
-      </w:r>
-      <w:proofErr w:type="gramEnd"/>
-      <w:r>
-        <w:rPr>
-          <w:rFonts w:ascii="Times New Roman" w:hAnsi="Times New Roman" w:cs="Times New Roman"/>
-          <w:lang w:val="en-US"/>
-        </w:rPr>
-        <w:t xml:space="preserve"> frame. In the first stage, 675 enumeration areas (EAs; 273 urban and 438 rural) were selected with probability proportional to cluster size; 674 EAs were successfully surveyed (one rural EA was inaccessible due to flooding). In the second stage, households were systematically sampled within each selected cluster, from which 30,330 households were selected, 25,481 occupied households interviewed, and 30,078 ever-married women aged 15–49 ye</w:t>
-      </w:r>
-      <w:r>
-        <w:rPr>
-          <w:rFonts w:ascii="Times New Roman" w:hAnsi="Times New Roman" w:cs="Times New Roman"/>
-          <w:lang w:val="en-US"/>
-        </w:rPr>
-        <w:t xml:space="preserve">ars successfully interviewed </w:t>
+        <w:t xml:space="preserve">. In accordance with </w:t>
+      </w:r>
+      <w:r>
+        <w:rPr>
+          <w:rFonts w:ascii="Times New Roman" w:hAnsi="Times New Roman" w:cs="Times New Roman"/>
+          <w:lang w:val="en-US"/>
+        </w:rPr>
+        <w:t xml:space="preserve">STROBE reporting guidelines </w:t>
       </w:r>
       <w:r>
         <w:rPr>
@@ -2356,7 +2196,7 @@
           <w:rFonts w:ascii="Times New Roman" w:hAnsi="Times New Roman" w:cs="Times New Roman"/>
           <w:lang w:val="en-US"/>
         </w:rPr>
-        <w:instrText xml:space="preserve"> ADDIN ZOTERO_ITEM CSL_CITATION {"citationID":"YyRsA1ud","properties":{"unsorted":false,"formattedCitation":"[9]","plainCitation":"[9]","noteIndex":0},"citationItems":[{"id":303,"uris":["http://zotero.org/users/local/oLOhK0TY/items/GY5YGL9C"],"itemData":{"id":303,"type":"report","publisher":"NIPORT and ICF","publisher-place":"Dhaka, Bangladesh, and Rockville, Maryland, USA","title":"Bangladesh Demographic and Health Survey 2022: Final Report","URL":"https://dhsprogram.com/publications/publication-fr383-dhs-final-reports.cfm","author":[{"literal":"National Institute of Population Research and Training (NIPORT)"},{"literal":"Mitra and Associates"},{"literal":"ICF"}],"issued":{"date-parts":[["2024"]]}}}],"schema":"https://github.com/citation-style-language/schema/raw/master/csl-citation.json"} </w:instrText>
+        <w:instrText xml:space="preserve"> ADDIN ZOTERO_ITEM CSL_CITATION {"citationID":"uAo4rPRD","properties":{"unsorted":false,"formattedCitation":"[28]","plainCitation":"[28]","noteIndex":0},"citationItems":[{"id":338,"uris":["http://zotero.org/users/local/oLOhK0TY/items/VTHUXASV"],"itemData":{"id":338,"type":"article-journal","container-title":"The Lancet","DOI":"10.1016/S0140-6736(07)61602-X","ISSN":"01406736","issue":"9596","journalAbbreviation":"The Lancet","language":"en","page":"1453-1457","source":"DOI.org (Crossref)","title":"The Strengthening the Reporting of Observational Studies in Epidemiology (STROBE) statement: guidelines for reporting observational studies","title-short":"The Strengthening the Reporting of Observational Studies in Epidemiology (STROBE) statement","volume":"370","author":[{"family":"Von Elm","given":"Erik"},{"family":"Altman","given":"Douglas G"},{"family":"Egger","given":"Matthias"},{"family":"Pocock","given":"Stuart J"},{"family":"Gøtzsche","given":"Peter C"},{"family":"Vandenbroucke","given":"Jan P"}],"issued":{"date-parts":[["2007",10]]}}}],"schema":"https://github.com/citation-style-language/schema/raw/master/csl-citation.json"} </w:instrText>
       </w:r>
       <w:r>
         <w:rPr>
@@ -2369,7 +2209,7 @@
         <w:rPr>
           <w:rFonts w:ascii="Times New Roman" w:hAnsi="Times New Roman" w:cs="Times New Roman"/>
         </w:rPr>
-        <w:t>[9]</w:t>
+        <w:t>[28]</w:t>
       </w:r>
       <w:r>
         <w:rPr>
@@ -2381,6 +2221,55 @@
       <w:r>
         <w:rPr>
           <w:rFonts w:ascii="Times New Roman" w:hAnsi="Times New Roman" w:cs="Times New Roman"/>
+          <w:lang w:val="en-US"/>
+        </w:rPr>
+        <w:t>, the participant selection flow is illustrated in Figure 2 (see Supplementary File 1 for the completed STROBE cross-sectional checklist). We excluded deceased children (n = 276; B5 = 0) and children who were absent or not subsampled for anthropometric examination (n = 4,421). All anthropometric measurements were verified against WHO biological plausibility criteria (|HAZ| ≤ 6, |WHZ| ≤ 5, |WAZ| ≤ 5); no records had flagged or implausible values. Complete covariate records were verified for all measured children, yielding a final analytical sample of 4,087 children aged 0–59 months nested within 3,474 households across 670 community clusters (Figure 2). Complete-case analysis was considered robust because anthropometric data collection followed a randomized subsampling design, minimizing</w:t>
+      </w:r>
+      <w:r>
+        <w:rPr>
+          <w:rFonts w:ascii="Times New Roman" w:hAnsi="Times New Roman" w:cs="Times New Roman"/>
+          <w:lang w:val="en-US"/>
+        </w:rPr>
+        <w:t xml:space="preserve"> systematic selection bias </w:t>
+      </w:r>
+      <w:r>
+        <w:rPr>
+          <w:rFonts w:ascii="Times New Roman" w:hAnsi="Times New Roman" w:cs="Times New Roman"/>
+          <w:lang w:val="en-US"/>
+        </w:rPr>
+        <w:fldChar w:fldCharType="begin"/>
+      </w:r>
+      <w:r>
+        <w:rPr>
+          <w:rFonts w:ascii="Times New Roman" w:hAnsi="Times New Roman" w:cs="Times New Roman"/>
+          <w:lang w:val="en-US"/>
+        </w:rPr>
+        <w:instrText xml:space="preserve"> ADDIN ZOTERO_ITEM CSL_CITATION {"citationID":"26qdoIhy","properties":{"unsorted":false,"formattedCitation":"[27]","plainCitation":"[27]","noteIndex":0},"citationItems":[{"id":341,"uris":["http://zotero.org/users/local/oLOhK0TY/items/8THDN77I"],"itemData":{"id":341,"type":"report","publisher":"ICF International","publisher-place":"Rockville, Maryland, USA","title":"Demographic and Health Survey Sampling and Household Listing Manual","URL":"https://dhsprogram.com/publications/publication-dhsm4-dhs-questionnaires-and-manuals.cfm","author":[{"literal":"ICF International"}],"issued":{"date-parts":[["2012"]]}}}],"schema":"https://github.com/citation-style-language/schema/raw/master/csl-citation.json"} </w:instrText>
+      </w:r>
+      <w:r>
+        <w:rPr>
+          <w:rFonts w:ascii="Times New Roman" w:hAnsi="Times New Roman" w:cs="Times New Roman"/>
+          <w:lang w:val="en-US"/>
+        </w:rPr>
+        <w:fldChar w:fldCharType="separate"/>
+      </w:r>
+      <w:r>
+        <w:rPr>
+          <w:rFonts w:ascii="Times New Roman" w:hAnsi="Times New Roman" w:cs="Times New Roman"/>
+        </w:rPr>
+        <w:t>[27]</w:t>
+      </w:r>
+      <w:r>
+        <w:rPr>
+          <w:rFonts w:ascii="Times New Roman" w:hAnsi="Times New Roman" w:cs="Times New Roman"/>
+          <w:lang w:val="en-US"/>
+        </w:rPr>
+        <w:fldChar w:fldCharType="end"/>
+      </w:r>
+      <w:r>
+        <w:rPr>
+          <w:rFonts w:ascii="Times New Roman" w:hAnsi="Times New Roman" w:cs="Times New Roman"/>
+          <w:bCs/>
           <w:lang w:val="en-US"/>
         </w:rPr>
         <w:t>.</w:t>
@@ -2391,245 +2280,49 @@
         <w:spacing w:after="0"/>
         <w:rPr>
           <w:rFonts w:ascii="Times New Roman" w:hAnsi="Times New Roman" w:cs="Times New Roman"/>
+          <w:color w:val="000000"/>
+          <w:sz w:val="19"/>
+          <w:szCs w:val="19"/>
+        </w:rPr>
+      </w:pPr>
+      <w:r>
+        <w:rPr>
+          <w:rFonts w:ascii="Times New Roman" w:hAnsi="Times New Roman" w:cs="Times New Roman"/>
           <w:bCs/>
-          <w:lang w:val="en-US"/>
-        </w:rPr>
-      </w:pPr>
-      <w:proofErr w:type="gramStart"/>
-      <w:r>
-        <w:rPr>
-          <w:rFonts w:ascii="Times New Roman" w:hAnsi="Times New Roman" w:cs="Times New Roman"/>
-          <w:lang w:val="en-US"/>
-        </w:rPr>
-        <w:t>A total of 8,784</w:t>
-      </w:r>
-      <w:proofErr w:type="gramEnd"/>
-      <w:r>
-        <w:rPr>
-          <w:rFonts w:ascii="Times New Roman" w:hAnsi="Times New Roman" w:cs="Times New Roman"/>
-          <w:lang w:val="en-US"/>
-        </w:rPr>
-        <w:t xml:space="preserve"> live births occurred to interviewed women during the five years preceding the survey. In accordance with standardized DHS measurement procedures, anthropometric measurements (height and weight) were obtained from eligible children under five ye</w:t>
-      </w:r>
-      <w:r>
-        <w:rPr>
-          <w:rFonts w:ascii="Times New Roman" w:hAnsi="Times New Roman" w:cs="Times New Roman"/>
-          <w:lang w:val="en-US"/>
-        </w:rPr>
-        <w:t xml:space="preserve">ars of age </w:t>
-      </w:r>
-      <w:r>
-        <w:rPr>
-          <w:rFonts w:ascii="Times New Roman" w:hAnsi="Times New Roman" w:cs="Times New Roman"/>
-          <w:lang w:val="en-US"/>
-        </w:rPr>
-        <w:fldChar w:fldCharType="begin"/>
-      </w:r>
-      <w:r>
-        <w:rPr>
-          <w:rFonts w:ascii="Times New Roman" w:hAnsi="Times New Roman" w:cs="Times New Roman"/>
-          <w:lang w:val="en-US"/>
-        </w:rPr>
-        <w:instrText xml:space="preserve"> ADDIN ZOTERO_ITEM CSL_CITATION {"citationID":"OTPyCDps","properties":{"unsorted":false,"formattedCitation":"[27]","plainCitation":"[27]","noteIndex":0},"citationItems":[{"id":341,"uris":["http://zotero.org/users/local/oLOhK0TY/items/8THDN77I"],"itemData":{"id":341,"type":"report","publisher":"ICF International","publisher-place":"Rockville, Maryland, USA","title":"Demographic and Health Survey Sampling and Household Listing Manual","URL":"https://dhsprogram.com/publications/publication-dhsm4-dhs-questionnaires-and-manuals.cfm","author":[{"literal":"ICF International"}],"issued":{"date-parts":[["2012"]]}}}],"schema":"https://github.com/citation-style-language/schema/raw/master/csl-citation.json"} </w:instrText>
-      </w:r>
-      <w:r>
-        <w:rPr>
-          <w:rFonts w:ascii="Times New Roman" w:hAnsi="Times New Roman" w:cs="Times New Roman"/>
-          <w:lang w:val="en-US"/>
-        </w:rPr>
-        <w:fldChar w:fldCharType="separate"/>
-      </w:r>
-      <w:r>
-        <w:rPr>
-          <w:rFonts w:ascii="Times New Roman" w:hAnsi="Times New Roman" w:cs="Times New Roman"/>
-        </w:rPr>
-        <w:t>[27]</w:t>
-      </w:r>
-      <w:r>
-        <w:rPr>
-          <w:rFonts w:ascii="Times New Roman" w:hAnsi="Times New Roman" w:cs="Times New Roman"/>
-          <w:lang w:val="en-US"/>
-        </w:rPr>
-        <w:fldChar w:fldCharType="end"/>
-      </w:r>
-      <w:r>
-        <w:rPr>
-          <w:rFonts w:ascii="Times New Roman" w:hAnsi="Times New Roman" w:cs="Times New Roman"/>
-          <w:lang w:val="en-US"/>
-        </w:rPr>
-        <w:t xml:space="preserve">. In accordance with </w:t>
-      </w:r>
-      <w:r>
-        <w:rPr>
-          <w:rFonts w:ascii="Times New Roman" w:hAnsi="Times New Roman" w:cs="Times New Roman"/>
-          <w:lang w:val="en-US"/>
-        </w:rPr>
-        <w:t xml:space="preserve">STROBE reporting guidelines </w:t>
-      </w:r>
-      <w:r>
-        <w:rPr>
-          <w:rFonts w:ascii="Times New Roman" w:hAnsi="Times New Roman" w:cs="Times New Roman"/>
-          <w:lang w:val="en-US"/>
-        </w:rPr>
-        <w:fldChar w:fldCharType="begin"/>
-      </w:r>
-      <w:r>
-        <w:rPr>
-          <w:rFonts w:ascii="Times New Roman" w:hAnsi="Times New Roman" w:cs="Times New Roman"/>
-          <w:lang w:val="en-US"/>
-        </w:rPr>
-        <w:instrText xml:space="preserve"> ADDIN ZOTERO_ITEM CSL_CITATION {"citationID":"uAo4rPRD","properties":{"unsorted":false,"formattedCitation":"[28]","plainCitation":"[28]","noteIndex":0},"citationItems":[{"id":338,"uris":["http://zotero.org/users/local/oLOhK0TY/items/VTHUXASV"],"itemData":{"id":338,"type":"article-journal","container-title":"The Lancet","DOI":"10.1016/S0140-6736(07)61602-X","ISSN":"01406736","issue":"9596","journalAbbreviation":"The Lancet","language":"en","page":"1453-1457","source":"DOI.org (Crossref)","title":"The Strengthening the Reporting of Observational Studies in Epidemiology (STROBE) statement: guidelines for reporting observational studies","title-short":"The Strengthening the Reporting of Observational Studies in Epidemiology (STROBE) statement","volume":"370","author":[{"family":"Von Elm","given":"Erik"},{"family":"Altman","given":"Douglas G"},{"family":"Egger","given":"Matthias"},{"family":"Pocock","given":"Stuart J"},{"family":"Gøtzsche","given":"Peter C"},{"family":"Vandenbroucke","given":"Jan P"}],"issued":{"date-parts":[["2007",10]]}}}],"schema":"https://github.com/citation-style-language/schema/raw/master/csl-citation.json"} </w:instrText>
-      </w:r>
-      <w:r>
-        <w:rPr>
-          <w:rFonts w:ascii="Times New Roman" w:hAnsi="Times New Roman" w:cs="Times New Roman"/>
-          <w:lang w:val="en-US"/>
-        </w:rPr>
-        <w:fldChar w:fldCharType="separate"/>
-      </w:r>
-      <w:r>
-        <w:rPr>
-          <w:rFonts w:ascii="Times New Roman" w:hAnsi="Times New Roman" w:cs="Times New Roman"/>
-        </w:rPr>
-        <w:t>[28]</w:t>
-      </w:r>
-      <w:r>
-        <w:rPr>
-          <w:rFonts w:ascii="Times New Roman" w:hAnsi="Times New Roman" w:cs="Times New Roman"/>
-          <w:lang w:val="en-US"/>
-        </w:rPr>
-        <w:fldChar w:fldCharType="end"/>
-      </w:r>
-      <w:r>
-        <w:rPr>
-          <w:rFonts w:ascii="Times New Roman" w:hAnsi="Times New Roman" w:cs="Times New Roman"/>
-          <w:lang w:val="en-US"/>
-        </w:rPr>
-        <w:t xml:space="preserve">, the participant selection flow is illustrated in Figure 2 (see Supplementary File 1 for the completed STROBE cross-sectional checklist). We excluded deceased children (n = 276; B5 = 0) and children who were absent or not subsampled for anthropometric examination (n = 4,421). All anthropometric measurements were verified against WHO biological plausibility criteria (|HAZ| ≤ 6, |WHZ| ≤ 5, |WAZ| ≤ 5); no records had flagged or implausible values. Complete covariate records </w:t>
-      </w:r>
-      <w:proofErr w:type="gramStart"/>
-      <w:r>
-        <w:rPr>
-          <w:rFonts w:ascii="Times New Roman" w:hAnsi="Times New Roman" w:cs="Times New Roman"/>
-          <w:lang w:val="en-US"/>
-        </w:rPr>
-        <w:t>were verified</w:t>
-      </w:r>
-      <w:proofErr w:type="gramEnd"/>
-      <w:r>
-        <w:rPr>
-          <w:rFonts w:ascii="Times New Roman" w:hAnsi="Times New Roman" w:cs="Times New Roman"/>
-          <w:lang w:val="en-US"/>
-        </w:rPr>
-        <w:t xml:space="preserve"> for all measured children, yielding a final analytical sample of 4,087 children aged 0–59 months nested within 3,474 households across 670 community clusters (Figure 2). Complete-case analysis was considered robust because anthropometric data collection followed a randomized subsampling design, minimizing</w:t>
-      </w:r>
-      <w:r>
-        <w:rPr>
-          <w:rFonts w:ascii="Times New Roman" w:hAnsi="Times New Roman" w:cs="Times New Roman"/>
-          <w:lang w:val="en-US"/>
-        </w:rPr>
-        <w:t xml:space="preserve"> systematic selection bias </w:t>
-      </w:r>
-      <w:r>
-        <w:rPr>
-          <w:rFonts w:ascii="Times New Roman" w:hAnsi="Times New Roman" w:cs="Times New Roman"/>
-          <w:lang w:val="en-US"/>
-        </w:rPr>
-        <w:fldChar w:fldCharType="begin"/>
-      </w:r>
-      <w:r>
-        <w:rPr>
-          <w:rFonts w:ascii="Times New Roman" w:hAnsi="Times New Roman" w:cs="Times New Roman"/>
-          <w:lang w:val="en-US"/>
-        </w:rPr>
-        <w:instrText xml:space="preserve"> ADDIN ZOTERO_ITEM CSL_CITATION {"citationID":"26qdoIhy","properties":{"unsorted":false,"formattedCitation":"[27]","plainCitation":"[27]","noteIndex":0},"citationItems":[{"id":341,"uris":["http://zotero.org/users/local/oLOhK0TY/items/8THDN77I"],"itemData":{"id":341,"type":"report","publisher":"ICF International","publisher-place":"Rockville, Maryland, USA","title":"Demographic and Health Survey Sampling and Household Listing Manual","URL":"https://dhsprogram.com/publications/publication-dhsm4-dhs-questionnaires-and-manuals.cfm","author":[{"literal":"ICF International"}],"issued":{"date-parts":[["2012"]]}}}],"schema":"https://github.com/citation-style-language/schema/raw/master/csl-citation.json"} </w:instrText>
-      </w:r>
-      <w:r>
-        <w:rPr>
-          <w:rFonts w:ascii="Times New Roman" w:hAnsi="Times New Roman" w:cs="Times New Roman"/>
-          <w:lang w:val="en-US"/>
-        </w:rPr>
-        <w:fldChar w:fldCharType="separate"/>
-      </w:r>
-      <w:r>
-        <w:rPr>
-          <w:rFonts w:ascii="Times New Roman" w:hAnsi="Times New Roman" w:cs="Times New Roman"/>
-        </w:rPr>
-        <w:t>[27]</w:t>
-      </w:r>
-      <w:r>
-        <w:rPr>
-          <w:rFonts w:ascii="Times New Roman" w:hAnsi="Times New Roman" w:cs="Times New Roman"/>
-          <w:lang w:val="en-US"/>
-        </w:rPr>
-        <w:fldChar w:fldCharType="end"/>
+          <w:sz w:val="19"/>
+          <w:szCs w:val="19"/>
+          <w:lang w:val="en-US"/>
+        </w:rPr>
+        <w:t>Figure 2: STROBE participant selection flow diagram for under-five children in Bangladesh (BDHS 2022).</w:t>
       </w:r>
       <w:r>
         <w:rPr>
           <w:rFonts w:ascii="Times New Roman" w:hAnsi="Times New Roman" w:cs="Times New Roman"/>
           <w:bCs/>
-          <w:lang w:val="en-US"/>
-        </w:rPr>
-        <w:t>.</w:t>
+          <w:i/>
+          <w:sz w:val="19"/>
+          <w:szCs w:val="19"/>
+          <w:lang w:val="en-US"/>
+        </w:rPr>
+        <w:t xml:space="preserve"> (Sampling cascade detailing exclusions from 8,784 live births down to the final complete-case analytical sample of 4,087 children nested within 3,474 households across 670 community clusters)</w:t>
       </w:r>
     </w:p>
     <w:p>
       <w:pPr>
         <w:spacing w:after="0"/>
-        <w:jc w:val="center"/>
-        <w:rPr>
-          <w:rFonts w:ascii="Times New Roman" w:hAnsi="Times New Roman" w:cs="Times New Roman"/>
-          <w:bCs/>
+        <w:rPr>
+          <w:rFonts w:ascii="Times New Roman" w:hAnsi="Times New Roman" w:cs="Times New Roman"/>
+          <w:b/>
           <w:lang w:val="en-US"/>
         </w:rPr>
       </w:pPr>
       <w:r>
         <w:rPr>
-          <w:noProof/>
-          <w:lang w:val="en-US"/>
-        </w:rPr>
-        <w:lastRenderedPageBreak/>
-        <w:drawing>
-          <wp:inline distT="0" distB="0" distL="0" distR="0" wp14:anchorId="6C94B697" wp14:editId="202DA669">
-            <wp:extent cx="3708544" cy="3178810"/>
-            <wp:effectExtent l="0" t="0" r="0" b="0"/>
-            <wp:docPr id="7" name="Picture 7"/>
-            <wp:cNvGraphicFramePr>
-              <a:graphicFrameLocks xmlns:a="http://schemas.openxmlformats.org/drawingml/2006/main" noChangeAspect="1"/>
-            </wp:cNvGraphicFramePr>
-            <a:graphic xmlns:a="http://schemas.openxmlformats.org/drawingml/2006/main">
-              <a:graphicData uri="http://schemas.openxmlformats.org/drawingml/2006/picture">
-                <pic:pic xmlns:pic="http://schemas.openxmlformats.org/drawingml/2006/picture">
-                  <pic:nvPicPr>
-                    <pic:cNvPr id="7" name="Figure_2_Sample_Selection_Flowchart.png"/>
-                    <pic:cNvPicPr/>
-                  </pic:nvPicPr>
-                  <pic:blipFill>
-                    <a:blip r:embed="rId7" cstate="print">
-                      <a:extLst>
-                        <a:ext uri="{28A0092B-C50C-407E-A947-70E740481C1C}">
-                          <a14:useLocalDpi xmlns:a14="http://schemas.microsoft.com/office/drawing/2010/main" val="0"/>
-                        </a:ext>
-                      </a:extLst>
-                    </a:blip>
-                    <a:stretch>
-                      <a:fillRect/>
-                    </a:stretch>
-                  </pic:blipFill>
-                  <pic:spPr>
-                    <a:xfrm>
-                      <a:off x="0" y="0"/>
-                      <a:ext cx="3717737" cy="3186690"/>
-                    </a:xfrm>
-                    <a:prstGeom prst="rect">
-                      <a:avLst/>
-                    </a:prstGeom>
-                  </pic:spPr>
-                </pic:pic>
-              </a:graphicData>
-            </a:graphic>
-          </wp:inline>
-        </w:drawing>
+          <w:rFonts w:ascii="Times New Roman" w:hAnsi="Times New Roman" w:cs="Times New Roman"/>
+          <w:b/>
+          <w:lang w:val="en-US"/>
+        </w:rPr>
+        <w:t>Ethical Considerations and Sex and Gender Reporting</w:t>
       </w:r>
     </w:p>
     <w:p>
@@ -2637,31 +2330,25 @@
         <w:spacing w:after="0"/>
         <w:rPr>
           <w:rFonts w:ascii="Times New Roman" w:hAnsi="Times New Roman" w:cs="Times New Roman"/>
-          <w:color w:val="000000"/>
-          <w:sz w:val="19"/>
-          <w:szCs w:val="19"/>
+          <w:bCs/>
+          <w:lang w:val="en-US"/>
         </w:rPr>
       </w:pPr>
       <w:r>
         <w:rPr>
           <w:rFonts w:ascii="Times New Roman" w:hAnsi="Times New Roman" w:cs="Times New Roman"/>
           <w:bCs/>
-          <w:sz w:val="19"/>
-          <w:szCs w:val="19"/>
-          <w:lang w:val="en-US"/>
-        </w:rPr>
-        <w:t>Figure 2: STROBE participant selection flow diagram for under-five children in Bangladesh (BDHS 2022).</w:t>
+          <w:lang w:val="en-US"/>
+        </w:rPr>
+        <w:t>This study was based on secondary analysis of publicly available, de-identified data from the 2022 Bangladesh Demographic and Health Survey. The survey protocol was reviewed and approved by the Institutional Review Board of ICF and the National Institute of Population Research and Training (NIPORT) Review Committee, Dhaka, Bangladesh. Informed verbal consent was obtained from adult participants and parents/guardians of eligible children prior to interview and anthropometric examination. All procedures conformed to the principles embodied in the Declaration of Helsinki. In accordance with the Sex and Gender Equity in Research (SAGER) guidelines, child sex was recorded biologically as male or female based on physical observation and maternal report at survey, and all descriptive, bivariate, and multivariable analyses disaggregated and evaluated biological sex</w:t>
       </w:r>
       <w:r>
         <w:rPr>
           <w:rFonts w:ascii="Times New Roman" w:hAnsi="Times New Roman" w:cs="Times New Roman"/>
           <w:bCs/>
-          <w:i/>
-          <w:sz w:val="19"/>
-          <w:szCs w:val="19"/>
-          <w:lang w:val="en-US"/>
-        </w:rPr>
-        <w:t xml:space="preserve"> (Sampling cascade detailing exclusions from 8,784 live births down to the final complete-case analytical sample of 4,087 children nested within 3,474 households across 670 community clusters)</w:t>
+          <w:lang w:val="en-US"/>
+        </w:rPr>
+        <w:t>.</w:t>
       </w:r>
     </w:p>
     <w:p>
@@ -2670,34 +2357,14 @@
         <w:rPr>
           <w:rFonts w:ascii="Times New Roman" w:hAnsi="Times New Roman" w:cs="Times New Roman"/>
           <w:b/>
-          <w:lang w:val="en-US"/>
         </w:rPr>
       </w:pPr>
       <w:r>
         <w:rPr>
           <w:rFonts w:ascii="Times New Roman" w:hAnsi="Times New Roman" w:cs="Times New Roman"/>
           <w:b/>
-          <w:lang w:val="en-US"/>
-        </w:rPr>
-        <w:t xml:space="preserve">Ethical </w:t>
-      </w:r>
-      <w:proofErr w:type="gramStart"/>
-      <w:r>
-        <w:rPr>
-          <w:rFonts w:ascii="Times New Roman" w:hAnsi="Times New Roman" w:cs="Times New Roman"/>
-          <w:b/>
-          <w:lang w:val="en-US"/>
-        </w:rPr>
-        <w:t>Considerations and Sex</w:t>
-      </w:r>
-      <w:proofErr w:type="gramEnd"/>
-      <w:r>
-        <w:rPr>
-          <w:rFonts w:ascii="Times New Roman" w:hAnsi="Times New Roman" w:cs="Times New Roman"/>
-          <w:b/>
-          <w:lang w:val="en-US"/>
-        </w:rPr>
-        <w:t xml:space="preserve"> and Gender Reporting</w:t>
+        </w:rPr>
+        <w:t>Outcome Variables</w:t>
       </w:r>
     </w:p>
     <w:p>
@@ -2705,79 +2372,63 @@
         <w:spacing w:after="0"/>
         <w:rPr>
           <w:rFonts w:ascii="Times New Roman" w:hAnsi="Times New Roman" w:cs="Times New Roman"/>
-          <w:bCs/>
           <w:lang w:val="en-US"/>
         </w:rPr>
       </w:pPr>
       <w:r>
         <w:rPr>
           <w:rFonts w:ascii="Times New Roman" w:hAnsi="Times New Roman" w:cs="Times New Roman"/>
-          <w:bCs/>
-          <w:lang w:val="en-US"/>
-        </w:rPr>
-        <w:t xml:space="preserve">This study </w:t>
-      </w:r>
-      <w:proofErr w:type="gramStart"/>
-      <w:r>
-        <w:rPr>
-          <w:rFonts w:ascii="Times New Roman" w:hAnsi="Times New Roman" w:cs="Times New Roman"/>
-          <w:bCs/>
-          <w:lang w:val="en-US"/>
-        </w:rPr>
-        <w:t>was based</w:t>
-      </w:r>
-      <w:proofErr w:type="gramEnd"/>
-      <w:r>
-        <w:rPr>
-          <w:rFonts w:ascii="Times New Roman" w:hAnsi="Times New Roman" w:cs="Times New Roman"/>
-          <w:bCs/>
-          <w:lang w:val="en-US"/>
-        </w:rPr>
-        <w:t xml:space="preserve"> on secondary analysis of publicly available, de-identified data from the 2022 Bangladesh Demographic and Health Survey. The survey protocol </w:t>
-      </w:r>
-      <w:proofErr w:type="gramStart"/>
-      <w:r>
-        <w:rPr>
-          <w:rFonts w:ascii="Times New Roman" w:hAnsi="Times New Roman" w:cs="Times New Roman"/>
-          <w:bCs/>
-          <w:lang w:val="en-US"/>
-        </w:rPr>
-        <w:t>was reviewed and approved by the Institutional Review Board of ICF and the National Institute of Population Research and Training (NIPORT) Review Committee, Dhaka, Bangladesh</w:t>
-      </w:r>
-      <w:proofErr w:type="gramEnd"/>
-      <w:r>
-        <w:rPr>
-          <w:rFonts w:ascii="Times New Roman" w:hAnsi="Times New Roman" w:cs="Times New Roman"/>
-          <w:bCs/>
-          <w:lang w:val="en-US"/>
-        </w:rPr>
-        <w:t xml:space="preserve">. Informed verbal consent </w:t>
-      </w:r>
-      <w:proofErr w:type="gramStart"/>
-      <w:r>
-        <w:rPr>
-          <w:rFonts w:ascii="Times New Roman" w:hAnsi="Times New Roman" w:cs="Times New Roman"/>
-          <w:bCs/>
-          <w:lang w:val="en-US"/>
-        </w:rPr>
-        <w:t>was obtained</w:t>
-      </w:r>
-      <w:proofErr w:type="gramEnd"/>
-      <w:r>
-        <w:rPr>
-          <w:rFonts w:ascii="Times New Roman" w:hAnsi="Times New Roman" w:cs="Times New Roman"/>
-          <w:bCs/>
-          <w:lang w:val="en-US"/>
-        </w:rPr>
-        <w:t xml:space="preserve"> from adult participants and parents/guardians of eligible children prior to interview and anthropometric examination. All procedures conformed to the principles embodied in the Declaration of Helsinki. In accordance with the Sex and Gender Equity in Research (SAGER) guidelines, child sex was recorded biologically as male or female based on physical observation and maternal report at survey, and all descriptive, bivariate, and multivariable analyses disaggregated and evaluated biological sex</w:t>
-      </w:r>
-      <w:r>
-        <w:rPr>
-          <w:rFonts w:ascii="Times New Roman" w:hAnsi="Times New Roman" w:cs="Times New Roman"/>
-          <w:bCs/>
-          <w:lang w:val="en-US"/>
-        </w:rPr>
-        <w:t>.</w:t>
+          <w:lang w:val="en-US"/>
+        </w:rPr>
+        <w:t xml:space="preserve">The primary outcome variables were three indicators of childhood undernutrition based on the WHO </w:t>
+      </w:r>
+      <w:r>
+        <w:rPr>
+          <w:rFonts w:ascii="Times New Roman" w:hAnsi="Times New Roman" w:cs="Times New Roman"/>
+          <w:lang w:val="en-US"/>
+        </w:rPr>
+        <w:t xml:space="preserve">Child Growth Standards </w:t>
+      </w:r>
+      <w:r>
+        <w:rPr>
+          <w:rFonts w:ascii="Times New Roman" w:hAnsi="Times New Roman" w:cs="Times New Roman"/>
+          <w:lang w:val="en-US"/>
+        </w:rPr>
+        <w:fldChar w:fldCharType="begin"/>
+      </w:r>
+      <w:r>
+        <w:rPr>
+          <w:rFonts w:ascii="Times New Roman" w:hAnsi="Times New Roman" w:cs="Times New Roman"/>
+          <w:lang w:val="en-US"/>
+        </w:rPr>
+        <w:instrText xml:space="preserve"> ADDIN ZOTERO_ITEM CSL_CITATION {"citationID":"MILuAtKF","properties":{"unsorted":false,"formattedCitation":"[1,5]","plainCitation":"[1,5]","noteIndex":0},"citationItems":[{"id":342,"uris":["http://zotero.org/users/local/oLOhK0TY/items/I9X5I28Y"],"itemData":{"id":342,"type":"report","publisher":"World Health Organization","publisher-place":"Geneva","title":"Levels and trends in child malnutrition: UNICEF/WHO/World Bank Group joint child malnutrition estimates: Key findings of the 2024 edition","URL":"https://iris.who.int/handle/10665/255410","author":[{"literal":"World Health Organization"},{"literal":"UNICEF"},{"literal":"World Bank Group"}],"issued":{"date-parts":[["2024"]]}}},{"id":299,"uris":["http://zotero.org/users/local/oLOhK0TY/items/VFDQ2QUQ"],"itemData":{"id":299,"type":"book","ISBN":"978-92-4-154693-5","publisher":"World Health Organization","publisher-place":"Geneva","title":"WHO Child Growth Standards: Length/height-for-age, weight-for-age, weight-for-length, weight-for-height and body mass index-for-age: Methods and development","URL":"https://www.who.int/publications/i/item/924154693X","author":[{"literal":"World Health Organization"}],"issued":{"date-parts":[["2006"]]}}}],"schema":"https://github.com/citation-style-language/schema/raw/master/csl-citation.json"} </w:instrText>
+      </w:r>
+      <w:r>
+        <w:rPr>
+          <w:rFonts w:ascii="Times New Roman" w:hAnsi="Times New Roman" w:cs="Times New Roman"/>
+          <w:lang w:val="en-US"/>
+        </w:rPr>
+        <w:fldChar w:fldCharType="separate"/>
+      </w:r>
+      <w:r>
+        <w:rPr>
+          <w:rFonts w:ascii="Times New Roman" w:hAnsi="Times New Roman" w:cs="Times New Roman"/>
+        </w:rPr>
+        <w:t>[1,5]</w:t>
+      </w:r>
+      <w:r>
+        <w:rPr>
+          <w:rFonts w:ascii="Times New Roman" w:hAnsi="Times New Roman" w:cs="Times New Roman"/>
+          <w:lang w:val="en-US"/>
+        </w:rPr>
+        <w:fldChar w:fldCharType="end"/>
+      </w:r>
+      <w:r>
+        <w:rPr>
+          <w:rFonts w:ascii="Times New Roman" w:hAnsi="Times New Roman" w:cs="Times New Roman"/>
+          <w:lang w:val="en-US"/>
+        </w:rPr>
+        <w:t>:</w:t>
       </w:r>
     </w:p>
     <w:p>
@@ -2785,15 +2436,15 @@
         <w:spacing w:after="0"/>
         <w:rPr>
           <w:rFonts w:ascii="Times New Roman" w:hAnsi="Times New Roman" w:cs="Times New Roman"/>
-          <w:b/>
+          <w:lang w:val="en-US"/>
         </w:rPr>
       </w:pPr>
       <w:r>
         <w:rPr>
           <w:rFonts w:ascii="Times New Roman" w:hAnsi="Times New Roman" w:cs="Times New Roman"/>
-          <w:b/>
-        </w:rPr>
-        <w:t>Outcome Variables</w:t>
+          <w:lang w:val="en-US"/>
+        </w:rPr>
+        <w:t>• Stunting: height-for-age Z-score (HAZ) &lt; −2.00 SD (1 = Stunted, 0 = Non-stunted).</w:t>
       </w:r>
     </w:p>
     <w:p>
@@ -2809,55 +2460,7 @@
           <w:rFonts w:ascii="Times New Roman" w:hAnsi="Times New Roman" w:cs="Times New Roman"/>
           <w:lang w:val="en-US"/>
         </w:rPr>
-        <w:t xml:space="preserve">The primary outcome variables were three indicators of childhood undernutrition based on the WHO </w:t>
-      </w:r>
-      <w:r>
-        <w:rPr>
-          <w:rFonts w:ascii="Times New Roman" w:hAnsi="Times New Roman" w:cs="Times New Roman"/>
-          <w:lang w:val="en-US"/>
-        </w:rPr>
-        <w:t xml:space="preserve">Child Growth Standards </w:t>
-      </w:r>
-      <w:r>
-        <w:rPr>
-          <w:rFonts w:ascii="Times New Roman" w:hAnsi="Times New Roman" w:cs="Times New Roman"/>
-          <w:lang w:val="en-US"/>
-        </w:rPr>
-        <w:fldChar w:fldCharType="begin"/>
-      </w:r>
-      <w:r>
-        <w:rPr>
-          <w:rFonts w:ascii="Times New Roman" w:hAnsi="Times New Roman" w:cs="Times New Roman"/>
-          <w:lang w:val="en-US"/>
-        </w:rPr>
-        <w:instrText xml:space="preserve"> ADDIN ZOTERO_ITEM CSL_CITATION {"citationID":"MILuAtKF","properties":{"unsorted":false,"formattedCitation":"[1,5]","plainCitation":"[1,5]","noteIndex":0},"citationItems":[{"id":342,"uris":["http://zotero.org/users/local/oLOhK0TY/items/I9X5I28Y"],"itemData":{"id":342,"type":"report","publisher":"World Health Organization","publisher-place":"Geneva","title":"Levels and trends in child malnutrition: UNICEF/WHO/World Bank Group joint child malnutrition estimates: Key findings of the 2024 edition","URL":"https://iris.who.int/handle/10665/255410","author":[{"literal":"World Health Organization"},{"literal":"UNICEF"},{"literal":"World Bank Group"}],"issued":{"date-parts":[["2024"]]}}},{"id":299,"uris":["http://zotero.org/users/local/oLOhK0TY/items/VFDQ2QUQ"],"itemData":{"id":299,"type":"book","ISBN":"978-92-4-154693-5","publisher":"World Health Organization","publisher-place":"Geneva","title":"WHO Child Growth Standards: Length/height-for-age, weight-for-age, weight-for-length, weight-for-height and body mass index-for-age: Methods and development","URL":"https://www.who.int/publications/i/item/924154693X","author":[{"literal":"World Health Organization"}],"issued":{"date-parts":[["2006"]]}}}],"schema":"https://github.com/citation-style-language/schema/raw/master/csl-citation.json"} </w:instrText>
-      </w:r>
-      <w:r>
-        <w:rPr>
-          <w:rFonts w:ascii="Times New Roman" w:hAnsi="Times New Roman" w:cs="Times New Roman"/>
-          <w:lang w:val="en-US"/>
-        </w:rPr>
-        <w:fldChar w:fldCharType="separate"/>
-      </w:r>
-      <w:r>
-        <w:rPr>
-          <w:rFonts w:ascii="Times New Roman" w:hAnsi="Times New Roman" w:cs="Times New Roman"/>
-        </w:rPr>
-        <w:t>[1,5]</w:t>
-      </w:r>
-      <w:r>
-        <w:rPr>
-          <w:rFonts w:ascii="Times New Roman" w:hAnsi="Times New Roman" w:cs="Times New Roman"/>
-          <w:lang w:val="en-US"/>
-        </w:rPr>
-        <w:fldChar w:fldCharType="end"/>
-      </w:r>
-      <w:r>
-        <w:rPr>
-          <w:rFonts w:ascii="Times New Roman" w:hAnsi="Times New Roman" w:cs="Times New Roman"/>
-          <w:lang w:val="en-US"/>
-        </w:rPr>
-        <w:t>:</w:t>
+        <w:t>• Wasting: weight-for-height Z-score (WHZ) &lt; −2.00 SD (1 = Wasted, 0 = Non-wasted).</w:t>
       </w:r>
     </w:p>
     <w:p>
@@ -2873,87 +2476,7 @@
           <w:rFonts w:ascii="Times New Roman" w:hAnsi="Times New Roman" w:cs="Times New Roman"/>
           <w:lang w:val="en-US"/>
         </w:rPr>
-        <w:t>• Stunting: height-for-age Z-score (HAZ) &lt; −2.00 SD (</w:t>
-      </w:r>
-      <w:proofErr w:type="gramStart"/>
-      <w:r>
-        <w:rPr>
-          <w:rFonts w:ascii="Times New Roman" w:hAnsi="Times New Roman" w:cs="Times New Roman"/>
-          <w:lang w:val="en-US"/>
-        </w:rPr>
-        <w:t>1</w:t>
-      </w:r>
-      <w:proofErr w:type="gramEnd"/>
-      <w:r>
-        <w:rPr>
-          <w:rFonts w:ascii="Times New Roman" w:hAnsi="Times New Roman" w:cs="Times New Roman"/>
-          <w:lang w:val="en-US"/>
-        </w:rPr>
-        <w:t xml:space="preserve"> = Stunted, 0 = Non-stunted).</w:t>
-      </w:r>
-    </w:p>
-    <w:p>
-      <w:pPr>
-        <w:spacing w:after="0"/>
-        <w:rPr>
-          <w:rFonts w:ascii="Times New Roman" w:hAnsi="Times New Roman" w:cs="Times New Roman"/>
-          <w:lang w:val="en-US"/>
-        </w:rPr>
-      </w:pPr>
-      <w:r>
-        <w:rPr>
-          <w:rFonts w:ascii="Times New Roman" w:hAnsi="Times New Roman" w:cs="Times New Roman"/>
-          <w:lang w:val="en-US"/>
-        </w:rPr>
-        <w:t>• Wasting: weight-for-height Z-score (WHZ) &lt; −2.00 SD (</w:t>
-      </w:r>
-      <w:proofErr w:type="gramStart"/>
-      <w:r>
-        <w:rPr>
-          <w:rFonts w:ascii="Times New Roman" w:hAnsi="Times New Roman" w:cs="Times New Roman"/>
-          <w:lang w:val="en-US"/>
-        </w:rPr>
-        <w:t>1</w:t>
-      </w:r>
-      <w:proofErr w:type="gramEnd"/>
-      <w:r>
-        <w:rPr>
-          <w:rFonts w:ascii="Times New Roman" w:hAnsi="Times New Roman" w:cs="Times New Roman"/>
-          <w:lang w:val="en-US"/>
-        </w:rPr>
-        <w:t xml:space="preserve"> = Wasted, 0 = Non-wasted).</w:t>
-      </w:r>
-    </w:p>
-    <w:p>
-      <w:pPr>
-        <w:spacing w:after="0"/>
-        <w:rPr>
-          <w:rFonts w:ascii="Times New Roman" w:hAnsi="Times New Roman" w:cs="Times New Roman"/>
-          <w:lang w:val="en-US"/>
-        </w:rPr>
-      </w:pPr>
-      <w:r>
-        <w:rPr>
-          <w:rFonts w:ascii="Times New Roman" w:hAnsi="Times New Roman" w:cs="Times New Roman"/>
-          <w:lang w:val="en-US"/>
-        </w:rPr>
-        <w:t>• Underweight: weight-for-age Z-score (WAZ) &lt; −2.00 SD (</w:t>
-      </w:r>
-      <w:proofErr w:type="gramStart"/>
-      <w:r>
-        <w:rPr>
-          <w:rFonts w:ascii="Times New Roman" w:hAnsi="Times New Roman" w:cs="Times New Roman"/>
-          <w:lang w:val="en-US"/>
-        </w:rPr>
-        <w:t>1</w:t>
-      </w:r>
-      <w:proofErr w:type="gramEnd"/>
-      <w:r>
-        <w:rPr>
-          <w:rFonts w:ascii="Times New Roman" w:hAnsi="Times New Roman" w:cs="Times New Roman"/>
-          <w:lang w:val="en-US"/>
-        </w:rPr>
-        <w:t xml:space="preserve"> = Underweight, 0 = Non-underweight).</w:t>
+        <w:t>• Underweight: weight-for-age Z-score (WAZ) &lt; −2.00 SD (1 = Underweight, 0 = Non-underweight).</w:t>
       </w:r>
     </w:p>
     <w:p>
@@ -3122,25 +2645,7 @@
           <w:bCs/>
           <w:lang w:val="en-US"/>
         </w:rPr>
-        <w:t xml:space="preserve">, previous DHS-based nutritional studies, and data availability within BDHS 2022. Variables </w:t>
-      </w:r>
-      <w:proofErr w:type="gramStart"/>
-      <w:r>
-        <w:rPr>
-          <w:rFonts w:ascii="Times New Roman" w:hAnsi="Times New Roman" w:cs="Times New Roman"/>
-          <w:bCs/>
-          <w:lang w:val="en-US"/>
-        </w:rPr>
-        <w:t>were categorized</w:t>
-      </w:r>
-      <w:proofErr w:type="gramEnd"/>
-      <w:r>
-        <w:rPr>
-          <w:rFonts w:ascii="Times New Roman" w:hAnsi="Times New Roman" w:cs="Times New Roman"/>
-          <w:bCs/>
-          <w:lang w:val="en-US"/>
-        </w:rPr>
-        <w:t xml:space="preserve"> into child-, maternal-, household-, and community-level factors. Child factors comprised child age in completed months (categorized into five standard epidemiological brackets: 0–11, 12–23, 24–35, 36–47, and 48–59 months), child's sex (male, female), and birth order (first, second/third, fourth or more). Maternal characteristics included maternal age (15–19, 20–24, 25–29, 30–34, 35–39, 40–49 years), maternal education level (no formal education, primary, secondary, higher), children ever born (0–1, 2–3, 4+), number of living children (0–1, 2–3, 4+), and current pregnancy status (no, yes). Both child and maternal factors combined represent individual-level characteristics.</w:t>
+        <w:t>, previous DHS-based nutritional studies, and data availability within BDHS 2022. Variables were categorized into child-, maternal-, household-, and community-level factors. Child factors comprised child age in completed months (categorized into five standard epidemiological brackets: 0–11, 12–23, 24–35, 36–47, and 48–59 months), child's sex (male, female), and birth order (first, second/third, fourth or more). Maternal characteristics included maternal age (15–19, 20–24, 25–29, 30–34, 35–39, 40–49 years), maternal education level (no formal education, primary, secondary, higher), children ever born (0–1, 2–3, 4+), number of living children (0–1, 2–3, 4+), and current pregnancy status (no, yes). Both child and maternal factors combined represent individual-level characteristics.</w:t>
       </w:r>
     </w:p>
     <w:p>
@@ -3152,41 +2657,13 @@
           <w:lang w:val="en-US"/>
         </w:rPr>
       </w:pPr>
-      <w:proofErr w:type="gramStart"/>
       <w:r>
         <w:rPr>
           <w:rFonts w:ascii="Times New Roman" w:hAnsi="Times New Roman" w:cs="Times New Roman"/>
           <w:bCs/>
           <w:lang w:val="en-US"/>
         </w:rPr>
-        <w:t>Household-level variables encompassed household wealth index (poor, middle, rich, constructed via principal component analysis of household assets), source of drinking water (unimproved vs. improved according to WHO/UNICEF Joint Monitoring Programme guidelines), toilet facility type (unimproved vs. improved), electricity in the household (no, yes), owning a television (no, yes), owning a refrigerator (no, yes), owning a bicycle (no, yes), floor material (unimproved vs. improved), and wall material (unimproved vs. improved).</w:t>
-      </w:r>
-      <w:proofErr w:type="gramEnd"/>
-      <w:r>
-        <w:rPr>
-          <w:rFonts w:ascii="Times New Roman" w:hAnsi="Times New Roman" w:cs="Times New Roman"/>
-          <w:bCs/>
-          <w:lang w:val="en-US"/>
-        </w:rPr>
-        <w:t xml:space="preserve"> </w:t>
-      </w:r>
-      <w:proofErr w:type="gramStart"/>
-      <w:r>
-        <w:rPr>
-          <w:rFonts w:ascii="Times New Roman" w:hAnsi="Times New Roman" w:cs="Times New Roman"/>
-          <w:bCs/>
-          <w:lang w:val="en-US"/>
-        </w:rPr>
-        <w:t>The simultaneous inclusion of fertility variables (birth order, children ever born, living children) and wealth index alongside individual household assets was substantively justified: birth order reflects biological birth rank; children ever born reflects cumulative maternal reproductive physiological strain; living children reflects current household dependency and care competition; and specific assets (refrigerator, sanitation, wall material) capture direct hygienic and preservation infrastructure beyond broad monetary quintiles.</w:t>
-      </w:r>
-      <w:proofErr w:type="gramEnd"/>
-      <w:r>
-        <w:rPr>
-          <w:rFonts w:ascii="Times New Roman" w:hAnsi="Times New Roman" w:cs="Times New Roman"/>
-          <w:bCs/>
-          <w:lang w:val="en-US"/>
-        </w:rPr>
-        <w:t xml:space="preserve"> Generalized Variance Inflation Factor (GVIF) diagnostics (</w:t>
+        <w:t>Household-level variables encompassed household wealth index (poor, middle, rich, constructed via principal component analysis of household assets), source of drinking water (unimproved vs. improved according to WHO/UNICEF Joint Monitoring Programme guidelines), toilet facility type (unimproved vs. improved), electricity in the household (no, yes), owning a television (no, yes), owning a refrigerator (no, yes), owning a bicycle (no, yes), floor material (unimproved vs. improved), and wall material (unimproved vs. improved). The simultaneous inclusion of fertility variables (birth order, children ever born, living children) and wealth index alongside individual household assets was substantively justified: birth order reflects biological birth rank; children ever born reflects cumulative maternal reproductive physiological strain; living children reflects current household dependency and care competition; and specific assets (refrigerator, sanitation, wall material) capture direct hygienic and preservation infrastructure beyond broad monetary quintiles. Generalized Variance Inflation Factor (GVIF) diagnostics (</w:t>
       </w:r>
       <w:r>
         <w:rPr>
@@ -3211,69 +2688,15 @@
           <w:bCs/>
           <w:lang w:val="en-US"/>
         </w:rPr>
-        <w:t xml:space="preserve"> Index </w:t>
-      </w:r>
-      <w:proofErr w:type="spellStart"/>
+        <w:t xml:space="preserve"> Index GVIF_adjusted = 1.392).</w:t>
+      </w:r>
       <w:r>
         <w:rPr>
           <w:rFonts w:ascii="Times New Roman" w:hAnsi="Times New Roman" w:cs="Times New Roman"/>
           <w:bCs/>
           <w:lang w:val="en-US"/>
         </w:rPr>
-        <w:t>GVIF_adjusted</w:t>
-      </w:r>
-      <w:proofErr w:type="spellEnd"/>
-      <w:r>
-        <w:rPr>
-          <w:rFonts w:ascii="Times New Roman" w:hAnsi="Times New Roman" w:cs="Times New Roman"/>
-          <w:bCs/>
-          <w:lang w:val="en-US"/>
-        </w:rPr>
-        <w:t xml:space="preserve"> = 1.392).</w:t>
-      </w:r>
-      <w:r>
-        <w:rPr>
-          <w:rFonts w:ascii="Times New Roman" w:hAnsi="Times New Roman" w:cs="Times New Roman"/>
-          <w:bCs/>
-          <w:lang w:val="en-US"/>
-        </w:rPr>
-        <w:t xml:space="preserve"> Moderate collinearity was observed specifically among the interrelated fertility variables (Children Ever Born [adjusted GVIF = 3.887], Living Children [adjusted GVIF = 2.997], and Birth Order [adjusted GVIF = 2.403]), reflecting the 96.6% empirical concordance between cumulative births and surviving children in the BDHS 2022 sample. While these variables </w:t>
-      </w:r>
-      <w:proofErr w:type="gramStart"/>
-      <w:r>
-        <w:rPr>
-          <w:rFonts w:ascii="Times New Roman" w:hAnsi="Times New Roman" w:cs="Times New Roman"/>
-          <w:bCs/>
-          <w:lang w:val="en-US"/>
-        </w:rPr>
-        <w:t>were simultaneously retained</w:t>
-      </w:r>
-      <w:proofErr w:type="gramEnd"/>
-      <w:r>
-        <w:rPr>
-          <w:rFonts w:ascii="Times New Roman" w:hAnsi="Times New Roman" w:cs="Times New Roman"/>
-          <w:bCs/>
-          <w:lang w:val="en-US"/>
-        </w:rPr>
-        <w:t xml:space="preserve"> in primary models to theoretically distinguish cumulative reproductive history from active household dependency, their collinearity widens standard errors for fertility estimates. Sensitivity analyses excluding living children reduced GVIF for children ever born to 5.47 without altering any other model estimates. Administrative division (8 divisions) and place of residence (urban, rural) </w:t>
-      </w:r>
-      <w:proofErr w:type="gramStart"/>
-      <w:r>
-        <w:rPr>
-          <w:rFonts w:ascii="Times New Roman" w:hAnsi="Times New Roman" w:cs="Times New Roman"/>
-          <w:bCs/>
-          <w:lang w:val="en-US"/>
-        </w:rPr>
-        <w:t>were considered</w:t>
-      </w:r>
-      <w:proofErr w:type="gramEnd"/>
-      <w:r>
-        <w:rPr>
-          <w:rFonts w:ascii="Times New Roman" w:hAnsi="Times New Roman" w:cs="Times New Roman"/>
-          <w:bCs/>
-          <w:lang w:val="en-US"/>
-        </w:rPr>
-        <w:t xml:space="preserve"> community-level variables</w:t>
+        <w:t xml:space="preserve"> Moderate collinearity was observed specifically among the interrelated fertility variables (Children Ever Born [adjusted GVIF = 3.887], Living Children [adjusted GVIF = 2.997], and Birth Order [adjusted GVIF = 2.403]), reflecting the 96.6% empirical concordance between cumulative births and surviving children in the BDHS 2022 sample. While these variables were simultaneously retained in primary models to theoretically distinguish cumulative reproductive history from active household dependency, their collinearity widens standard errors for fertility estimates. Sensitivity analyses excluding living children reduced GVIF for children ever born to 5.47 without altering any other model estimates. Administrative division (8 divisions) and place of residence (urban, rural) were considered community-level variables</w:t>
       </w:r>
       <w:r>
         <w:rPr>
@@ -3404,39 +2827,7 @@
           <w:rFonts w:ascii="Times New Roman" w:eastAsia="SimSun" w:hAnsi="Times New Roman" w:cs="Times New Roman"/>
           <w:lang w:val="en-US"/>
         </w:rPr>
-        <w:t>; test statistics, degrees of freedom (</w:t>
-      </w:r>
-      <w:proofErr w:type="spellStart"/>
-      <w:r>
-        <w:rPr>
-          <w:rFonts w:ascii="Times New Roman" w:eastAsia="SimSun" w:hAnsi="Times New Roman" w:cs="Times New Roman"/>
-          <w:lang w:val="en-US"/>
-        </w:rPr>
-        <w:t>df</w:t>
-      </w:r>
-      <w:proofErr w:type="spellEnd"/>
-      <w:r>
-        <w:rPr>
-          <w:rFonts w:ascii="Times New Roman" w:eastAsia="SimSun" w:hAnsi="Times New Roman" w:cs="Times New Roman"/>
-          <w:lang w:val="en-US"/>
-        </w:rPr>
-        <w:t xml:space="preserve">), and exact p-values were reported. Sampling weights provided in the DHS dataset </w:t>
-      </w:r>
-      <w:proofErr w:type="gramStart"/>
-      <w:r>
-        <w:rPr>
-          <w:rFonts w:ascii="Times New Roman" w:eastAsia="SimSun" w:hAnsi="Times New Roman" w:cs="Times New Roman"/>
-          <w:lang w:val="en-US"/>
-        </w:rPr>
-        <w:t>were incorporated</w:t>
-      </w:r>
-      <w:proofErr w:type="gramEnd"/>
-      <w:r>
-        <w:rPr>
-          <w:rFonts w:ascii="Times New Roman" w:eastAsia="SimSun" w:hAnsi="Times New Roman" w:cs="Times New Roman"/>
-          <w:lang w:val="en-US"/>
-        </w:rPr>
-        <w:t xml:space="preserve"> into descriptive analyses to account for unequal selection probabilities and non-response, thereby ensuring nationally representative estimates. Preliminary data management was performed using IBM</w:t>
+        <w:t>; test statistics, degrees of freedom (df), and exact p-values were reported. Sampling weights provided in the DHS dataset were incorporated into descriptive analyses to account for unequal selection probabilities and non-response, thereby ensuring nationally representative estimates. Preliminary data management was performed using IBM</w:t>
       </w:r>
       <w:r>
         <w:rPr>
@@ -3606,61 +2997,7 @@
           <w:bCs/>
           <w:lang w:val="en-US"/>
         </w:rPr>
-        <w:t xml:space="preserve">Because DHS data </w:t>
-      </w:r>
-      <w:proofErr w:type="gramStart"/>
-      <w:r>
-        <w:rPr>
-          <w:rFonts w:ascii="Times New Roman" w:eastAsia="SimSun" w:hAnsi="Times New Roman" w:cs="Times New Roman"/>
-          <w:bCs/>
-          <w:lang w:val="en-US"/>
-        </w:rPr>
-        <w:t>are hierarchically structured</w:t>
-      </w:r>
-      <w:proofErr w:type="gramEnd"/>
-      <w:r>
-        <w:rPr>
-          <w:rFonts w:ascii="Times New Roman" w:eastAsia="SimSun" w:hAnsi="Times New Roman" w:cs="Times New Roman"/>
-          <w:bCs/>
-          <w:lang w:val="en-US"/>
-        </w:rPr>
-        <w:t xml:space="preserve"> with children clustered within primary sampling units, observations within the same community are not independent. In the analytical sample, 84.3% of households contained only a single eligible child (</w:t>
-      </w:r>
-      <w:proofErr w:type="gramStart"/>
-      <w:r>
-        <w:rPr>
-          <w:rFonts w:ascii="Times New Roman" w:eastAsia="SimSun" w:hAnsi="Times New Roman" w:cs="Times New Roman"/>
-          <w:bCs/>
-          <w:lang w:val="en-US"/>
-        </w:rPr>
-        <w:t>mean:</w:t>
-      </w:r>
-      <w:proofErr w:type="gramEnd"/>
-      <w:r>
-        <w:rPr>
-          <w:rFonts w:ascii="Times New Roman" w:eastAsia="SimSun" w:hAnsi="Times New Roman" w:cs="Times New Roman"/>
-          <w:bCs/>
-          <w:lang w:val="en-US"/>
-        </w:rPr>
-        <w:t xml:space="preserve"> 1.18 children per household), which caused a three-level model to exhibit singular household variance. Consequently, a two-level random-intercept multilevel logistic regression model was fitted, with individual children (Level 1, </w:t>
-      </w:r>
-      <w:proofErr w:type="spellStart"/>
-      <w:r>
-        <w:rPr>
-          <w:rFonts w:ascii="Times New Roman" w:eastAsia="SimSun" w:hAnsi="Times New Roman" w:cs="Times New Roman"/>
-          <w:bCs/>
-          <w:lang w:val="en-US"/>
-        </w:rPr>
-        <w:t>i</w:t>
-      </w:r>
-      <w:proofErr w:type="spellEnd"/>
-      <w:r>
-        <w:rPr>
-          <w:rFonts w:ascii="Times New Roman" w:eastAsia="SimSun" w:hAnsi="Times New Roman" w:cs="Times New Roman"/>
-          <w:bCs/>
-          <w:lang w:val="en-US"/>
-        </w:rPr>
-        <w:t xml:space="preserve">) nested within community clusters </w:t>
+        <w:t xml:space="preserve">Because DHS data are hierarchically structured with children clustered within primary sampling units, observations within the same community are not independent. In the analytical sample, 84.3% of households contained only a single eligible child (mean: 1.18 children per household), which caused a three-level model to exhibit singular household variance. Consequently, a two-level random-intercept multilevel logistic regression model was fitted, with individual children (Level 1, i) nested within community clusters </w:t>
       </w:r>
       <w:r>
         <w:rPr>
@@ -4168,16 +3505,7 @@
           <w:bCs/>
           <w:lang w:val="en-US"/>
         </w:rPr>
-        <w:t xml:space="preserve"> is the probability that the </w:t>
-      </w:r>
-      <w:proofErr w:type="spellStart"/>
-      <w:r>
-        <w:rPr>
-          <w:rFonts w:ascii="Cambria Math" w:hAnsi="Times New Roman" w:cs="Times New Roman"/>
-          <w:bCs/>
-          <w:lang w:val="en-US"/>
-        </w:rPr>
-        <w:t>i</w:t>
+        <w:t xml:space="preserve"> is the probability that the i</w:t>
       </w:r>
       <w:r>
         <w:rPr>
@@ -4188,23 +3516,13 @@
         </w:rPr>
         <w:t>th</w:t>
       </w:r>
-      <w:proofErr w:type="spellEnd"/>
       <w:r>
         <w:rPr>
           <w:rFonts w:ascii="Cambria Math" w:hAnsi="Times New Roman" w:cs="Times New Roman"/>
           <w:bCs/>
           <w:lang w:val="en-US"/>
         </w:rPr>
-        <w:t xml:space="preserve"> child in the </w:t>
-      </w:r>
-      <w:proofErr w:type="spellStart"/>
-      <w:r>
-        <w:rPr>
-          <w:rFonts w:ascii="Cambria Math" w:hAnsi="Times New Roman" w:cs="Times New Roman"/>
-          <w:bCs/>
-          <w:lang w:val="en-US"/>
-        </w:rPr>
-        <w:t>j</w:t>
+        <w:t xml:space="preserve"> child in the j</w:t>
       </w:r>
       <w:r>
         <w:rPr>
@@ -4215,7 +3533,6 @@
         </w:rPr>
         <w:t>th</w:t>
       </w:r>
-      <w:proofErr w:type="spellEnd"/>
       <w:r>
         <w:rPr>
           <w:rFonts w:ascii="Cambria Math" w:hAnsi="Times New Roman" w:cs="Times New Roman"/>
@@ -4444,115 +3761,7 @@
           <w:bCs/>
           <w:lang w:val="en-US"/>
         </w:rPr>
-        <w:t xml:space="preserve">. Four sequential models </w:t>
-      </w:r>
-      <w:proofErr w:type="gramStart"/>
-      <w:r>
-        <w:rPr>
-          <w:rFonts w:ascii="Cambria Math" w:hAnsi="Times New Roman" w:cs="Times New Roman"/>
-          <w:bCs/>
-          <w:lang w:val="en-US"/>
-        </w:rPr>
-        <w:t>were estimated</w:t>
-      </w:r>
-      <w:proofErr w:type="gramEnd"/>
-      <w:r>
-        <w:rPr>
-          <w:rFonts w:ascii="Cambria Math" w:hAnsi="Times New Roman" w:cs="Times New Roman"/>
-          <w:bCs/>
-          <w:lang w:val="en-US"/>
-        </w:rPr>
-        <w:t xml:space="preserve">: Model 0 (Null model without predictors), Model I (Individual-level child and maternal variables), Model II (Individual + household variables), and Model III (Individual + household + community variables). Adjusted odds ratios (AORs) with 95% confidence intervals (CIs) </w:t>
-      </w:r>
-      <w:proofErr w:type="gramStart"/>
-      <w:r>
-        <w:rPr>
-          <w:rFonts w:ascii="Cambria Math" w:hAnsi="Times New Roman" w:cs="Times New Roman"/>
-          <w:bCs/>
-          <w:lang w:val="en-US"/>
-        </w:rPr>
-        <w:t>were reported</w:t>
-      </w:r>
-      <w:proofErr w:type="gramEnd"/>
-      <w:r>
-        <w:rPr>
-          <w:rFonts w:ascii="Cambria Math" w:hAnsi="Times New Roman" w:cs="Times New Roman"/>
-          <w:bCs/>
-          <w:lang w:val="en-US"/>
-        </w:rPr>
-        <w:t xml:space="preserve">. Model fit </w:t>
-      </w:r>
-      <w:proofErr w:type="gramStart"/>
-      <w:r>
-        <w:rPr>
-          <w:rFonts w:ascii="Cambria Math" w:hAnsi="Times New Roman" w:cs="Times New Roman"/>
-          <w:bCs/>
-          <w:lang w:val="en-US"/>
-        </w:rPr>
-        <w:t>was assessed</w:t>
-      </w:r>
-      <w:proofErr w:type="gramEnd"/>
-      <w:r>
-        <w:rPr>
-          <w:rFonts w:ascii="Cambria Math" w:hAnsi="Times New Roman" w:cs="Times New Roman"/>
-          <w:bCs/>
-          <w:lang w:val="en-US"/>
-        </w:rPr>
-        <w:t xml:space="preserve"> using </w:t>
-      </w:r>
-      <w:proofErr w:type="spellStart"/>
-      <w:r>
-        <w:rPr>
-          <w:rFonts w:ascii="Cambria Math" w:hAnsi="Times New Roman" w:cs="Times New Roman"/>
-          <w:bCs/>
-          <w:lang w:val="en-US"/>
-        </w:rPr>
-        <w:t>Akaike</w:t>
-      </w:r>
-      <w:proofErr w:type="spellEnd"/>
-      <w:r>
-        <w:rPr>
-          <w:rFonts w:ascii="Cambria Math" w:hAnsi="Times New Roman" w:cs="Times New Roman"/>
-          <w:bCs/>
-          <w:lang w:val="en-US"/>
-        </w:rPr>
-        <w:t xml:space="preserve"> Information Criterion (AIC), Bayesian Information Criterion (BIC), and Log-Likelihood (</w:t>
-      </w:r>
-      <w:proofErr w:type="spellStart"/>
-      <w:r>
-        <w:rPr>
-          <w:rFonts w:ascii="Cambria Math" w:hAnsi="Times New Roman" w:cs="Times New Roman"/>
-          <w:bCs/>
-          <w:lang w:val="en-US"/>
-        </w:rPr>
-        <w:t>LogLik</w:t>
-      </w:r>
-      <w:proofErr w:type="spellEnd"/>
-      <w:r>
-        <w:rPr>
-          <w:rFonts w:ascii="Cambria Math" w:hAnsi="Times New Roman" w:cs="Times New Roman"/>
-          <w:bCs/>
-          <w:lang w:val="en-US"/>
-        </w:rPr>
-        <w:t xml:space="preserve">). Model III </w:t>
-      </w:r>
-      <w:proofErr w:type="gramStart"/>
-      <w:r>
-        <w:rPr>
-          <w:rFonts w:ascii="Cambria Math" w:hAnsi="Times New Roman" w:cs="Times New Roman"/>
-          <w:bCs/>
-          <w:lang w:val="en-US"/>
-        </w:rPr>
-        <w:t>was retained</w:t>
-      </w:r>
-      <w:proofErr w:type="gramEnd"/>
-      <w:r>
-        <w:rPr>
-          <w:rFonts w:ascii="Cambria Math" w:hAnsi="Times New Roman" w:cs="Times New Roman"/>
-          <w:bCs/>
-          <w:lang w:val="en-US"/>
-        </w:rPr>
-        <w:t xml:space="preserve"> as the primary analytical model because it provided the most comprehensive assessment by simultaneously evaluating geographic division and residence effects while controlling for proximal determinants. Measures of variation included cluster variance</w:t>
+        <w:t>. Four sequential models were estimated: Model 0 (Null model without predictors), Model I (Individual-level child and maternal variables), Model II (Individual + household variables), and Model III (Individual + household + community variables). Adjusted odds ratios (AORs) with 95% confidence intervals (CIs) were reported. Model fit was assessed using Akaike Information Criterion (AIC), Bayesian Information Criterion (BIC), and Log-Likelihood (LogLik). Model III was retained as the primary analytical model because it provided the most comprehensive assessment by simultaneously evaluating geographic division and residence effects while controlling for proximal determinants. Measures of variation included cluster variance</w:t>
       </w:r>
       <w:r>
         <w:rPr>
@@ -4716,25 +3925,7 @@
           <w:bCs/>
           <w:lang w:val="en-US"/>
         </w:rPr>
-        <w:t xml:space="preserve">. Likelihood Ratio Tests (LRT) </w:t>
-      </w:r>
-      <w:proofErr w:type="gramStart"/>
-      <w:r>
-        <w:rPr>
-          <w:rFonts w:ascii="Cambria Math" w:hAnsi="Times New Roman" w:cs="Times New Roman"/>
-          <w:bCs/>
-          <w:lang w:val="en-US"/>
-        </w:rPr>
-        <w:t>were conducted</w:t>
-      </w:r>
-      <w:proofErr w:type="gramEnd"/>
-      <w:r>
-        <w:rPr>
-          <w:rFonts w:ascii="Cambria Math" w:hAnsi="Times New Roman" w:cs="Times New Roman"/>
-          <w:bCs/>
-          <w:lang w:val="en-US"/>
-        </w:rPr>
-        <w:t xml:space="preserve"> comparing random-intercept models to single-level logistic models to confirm significant community clustering</w:t>
+        <w:t>. Likelihood Ratio Tests (LRT) were conducted comparing random-intercept models to single-level logistic models to confirm significant community clustering</w:t>
       </w:r>
       <w:r>
         <w:rPr>
@@ -4788,21 +3979,12 @@
           <w:lang w:val="en-US"/>
         </w:rPr>
       </w:pPr>
-      <w:proofErr w:type="gramStart"/>
-      <w:r>
-        <w:rPr>
-          <w:rFonts w:ascii="Times New Roman" w:hAnsi="Times New Roman" w:cs="Times New Roman"/>
-          <w:lang w:val="en-US"/>
-        </w:rPr>
-        <w:t>A total of 4,087</w:t>
-      </w:r>
-      <w:proofErr w:type="gramEnd"/>
-      <w:r>
-        <w:rPr>
-          <w:rFonts w:ascii="Times New Roman" w:hAnsi="Times New Roman" w:cs="Times New Roman"/>
-          <w:lang w:val="en-US"/>
-        </w:rPr>
-        <w:t xml:space="preserve"> children under five years of age were included in the analysis. In the unweighted analytical sample, 966 children (23.64%) were stunted, 487 (11.92%) were wasted, and 928 (22.71%) were underweight. Accounting for survey sampling weights, the national population prevalence was </w:t>
+      <w:r>
+        <w:rPr>
+          <w:rFonts w:ascii="Times New Roman" w:hAnsi="Times New Roman" w:cs="Times New Roman"/>
+          <w:lang w:val="en-US"/>
+        </w:rPr>
+        <w:t xml:space="preserve">A total of 4,087 children under five years of age were included in the analysis. In the unweighted analytical sample, 966 children (23.64%) were stunted, 487 (11.92%) were wasted, and 928 (22.71%) were underweight. Accounting for survey sampling weights, the national population prevalence was </w:t>
       </w:r>
       <w:r>
         <w:rPr>
@@ -4827,87 +4009,7 @@
           <w:rFonts w:ascii="Times New Roman" w:hAnsi="Times New Roman" w:cs="Times New Roman"/>
           <w:lang w:val="en-US"/>
         </w:rPr>
-        <w:t xml:space="preserve">Substantial socioeconomic and geographic disparities in childhood nutritional outcomes </w:t>
-      </w:r>
-      <w:proofErr w:type="gramStart"/>
-      <w:r>
-        <w:rPr>
-          <w:rFonts w:ascii="Times New Roman" w:hAnsi="Times New Roman" w:cs="Times New Roman"/>
-          <w:lang w:val="en-US"/>
-        </w:rPr>
-        <w:t>were observed</w:t>
-      </w:r>
-      <w:proofErr w:type="gramEnd"/>
-      <w:r>
-        <w:rPr>
-          <w:rFonts w:ascii="Times New Roman" w:hAnsi="Times New Roman" w:cs="Times New Roman"/>
-          <w:lang w:val="en-US"/>
-        </w:rPr>
-        <w:t xml:space="preserve"> across the study population (Table 1 and Figure 3). Marked age-specific gradients were apparent: stunting prevalence rose from 14.24% among infants aged 0–11 months to 28.17% in children aged 12–23 months, remaining high across older cohorts (27.49% at 24–35 months, 24.92% at 36–47 months, and 22.85% at 48–59 months). Underweight increased progressively with age, reaching 27.41% among children aged 48–59 months. In contrast, acute wasting showed smaller variations across age groups (9.43% to 12.57%). The burden of undernutrition was disproportionately concentrated among children from socioeconomically disadvantaged households and among </w:t>
-      </w:r>
-      <w:proofErr w:type="gramStart"/>
-      <w:r>
-        <w:rPr>
-          <w:rFonts w:ascii="Times New Roman" w:hAnsi="Times New Roman" w:cs="Times New Roman"/>
-          <w:lang w:val="en-US"/>
-        </w:rPr>
-        <w:t>children</w:t>
-      </w:r>
-      <w:proofErr w:type="gramEnd"/>
-      <w:r>
-        <w:rPr>
-          <w:rFonts w:ascii="Times New Roman" w:hAnsi="Times New Roman" w:cs="Times New Roman"/>
-          <w:lang w:val="en-US"/>
-        </w:rPr>
-        <w:t xml:space="preserve"> whose mothers had no formal education. Children born to mothers without formal education exhibited markedly higher prevalence of stunting (39.89%), wasting (21.76%), and underweight (43.21%) compared with children whose mothers attained higher education (13.69%, 10.28%, and 13.17%, respectively). Similarly, children from poor households experienced substantially higher levels of stunting (30.58%) and underweight (29.19%) than those from rich households (16.32% and 15.06%). Across administrative divisions (Figure 3), stunting and underweight were highest in </w:t>
-      </w:r>
-      <w:proofErr w:type="spellStart"/>
-      <w:r>
-        <w:rPr>
-          <w:rFonts w:ascii="Times New Roman" w:hAnsi="Times New Roman" w:cs="Times New Roman"/>
-          <w:lang w:val="en-US"/>
-        </w:rPr>
-        <w:t>Mymensingh</w:t>
-      </w:r>
-      <w:proofErr w:type="spellEnd"/>
-      <w:r>
-        <w:rPr>
-          <w:rFonts w:ascii="Times New Roman" w:hAnsi="Times New Roman" w:cs="Times New Roman"/>
-          <w:lang w:val="en-US"/>
-        </w:rPr>
-        <w:t xml:space="preserve"> (32.94% and 30.70%) and </w:t>
-      </w:r>
-      <w:proofErr w:type="spellStart"/>
-      <w:r>
-        <w:rPr>
-          <w:rFonts w:ascii="Times New Roman" w:hAnsi="Times New Roman" w:cs="Times New Roman"/>
-          <w:lang w:val="en-US"/>
-        </w:rPr>
-        <w:t>Rajshahi</w:t>
-      </w:r>
-      <w:proofErr w:type="spellEnd"/>
-      <w:r>
-        <w:rPr>
-          <w:rFonts w:ascii="Times New Roman" w:hAnsi="Times New Roman" w:cs="Times New Roman"/>
-          <w:lang w:val="en-US"/>
-        </w:rPr>
-        <w:t xml:space="preserve"> (27.53% and 26.06%), while wasting was highest in Barisal (14.43%) and </w:t>
-      </w:r>
-      <w:proofErr w:type="spellStart"/>
-      <w:r>
-        <w:rPr>
-          <w:rFonts w:ascii="Times New Roman" w:hAnsi="Times New Roman" w:cs="Times New Roman"/>
-          <w:lang w:val="en-US"/>
-        </w:rPr>
-        <w:t>Rajshahi</w:t>
-      </w:r>
-      <w:proofErr w:type="spellEnd"/>
-      <w:r>
-        <w:rPr>
-          <w:rFonts w:ascii="Times New Roman" w:hAnsi="Times New Roman" w:cs="Times New Roman"/>
-          <w:lang w:val="en-US"/>
-        </w:rPr>
-        <w:t xml:space="preserve"> (13.58%)</w:t>
+        <w:t>Substantial socioeconomic and geographic disparities in childhood nutritional outcomes were observed across the study population (Table 1 and Figure 3). Marked age-specific gradients were apparent: stunting prevalence rose from 14.24% among infants aged 0–11 months to 28.17% in children aged 12–23 months, remaining high across older cohorts (27.49% at 24–35 months, 24.92% at 36–47 months, and 22.85% at 48–59 months). Underweight increased progressively with age, reaching 27.41% among children aged 48–59 months. In contrast, acute wasting showed smaller variations across age groups (9.43% to 12.57%). The burden of undernutrition was disproportionately concentrated among children from socioeconomically disadvantaged households and among children whose mothers had no formal education. Children born to mothers without formal education exhibited markedly higher prevalence of stunting (39.89%), wasting (21.76%), and underweight (43.21%) compared with children whose mothers attained higher education (13.69%, 10.28%, and 13.17%, respectively). Similarly, children from poor households experienced substantially higher levels of stunting (30.58%) and underweight (29.19%) than those from rich households (16.32% and 15.06%). Across administrative divisions (Figure 3), stunting and underweight were highest in Mymensingh (32.94% and 30.70%) and Rajshahi (27.53% and 26.06%), while wasting was highest in Barisal (14.43%) and Rajshahi (13.58%)</w:t>
       </w:r>
       <w:r>
         <w:rPr>
@@ -4916,64 +4018,6 @@
           <w:lang w:val="en-US"/>
         </w:rPr>
         <w:t>.</w:t>
-      </w:r>
-    </w:p>
-    <w:p>
-      <w:pPr>
-        <w:spacing w:after="0"/>
-        <w:jc w:val="center"/>
-        <w:rPr>
-          <w:rFonts w:ascii="Times New Roman" w:hAnsi="Times New Roman" w:cs="Times New Roman"/>
-          <w:lang w:val="en-US"/>
-        </w:rPr>
-      </w:pPr>
-      <w:r>
-        <w:rPr>
-          <w:rFonts w:ascii="Times New Roman" w:hAnsi="Times New Roman" w:cs="Times New Roman"/>
-          <w:noProof/>
-          <w:lang w:val="en-US"/>
-        </w:rPr>
-        <w:drawing>
-          <wp:inline distT="0" distB="0" distL="0" distR="0" wp14:anchorId="1255BED2" wp14:editId="7E864C5C">
-            <wp:extent cx="5026660" cy="2970552"/>
-            <wp:effectExtent l="0" t="0" r="2540" b="1270"/>
-            <wp:docPr id="3" name="Picture 3"/>
-            <wp:cNvGraphicFramePr>
-              <a:graphicFrameLocks xmlns:a="http://schemas.openxmlformats.org/drawingml/2006/main" noChangeAspect="1"/>
-            </wp:cNvGraphicFramePr>
-            <a:graphic xmlns:a="http://schemas.openxmlformats.org/drawingml/2006/main">
-              <a:graphicData uri="http://schemas.openxmlformats.org/drawingml/2006/picture">
-                <pic:pic xmlns:pic="http://schemas.openxmlformats.org/drawingml/2006/picture">
-                  <pic:nvPicPr>
-                    <pic:cNvPr id="3" name="Figure_3_Prevalence by Region_BDHS_n.png"/>
-                    <pic:cNvPicPr/>
-                  </pic:nvPicPr>
-                  <pic:blipFill>
-                    <a:blip r:embed="rId8" cstate="print">
-                      <a:extLst>
-                        <a:ext uri="{28A0092B-C50C-407E-A947-70E740481C1C}">
-                          <a14:useLocalDpi xmlns:a14="http://schemas.microsoft.com/office/drawing/2010/main" val="0"/>
-                        </a:ext>
-                      </a:extLst>
-                    </a:blip>
-                    <a:stretch>
-                      <a:fillRect/>
-                    </a:stretch>
-                  </pic:blipFill>
-                  <pic:spPr>
-                    <a:xfrm>
-                      <a:off x="0" y="0"/>
-                      <a:ext cx="5029450" cy="2972201"/>
-                    </a:xfrm>
-                    <a:prstGeom prst="rect">
-                      <a:avLst/>
-                    </a:prstGeom>
-                  </pic:spPr>
-                </pic:pic>
-              </a:graphicData>
-            </a:graphic>
-          </wp:inline>
-        </w:drawing>
       </w:r>
     </w:p>
     <w:p>
@@ -19914,7 +18958,6 @@
                 <w:lang w:val="en-US"/>
               </w:rPr>
             </w:pPr>
-            <w:proofErr w:type="spellStart"/>
             <w:r>
               <w:rPr>
                 <w:rFonts w:ascii="Times New Roman" w:eastAsia="MS Mincho" w:hAnsi="Times New Roman" w:cs="Times New Roman"/>
@@ -19925,7 +18968,6 @@
               </w:rPr>
               <w:t>Rajshahi</w:t>
             </w:r>
-            <w:proofErr w:type="spellEnd"/>
           </w:p>
         </w:tc>
         <w:tc>
@@ -20702,7 +19744,6 @@
                 <w:lang w:val="en-US"/>
               </w:rPr>
             </w:pPr>
-            <w:proofErr w:type="spellStart"/>
             <w:r>
               <w:rPr>
                 <w:rFonts w:ascii="Times New Roman" w:eastAsia="MS Mincho" w:hAnsi="Times New Roman" w:cs="Times New Roman"/>
@@ -20713,7 +19754,6 @@
               </w:rPr>
               <w:t>Mymensingh</w:t>
             </w:r>
-            <w:proofErr w:type="spellEnd"/>
           </w:p>
         </w:tc>
         <w:tc>
@@ -21494,81 +20534,7 @@
           <w:bCs/>
           <w:lang w:val="en-US"/>
         </w:rPr>
-        <w:t xml:space="preserve">Pearson’s chi-square tests </w:t>
-      </w:r>
-      <w:proofErr w:type="gramStart"/>
-      <w:r>
-        <w:rPr>
-          <w:rFonts w:ascii="Times New Roman" w:hAnsi="Times New Roman" w:cs="Times New Roman"/>
-          <w:bCs/>
-          <w:lang w:val="en-US"/>
-        </w:rPr>
-        <w:t>were performed</w:t>
-      </w:r>
-      <w:proofErr w:type="gramEnd"/>
-      <w:r>
-        <w:rPr>
-          <w:rFonts w:ascii="Times New Roman" w:hAnsi="Times New Roman" w:cs="Times New Roman"/>
-          <w:bCs/>
-          <w:lang w:val="en-US"/>
-        </w:rPr>
-        <w:t xml:space="preserve"> to examine the association between background characteristics and the three anthropometric indicators (Table 2). Child age was strongly associated with stunting (chi2 = 59.69, </w:t>
-      </w:r>
-      <w:proofErr w:type="spellStart"/>
-      <w:proofErr w:type="gramStart"/>
-      <w:r>
-        <w:rPr>
-          <w:rFonts w:ascii="Times New Roman" w:hAnsi="Times New Roman" w:cs="Times New Roman"/>
-          <w:bCs/>
-          <w:lang w:val="en-US"/>
-        </w:rPr>
-        <w:t>df</w:t>
-      </w:r>
-      <w:proofErr w:type="spellEnd"/>
-      <w:proofErr w:type="gramEnd"/>
-      <w:r>
-        <w:rPr>
-          <w:rFonts w:ascii="Times New Roman" w:hAnsi="Times New Roman" w:cs="Times New Roman"/>
-          <w:bCs/>
-          <w:lang w:val="en-US"/>
-        </w:rPr>
-        <w:t xml:space="preserve"> = 4, p &lt; 0.001) and underweight (chi2 = 55.80, </w:t>
-      </w:r>
-      <w:proofErr w:type="spellStart"/>
-      <w:r>
-        <w:rPr>
-          <w:rFonts w:ascii="Times New Roman" w:hAnsi="Times New Roman" w:cs="Times New Roman"/>
-          <w:bCs/>
-          <w:lang w:val="en-US"/>
-        </w:rPr>
-        <w:t>df</w:t>
-      </w:r>
-      <w:proofErr w:type="spellEnd"/>
-      <w:r>
-        <w:rPr>
-          <w:rFonts w:ascii="Times New Roman" w:hAnsi="Times New Roman" w:cs="Times New Roman"/>
-          <w:bCs/>
-          <w:lang w:val="en-US"/>
-        </w:rPr>
-        <w:t xml:space="preserve"> = 4, p &lt; 0.001), but not wasting (chi2 = 8.03, </w:t>
-      </w:r>
-      <w:proofErr w:type="spellStart"/>
-      <w:r>
-        <w:rPr>
-          <w:rFonts w:ascii="Times New Roman" w:hAnsi="Times New Roman" w:cs="Times New Roman"/>
-          <w:bCs/>
-          <w:lang w:val="en-US"/>
-        </w:rPr>
-        <w:t>df</w:t>
-      </w:r>
-      <w:proofErr w:type="spellEnd"/>
-      <w:r>
-        <w:rPr>
-          <w:rFonts w:ascii="Times New Roman" w:hAnsi="Times New Roman" w:cs="Times New Roman"/>
-          <w:bCs/>
-          <w:lang w:val="en-US"/>
-        </w:rPr>
-        <w:t xml:space="preserve"> = 4, p = 0.090). Child sex was not significantly associated with any nutritional outcome. Child stunting was significantly associated with birth order, maternal education, children ever born, living children, wealth index, toilet facility, television and refrigerator ownership, floor material, and administrative division at p &lt; 0.001. For wasting, maternal education was significantly associated at p &lt; 0.001, maternal age at p = 0.005, children ever born at p = 0.034, wealth index at p = 0.039, refrigerator ownership at p = 0.033, and wall material at p = 0.019. Water source, toilet facility, electricity access, television, bicycle, floor material, roof material, and residence were not significantly associated with wasting (p &gt; 0.05). Underweight was significantly associated with birth order, maternal age, maternal education, children ever born, living children, wealth index, toilet facility, TV, refrigerator, floor material, and admin</w:t>
+        <w:t>Pearson’s chi-square tests were performed to examine the association between background characteristics and the three anthropometric indicators (Table 2). Child age was strongly associated with stunting (chi2 = 59.69, df = 4, p &lt; 0.001) and underweight (chi2 = 55.80, df = 4, p &lt; 0.001), but not wasting (chi2 = 8.03, df = 4, p = 0.090). Child sex was not significantly associated with any nutritional outcome. Child stunting was significantly associated with birth order, maternal education, children ever born, living children, wealth index, toilet facility, television and refrigerator ownership, floor material, and administrative division at p &lt; 0.001. For wasting, maternal education was significantly associated at p &lt; 0.001, maternal age at p = 0.005, children ever born at p = 0.034, wealth index at p = 0.039, refrigerator ownership at p = 0.033, and wall material at p = 0.019. Water source, toilet facility, electricity access, television, bicycle, floor material, roof material, and residence were not significantly associated with wasting (p &gt; 0.05). Underweight was significantly associated with birth order, maternal age, maternal education, children ever born, living children, wealth index, toilet facility, TV, refrigerator, floor material, and admin</w:t>
       </w:r>
       <w:r>
         <w:rPr>
@@ -21731,7 +20697,6 @@
                 <w:lang w:val="en-US"/>
               </w:rPr>
             </w:pPr>
-            <w:proofErr w:type="spellStart"/>
             <w:r>
               <w:rPr>
                 <w:rFonts w:ascii="Times New Roman" w:eastAsia="MS Mincho" w:hAnsi="Times New Roman" w:cs="Times New Roman"/>
@@ -21743,7 +20708,6 @@
               </w:rPr>
               <w:t>df</w:t>
             </w:r>
-            <w:proofErr w:type="spellEnd"/>
           </w:p>
         </w:tc>
         <w:tc>
@@ -21850,7 +20814,6 @@
                 <w:lang w:val="en-US"/>
               </w:rPr>
             </w:pPr>
-            <w:proofErr w:type="spellStart"/>
             <w:r>
               <w:rPr>
                 <w:rFonts w:ascii="Times New Roman" w:eastAsia="MS Mincho" w:hAnsi="Times New Roman" w:cs="Times New Roman"/>
@@ -21862,7 +20825,6 @@
               </w:rPr>
               <w:t>df</w:t>
             </w:r>
-            <w:proofErr w:type="spellEnd"/>
           </w:p>
         </w:tc>
         <w:tc>
@@ -21969,7 +20931,6 @@
                 <w:lang w:val="en-US"/>
               </w:rPr>
             </w:pPr>
-            <w:proofErr w:type="spellStart"/>
             <w:r>
               <w:rPr>
                 <w:rFonts w:ascii="Times New Roman" w:eastAsia="MS Mincho" w:hAnsi="Times New Roman" w:cs="Times New Roman"/>
@@ -21981,7 +20942,6 @@
               </w:rPr>
               <w:t>df</w:t>
             </w:r>
-            <w:proofErr w:type="spellEnd"/>
           </w:p>
         </w:tc>
         <w:tc>
@@ -28978,10 +27938,92 @@
     </w:tbl>
     <w:p>
       <w:pPr>
+        <w:spacing w:after="160" w:line="256" w:lineRule="auto"/>
+        <w:rPr>
+          <w:rFonts w:ascii="Times New Roman" w:hAnsi="Times New Roman" w:cs="Times New Roman"/>
+          <w:i/>
+          <w:sz w:val="20"/>
+          <w:szCs w:val="20"/>
+        </w:rPr>
+      </w:pPr>
+      <w:r>
+        <w:rPr>
+          <w:rFonts w:ascii="Times New Roman" w:hAnsi="Times New Roman" w:cs="Times New Roman"/>
+          <w:i/>
+          <w:sz w:val="20"/>
+          <w:szCs w:val="20"/>
+        </w:rPr>
+        <w:t>Note:</w:t>
+      </w:r>
+      <w:r>
+        <w:rPr>
+          <w:rFonts w:ascii="Times New Roman" w:hAnsi="Times New Roman" w:cs="Times New Roman"/>
+          <w:i/>
+          <w:sz w:val="20"/>
+          <w:szCs w:val="20"/>
+        </w:rPr>
+        <w:t xml:space="preserve"> *, ** and *** indicate significance at &lt; 0.05, &lt; 0.01, and &lt; 0.001 respectively.</w:t>
+      </w:r>
+    </w:p>
+    <w:p>
+      <w:pPr>
         <w:spacing w:after="0"/>
-        <w:jc w:val="center"/>
-        <w:rPr>
-          <w:rFonts w:ascii="Times New Roman" w:hAnsi="Times New Roman" w:cs="Times New Roman"/>
+        <w:rPr>
+          <w:rFonts w:ascii="Times New Roman" w:hAnsi="Times New Roman" w:cs="Times New Roman"/>
+          <w:b/>
+          <w:bCs/>
+        </w:rPr>
+      </w:pPr>
+      <w:r>
+        <w:rPr>
+          <w:rFonts w:ascii="Times New Roman" w:hAnsi="Times New Roman" w:cs="Times New Roman"/>
+          <w:b/>
+          <w:bCs/>
+        </w:rPr>
+        <w:t>Multilevel logistic regression analysis</w:t>
+      </w:r>
+    </w:p>
+    <w:p>
+      <w:pPr>
+        <w:spacing w:after="0"/>
+        <w:rPr>
+          <w:rFonts w:ascii="Times New Roman" w:hAnsi="Times New Roman" w:cs="Times New Roman"/>
+          <w:bCs/>
+          <w:lang w:val="en-US"/>
+        </w:rPr>
+      </w:pPr>
+      <w:r>
+        <w:rPr>
+          <w:rFonts w:ascii="Times New Roman" w:hAnsi="Times New Roman" w:cs="Times New Roman"/>
+          <w:bCs/>
+          <w:lang w:val="en-US"/>
+        </w:rPr>
+        <w:t>Multilevel logistic regression models were estimated separately for stunting, wasting, and underweight (Table 3 and Supplementary Tables S1–S3). For stunting and underweight, the null models demonstrated notable clustering at the community level. The ICC for stunting declined from 5.68% (MOR: 1.53; LRT chi2 = 29.83, p &lt; 0.001) in the null model to 1.21% (MOR: 1.22; LRT chi2 = 20.35, p &lt; 0.001) in the fully adjusted model (Model III), while the ICC for underweight decreased from 4.47% (MOR: 1.45; LRT chi2 = 22.44, p &lt; 0.001) to 0.91% (MOR: 1.18; LRT chi2 = 14.88, p &lt; 0.001). Sequential reductions in cluster variance indicated that 79.8% of between-community variation in stunting was explained by included child, maternal, and household characteristics. In contrast, wasting models showed limited baseline contextual clustering (null ICC: 1.48%, MOR: 1.25), which declined to near zero in the fully adjusted model (sigma_u^2 = 0.000, ICC &lt; 0.01%), indicating that acute malnutrition is driven predominantly by immediate household- or child-level conditions rathe</w:t>
+      </w:r>
+      <w:r>
+        <w:rPr>
+          <w:rFonts w:ascii="Times New Roman" w:hAnsi="Times New Roman" w:cs="Times New Roman"/>
+          <w:bCs/>
+          <w:lang w:val="en-US"/>
+        </w:rPr>
+        <w:t>r than stable community context</w:t>
+      </w:r>
+      <w:r>
+        <w:rPr>
+          <w:rFonts w:ascii="Times New Roman" w:hAnsi="Times New Roman" w:cs="Times New Roman"/>
+          <w:bCs/>
+          <w:lang w:val="en-US"/>
+        </w:rPr>
+        <w:t>.</w:t>
+      </w:r>
+    </w:p>
+    <w:p>
+      <w:pPr>
+        <w:spacing w:after="0"/>
+        <w:rPr>
+          <w:rFonts w:ascii="Times New Roman" w:hAnsi="Times New Roman" w:cs="Times New Roman"/>
+          <w:b/>
+          <w:bCs/>
         </w:rPr>
       </w:pPr>
     </w:p>
@@ -29000,7 +28042,74 @@
           <w:b/>
           <w:bCs/>
         </w:rPr>
-        <w:t>Multilevel logistic regression analysis</w:t>
+        <w:t>Determinants of Stunting</w:t>
+      </w:r>
+      <w:r>
+        <w:rPr>
+          <w:rFonts w:ascii="Times New Roman" w:hAnsi="Times New Roman" w:cs="Times New Roman"/>
+          <w:b/>
+          <w:bCs/>
+        </w:rPr>
+        <w:t xml:space="preserve"> </w:t>
+      </w:r>
+      <w:r>
+        <w:rPr>
+          <w:rFonts w:ascii="Times New Roman" w:hAnsi="Times New Roman" w:cs="Times New Roman"/>
+          <w:b/>
+          <w:bCs/>
+        </w:rPr>
+        <w:t>(</w:t>
+      </w:r>
+      <w:r>
+        <w:rPr>
+          <w:rFonts w:ascii="Times New Roman" w:hAnsi="Times New Roman" w:cs="Times New Roman"/>
+          <w:b/>
+          <w:bCs/>
+        </w:rPr>
+        <w:t xml:space="preserve">Model </w:t>
+      </w:r>
+      <w:r>
+        <w:rPr>
+          <w:rFonts w:ascii="Times New Roman" w:hAnsi="Times New Roman" w:cs="Times New Roman"/>
+          <w:b/>
+          <w:bCs/>
+        </w:rPr>
+        <w:t>III)</w:t>
+      </w:r>
+    </w:p>
+    <w:p>
+      <w:pPr>
+        <w:spacing w:before="120"/>
+        <w:rPr>
+          <w:rFonts w:ascii="Times New Roman" w:hAnsi="Times New Roman" w:cs="Times New Roman"/>
+          <w:bCs/>
+          <w:lang w:val="en-US"/>
+        </w:rPr>
+      </w:pPr>
+      <w:r>
+        <w:rPr>
+          <w:rFonts w:ascii="Times New Roman" w:hAnsi="Times New Roman" w:cs="Times New Roman"/>
+          <w:bCs/>
+          <w:lang w:val="en-US"/>
+        </w:rPr>
+        <w:t xml:space="preserve">In the fully adjusted multilevel model (Table 3 and Supplementary Table S1), child age emerged as a potent predictor of stunting. Compared with infants aged 0–11 months, children aged 12–23 months had more than twofold higher odds of stunting (AOR: 2.38; 95% CI: 1.85–3.06, p &lt; 0.001), with elevated odds persisting at 24–35 months (AOR: 2.25; 95% CI: 1.75–2.90, p &lt; 0.001), 36–47 months (AOR: 1.87; 95% CI: 1.44–2.43, p &lt; 0.001), and 48–59 months (AOR: 1.69; 95% CI: 1.29–2.22, p &lt; 0.001). Maternal education exhibited a clear dose-response protective relationship: compared with </w:t>
+      </w:r>
+      <w:r>
+        <w:rPr>
+          <w:rFonts w:ascii="Times New Roman" w:hAnsi="Times New Roman" w:cs="Times New Roman"/>
+          <w:bCs/>
+          <w:lang w:val="en-US"/>
+        </w:rPr>
+        <w:lastRenderedPageBreak/>
+        <w:t>children of mothers with no formal education, children of mothers with primary (AOR: 0.70; 95% CI: 0.51–0.94, p = 0.019), secondary (AOR: 0.58; 95% CI: 0.43–0.78, p &lt; 0.001), and higher education (AOR: 0.38; 95% CI: 0.26–0.56, p &lt; 0.001) had significantly lower odds of stunting. Children from rich households had 36% lower odds of stunting than those from poor households (AOR: 0.64; 95% CI: 0.46–0.89, p = 0.009). Children residing in Mymensingh division demonstrated elevated odds of stunting relative to Barisal (AOR: 1.36; 95% CI: 1.00–1.86, p = 0.049). Birth order, maternal age, currently pregnant, sanitation, and place of residence were not independently associated with stunting</w:t>
+      </w:r>
+      <w:r>
+        <w:rPr>
+          <w:rFonts w:ascii="Times New Roman" w:hAnsi="Times New Roman" w:cs="Times New Roman"/>
+          <w:bCs/>
+          <w:lang w:val="en-US"/>
+        </w:rPr>
+        <w:t>.</w:t>
       </w:r>
     </w:p>
     <w:p>
@@ -29008,87 +28117,25 @@
         <w:spacing w:after="0"/>
         <w:rPr>
           <w:rFonts w:ascii="Times New Roman" w:hAnsi="Times New Roman" w:cs="Times New Roman"/>
-          <w:bCs/>
-          <w:lang w:val="en-US"/>
+          <w:b/>
+          <w:color w:val="000000" w:themeColor="text1"/>
         </w:rPr>
       </w:pPr>
       <w:r>
         <w:rPr>
           <w:rFonts w:ascii="Times New Roman" w:hAnsi="Times New Roman" w:cs="Times New Roman"/>
-          <w:bCs/>
-          <w:lang w:val="en-US"/>
-        </w:rPr>
-        <w:t xml:space="preserve">Multilevel logistic regression models </w:t>
-      </w:r>
-      <w:proofErr w:type="gramStart"/>
-      <w:r>
-        <w:rPr>
-          <w:rFonts w:ascii="Times New Roman" w:hAnsi="Times New Roman" w:cs="Times New Roman"/>
-          <w:bCs/>
-          <w:lang w:val="en-US"/>
-        </w:rPr>
-        <w:t>were estimated</w:t>
-      </w:r>
-      <w:proofErr w:type="gramEnd"/>
-      <w:r>
-        <w:rPr>
-          <w:rFonts w:ascii="Times New Roman" w:hAnsi="Times New Roman" w:cs="Times New Roman"/>
-          <w:bCs/>
-          <w:lang w:val="en-US"/>
-        </w:rPr>
-        <w:t xml:space="preserve"> separately for stunting, wasting, and underweight (Table 3 and Supplementary Tables S1–S3). For stunting and underweight, the null models demonstrated notable clustering at the community level. The ICC for stunting declined from 5.68% (MOR: 1.53; LRT chi2 = 29.83, p &lt; 0.001) in the null model to 1.21% (MOR: 1.22; LRT chi2 = 20.35, p &lt; 0.001) in the fully adjusted model (Model III), while the ICC for underweight decreased from 4.47% (MOR: 1.45; LRT chi2 = 22.44, p &lt; 0.001) to 0.91% (MOR: 1.18; LRT chi2 = 14.88, p &lt; 0.001). Sequential reductions in cluster variance indicated that 79.8% of between-community variation in stunting </w:t>
-      </w:r>
-      <w:proofErr w:type="gramStart"/>
-      <w:r>
-        <w:rPr>
-          <w:rFonts w:ascii="Times New Roman" w:hAnsi="Times New Roman" w:cs="Times New Roman"/>
-          <w:bCs/>
-          <w:lang w:val="en-US"/>
-        </w:rPr>
-        <w:t>was explained</w:t>
-      </w:r>
-      <w:proofErr w:type="gramEnd"/>
-      <w:r>
-        <w:rPr>
-          <w:rFonts w:ascii="Times New Roman" w:hAnsi="Times New Roman" w:cs="Times New Roman"/>
-          <w:bCs/>
-          <w:lang w:val="en-US"/>
-        </w:rPr>
-        <w:t xml:space="preserve"> by included child, maternal, and household characteristics. In contrast, wasting models showed limited baseline contextual clustering (null ICC: 1.48%, MOR: 1.25), which declined to near zero in the fully adjusted model (sigma_u^2 = 0.000, ICC &lt; </w:t>
-      </w:r>
-      <w:proofErr w:type="gramStart"/>
-      <w:r>
-        <w:rPr>
-          <w:rFonts w:ascii="Times New Roman" w:hAnsi="Times New Roman" w:cs="Times New Roman"/>
-          <w:bCs/>
-          <w:lang w:val="en-US"/>
-        </w:rPr>
-        <w:t>0.01%</w:t>
-      </w:r>
-      <w:proofErr w:type="gramEnd"/>
-      <w:r>
-        <w:rPr>
-          <w:rFonts w:ascii="Times New Roman" w:hAnsi="Times New Roman" w:cs="Times New Roman"/>
-          <w:bCs/>
-          <w:lang w:val="en-US"/>
-        </w:rPr>
-        <w:t>), indicating that acute malnutrition is driven predominantly by immediate household- or child-level conditions rathe</w:t>
-      </w:r>
-      <w:r>
-        <w:rPr>
-          <w:rFonts w:ascii="Times New Roman" w:hAnsi="Times New Roman" w:cs="Times New Roman"/>
-          <w:bCs/>
-          <w:lang w:val="en-US"/>
-        </w:rPr>
-        <w:t>r than stable community context</w:t>
-      </w:r>
-      <w:r>
-        <w:rPr>
-          <w:rFonts w:ascii="Times New Roman" w:hAnsi="Times New Roman" w:cs="Times New Roman"/>
-          <w:bCs/>
-          <w:lang w:val="en-US"/>
-        </w:rPr>
-        <w:t>.</w:t>
+          <w:b/>
+          <w:color w:val="000000" w:themeColor="text1"/>
+        </w:rPr>
+        <w:t>Determinants of Wasting</w:t>
+      </w:r>
+      <w:r>
+        <w:rPr>
+          <w:rFonts w:ascii="Times New Roman" w:hAnsi="Times New Roman" w:cs="Times New Roman"/>
+          <w:b/>
+          <w:color w:val="000000" w:themeColor="text1"/>
+        </w:rPr>
+        <w:t xml:space="preserve"> (Model III)</w:t>
       </w:r>
     </w:p>
     <w:p>
@@ -29096,10 +28143,26 @@
         <w:spacing w:after="0"/>
         <w:rPr>
           <w:rFonts w:ascii="Times New Roman" w:hAnsi="Times New Roman" w:cs="Times New Roman"/>
-          <w:b/>
           <w:bCs/>
+          <w:lang w:val="en-US"/>
         </w:rPr>
       </w:pPr>
+      <w:r>
+        <w:rPr>
+          <w:rFonts w:ascii="Times New Roman" w:hAnsi="Times New Roman" w:cs="Times New Roman"/>
+          <w:bCs/>
+          <w:lang w:val="en-US"/>
+        </w:rPr>
+        <w:t>The determinants of acute wasting diverged distinctly from chronic undernutrition (Table 3 and Supplementary Table S2). Child age was not significantly associated with wasting across any age category (p &gt; 0.20). Maternal education remained significantly protective: compared with no education, children whose mothers attained primary (AOR: 0.58; 95% CI: 0.40–0.85, p = 0.005) or secondary education (AOR: 0.63; 95% CI: 0.44–0.91, p = 0.014) had substantially lower odds of wasting. Children born to mothers aged 40–49 years had higher odds of wasting compared with children of mothers aged 15–19 years (AOR: 2.05; 95% CI: 1.00–4.21, p = 0.050). High maternal parity (≥4 children ever born) was associated with elevated wasting odds (AOR: 3.27; 95% CI: 0.91–11.72). Children living in dwellings with improved wall material had lower odds of wasting (AOR: 0.69; 95% CI: 0.48–0.98, p = 0.038), while children in Dhaka division exhibited significantly lower odds of wasting relative to Barisal (AOR: 0.55; 95% CI: 0.37–0.82, p = 0.004)</w:t>
+      </w:r>
+      <w:r>
+        <w:rPr>
+          <w:rFonts w:ascii="Times New Roman" w:hAnsi="Times New Roman" w:cs="Times New Roman"/>
+          <w:bCs/>
+          <w:lang w:val="en-US"/>
+        </w:rPr>
+        <w:t>.</w:t>
+      </w:r>
     </w:p>
     <w:p>
       <w:pPr>
@@ -29107,137 +28170,24 @@
         <w:rPr>
           <w:rFonts w:ascii="Times New Roman" w:hAnsi="Times New Roman" w:cs="Times New Roman"/>
           <w:b/>
-          <w:bCs/>
+          <w:color w:val="000000" w:themeColor="text1"/>
         </w:rPr>
       </w:pPr>
       <w:r>
         <w:rPr>
           <w:rFonts w:ascii="Times New Roman" w:hAnsi="Times New Roman" w:cs="Times New Roman"/>
           <w:b/>
-          <w:bCs/>
-        </w:rPr>
-        <w:t>Determinants of Stunting</w:t>
+          <w:color w:val="000000" w:themeColor="text1"/>
+        </w:rPr>
+        <w:t>Determinants of Underweight</w:t>
       </w:r>
       <w:r>
         <w:rPr>
           <w:rFonts w:ascii="Times New Roman" w:hAnsi="Times New Roman" w:cs="Times New Roman"/>
           <w:b/>
-          <w:bCs/>
-        </w:rPr>
-        <w:t xml:space="preserve"> </w:t>
-      </w:r>
-      <w:r>
-        <w:rPr>
-          <w:rFonts w:ascii="Times New Roman" w:hAnsi="Times New Roman" w:cs="Times New Roman"/>
-          <w:b/>
-          <w:bCs/>
-        </w:rPr>
-        <w:t>(</w:t>
-      </w:r>
-      <w:r>
-        <w:rPr>
-          <w:rFonts w:ascii="Times New Roman" w:hAnsi="Times New Roman" w:cs="Times New Roman"/>
-          <w:b/>
-          <w:bCs/>
-        </w:rPr>
-        <w:t xml:space="preserve">Model </w:t>
-      </w:r>
-      <w:r>
-        <w:rPr>
-          <w:rFonts w:ascii="Times New Roman" w:hAnsi="Times New Roman" w:cs="Times New Roman"/>
-          <w:b/>
-          <w:bCs/>
-        </w:rPr>
-        <w:t>III)</w:t>
-      </w:r>
-    </w:p>
-    <w:p>
-      <w:pPr>
-        <w:spacing w:before="120"/>
-        <w:rPr>
-          <w:rFonts w:ascii="Times New Roman" w:hAnsi="Times New Roman" w:cs="Times New Roman"/>
-          <w:bCs/>
-          <w:lang w:val="en-US"/>
-        </w:rPr>
-      </w:pPr>
-      <w:r>
-        <w:rPr>
-          <w:rFonts w:ascii="Times New Roman" w:hAnsi="Times New Roman" w:cs="Times New Roman"/>
-          <w:bCs/>
-          <w:lang w:val="en-US"/>
-        </w:rPr>
-        <w:t xml:space="preserve">In the fully adjusted multilevel model (Table 3 and Supplementary Table S1), child age emerged as a potent predictor of stunting. </w:t>
-      </w:r>
-      <w:proofErr w:type="gramStart"/>
-      <w:r>
-        <w:rPr>
-          <w:rFonts w:ascii="Times New Roman" w:hAnsi="Times New Roman" w:cs="Times New Roman"/>
-          <w:bCs/>
-          <w:lang w:val="en-US"/>
-        </w:rPr>
-        <w:t>Compared with infants aged 0–11 months, children aged 12–23 months had more than twofold higher odds of stunting (AOR: 2.38; 95% CI: 1.85–3.06, p &lt; 0.001), with elevated odds persisting at 24–35 months (AOR: 2.25; 95% CI: 1.75–2.90, p &lt; 0.001), 36–47 months (AOR: 1.87; 95% CI: 1.44–2.43, p &lt; 0.001), and 48–59 months (AOR: 1.69; 95% CI: 1.29–2.22, p &lt; 0.001).</w:t>
-      </w:r>
-      <w:proofErr w:type="gramEnd"/>
-      <w:r>
-        <w:rPr>
-          <w:rFonts w:ascii="Times New Roman" w:hAnsi="Times New Roman" w:cs="Times New Roman"/>
-          <w:bCs/>
-          <w:lang w:val="en-US"/>
-        </w:rPr>
-        <w:t xml:space="preserve"> Maternal education exhibited a clear dose-response protective relationship: compared with </w:t>
-      </w:r>
-      <w:r>
-        <w:rPr>
-          <w:rFonts w:ascii="Times New Roman" w:hAnsi="Times New Roman" w:cs="Times New Roman"/>
-          <w:bCs/>
-          <w:lang w:val="en-US"/>
-        </w:rPr>
-        <w:lastRenderedPageBreak/>
-        <w:t xml:space="preserve">children of mothers with no formal education, children of mothers with primary (AOR: 0.70; 95% CI: 0.51–0.94, p = 0.019), secondary (AOR: 0.58; 95% CI: 0.43–0.78, p &lt; 0.001), and higher education (AOR: 0.38; 95% CI: 0.26–0.56, p &lt; 0.001) had significantly lower odds of stunting. Children from rich households had 36% lower odds of stunting than those from poor households (AOR: 0.64; 95% CI: 0.46–0.89, p = 0.009). Children residing in </w:t>
-      </w:r>
-      <w:proofErr w:type="spellStart"/>
-      <w:r>
-        <w:rPr>
-          <w:rFonts w:ascii="Times New Roman" w:hAnsi="Times New Roman" w:cs="Times New Roman"/>
-          <w:bCs/>
-          <w:lang w:val="en-US"/>
-        </w:rPr>
-        <w:t>Mymensingh</w:t>
-      </w:r>
-      <w:proofErr w:type="spellEnd"/>
-      <w:r>
-        <w:rPr>
-          <w:rFonts w:ascii="Times New Roman" w:hAnsi="Times New Roman" w:cs="Times New Roman"/>
-          <w:bCs/>
-          <w:lang w:val="en-US"/>
-        </w:rPr>
-        <w:t xml:space="preserve"> division demonstrated elevated odds of stunting relative to Barisal (AOR: 1.36; 95% CI: 1.00–1.86, p = 0.049). Birth order, maternal age, currently pregnant, sanitation, and place of residence were </w:t>
-      </w:r>
-      <w:proofErr w:type="gramStart"/>
-      <w:r>
-        <w:rPr>
-          <w:rFonts w:ascii="Times New Roman" w:hAnsi="Times New Roman" w:cs="Times New Roman"/>
-          <w:bCs/>
-          <w:lang w:val="en-US"/>
-        </w:rPr>
-        <w:t>not independently</w:t>
-      </w:r>
-      <w:proofErr w:type="gramEnd"/>
-      <w:r>
-        <w:rPr>
-          <w:rFonts w:ascii="Times New Roman" w:hAnsi="Times New Roman" w:cs="Times New Roman"/>
-          <w:bCs/>
-          <w:lang w:val="en-US"/>
-        </w:rPr>
-        <w:t xml:space="preserve"> associated with stunting</w:t>
-      </w:r>
-      <w:r>
-        <w:rPr>
-          <w:rFonts w:ascii="Times New Roman" w:hAnsi="Times New Roman" w:cs="Times New Roman"/>
-          <w:bCs/>
-          <w:lang w:val="en-US"/>
-        </w:rPr>
-        <w:t>.</w:t>
+          <w:color w:val="000000" w:themeColor="text1"/>
+        </w:rPr>
+        <w:t xml:space="preserve"> (Model III)</w:t>
       </w:r>
     </w:p>
     <w:p>
@@ -29245,25 +28195,25 @@
         <w:spacing w:after="0"/>
         <w:rPr>
           <w:rFonts w:ascii="Times New Roman" w:hAnsi="Times New Roman" w:cs="Times New Roman"/>
-          <w:b/>
-          <w:color w:val="000000" w:themeColor="text1"/>
+          <w:bCs/>
+          <w:lang w:val="en-US"/>
         </w:rPr>
       </w:pPr>
       <w:r>
         <w:rPr>
           <w:rFonts w:ascii="Times New Roman" w:hAnsi="Times New Roman" w:cs="Times New Roman"/>
-          <w:b/>
-          <w:color w:val="000000" w:themeColor="text1"/>
-        </w:rPr>
-        <w:t>Determinants of Wasting</w:t>
-      </w:r>
-      <w:r>
-        <w:rPr>
-          <w:rFonts w:ascii="Times New Roman" w:hAnsi="Times New Roman" w:cs="Times New Roman"/>
-          <w:b/>
-          <w:color w:val="000000" w:themeColor="text1"/>
-        </w:rPr>
-        <w:t xml:space="preserve"> (Model III)</w:t>
+          <w:bCs/>
+          <w:lang w:val="en-US"/>
+        </w:rPr>
+        <w:t>Underweight patterns synthesized both chronic and acute influences (Table 3 and Supplementary Table S3). Child age showed progressive cumulative vulnerability, peaking at 48–59 months (AOR: 2.25; 95% CI: 1.72–2.94, p &lt; 0.001) relative to infants. Maternal education demonstrated a strong protective gradient: primary (AOR: 0.56; 95% CI: 0.42–0.76, p &lt; 0.001), secondary (AOR: 0.47; 95% CI: 0.35–0.64, p &lt; 0.001), and higher education (AOR: 0.37; 95% CI: 0.25–0.53, p &lt; 0.001). Children from rich households had significantly lower odds of underweight than those from poor households (AOR: 0.66; 95% CI: 0.47–0.93, p = 0.018). In addition, refrigerator ownership was independently protective against underweight (AOR: 0.79; 95% CI: 0.65–0.96, p = 0.019). Children of mothers aged 20–24, 30–34, and 35–39 years exhibited higher odds of underweight relative to the youngest maternal age group (15–19 years)</w:t>
+      </w:r>
+      <w:r>
+        <w:rPr>
+          <w:rFonts w:ascii="Times New Roman" w:hAnsi="Times New Roman" w:cs="Times New Roman"/>
+          <w:bCs/>
+          <w:lang w:val="en-US"/>
+        </w:rPr>
+        <w:t>.</w:t>
       </w:r>
     </w:p>
     <w:p>
@@ -29271,110 +28221,22 @@
         <w:spacing w:after="0"/>
         <w:rPr>
           <w:rFonts w:ascii="Times New Roman" w:hAnsi="Times New Roman" w:cs="Times New Roman"/>
-          <w:bCs/>
+          <w:b/>
           <w:lang w:val="en-US"/>
         </w:rPr>
       </w:pPr>
       <w:r>
         <w:rPr>
           <w:rFonts w:ascii="Times New Roman" w:hAnsi="Times New Roman" w:cs="Times New Roman"/>
-          <w:bCs/>
-          <w:lang w:val="en-US"/>
-        </w:rPr>
-        <w:t>The determinants of acute wasting diverged distinctly from chronic undernutrition (Table 3 and Supplementary Table S2). Child age was not significantly associated with wasting across any age category (p &gt; 0.20). Maternal education remained significantly protective: compared with no education, children whose mothers attained primary (AOR: 0.58; 95% CI: 0.40–0.85, p = 0.005) or secondary education (AOR: 0.63; 95% CI: 0.44–0.91, p = 0.014) had substantially lower odds of wasting. Children born to mothers aged 40–49 years had higher odds of wasting compared with children of mothers aged 15–19 years (AOR: 2.05; 95% CI: 1.00–4.21, p = 0.050). High maternal parity (≥4 children ever born) was associated with elevated wasting odds (AOR: 3.27; 95% CI: 0.91–11.72). Children living in dwellings with improved wall material had lower odds of wasting (AOR: 0.69; 95% CI: 0.48–0.98, p = 0.038), while children in Dhaka division exhibited significantly lower odds of wasting relative to Barisal (AOR: 0.55; 95% CI: 0.37–0.82, p = 0.004)</w:t>
-      </w:r>
-      <w:r>
-        <w:rPr>
-          <w:rFonts w:ascii="Times New Roman" w:hAnsi="Times New Roman" w:cs="Times New Roman"/>
-          <w:bCs/>
-          <w:lang w:val="en-US"/>
-        </w:rPr>
-        <w:t>.</w:t>
-      </w:r>
-    </w:p>
-    <w:p>
-      <w:pPr>
-        <w:spacing w:after="0"/>
-        <w:rPr>
-          <w:rFonts w:ascii="Times New Roman" w:hAnsi="Times New Roman" w:cs="Times New Roman"/>
           <w:b/>
-          <w:color w:val="000000" w:themeColor="text1"/>
-        </w:rPr>
-      </w:pPr>
-      <w:r>
-        <w:rPr>
-          <w:rFonts w:ascii="Times New Roman" w:hAnsi="Times New Roman" w:cs="Times New Roman"/>
-          <w:b/>
-          <w:color w:val="000000" w:themeColor="text1"/>
-        </w:rPr>
-        <w:t>Determinants of Underweight</w:t>
-      </w:r>
-      <w:r>
-        <w:rPr>
-          <w:rFonts w:ascii="Times New Roman" w:hAnsi="Times New Roman" w:cs="Times New Roman"/>
-          <w:b/>
-          <w:color w:val="000000" w:themeColor="text1"/>
-        </w:rPr>
-        <w:t xml:space="preserve"> (Model III)</w:t>
-      </w:r>
-    </w:p>
-    <w:p>
-      <w:pPr>
-        <w:spacing w:after="0"/>
-        <w:rPr>
-          <w:rFonts w:ascii="Times New Roman" w:hAnsi="Times New Roman" w:cs="Times New Roman"/>
-          <w:bCs/>
-          <w:lang w:val="en-US"/>
-        </w:rPr>
-      </w:pPr>
-      <w:r>
-        <w:rPr>
-          <w:rFonts w:ascii="Times New Roman" w:hAnsi="Times New Roman" w:cs="Times New Roman"/>
-          <w:bCs/>
-          <w:lang w:val="en-US"/>
-        </w:rPr>
-        <w:t>Underweight patterns synthesized both chronic and acute influences (Table 3 and Supplementary Table S3). Child age showed progressive cumulative vulnerability, peaking at 48–59 months (AOR: 2.25; 95% CI: 1.72–2.94, p &lt; 0.001) relative to infants. Maternal education demonstrated a strong protective gradient: primary (AOR: 0.56; 95% CI: 0.42–0.76, p &lt; 0.001), secondary (AOR: 0.47; 95% CI: 0.35–0.64, p &lt; 0.001), and higher education (AOR: 0.37; 95% CI: 0.25–0.53, p &lt; 0.001). Children from rich households had significantly lower odds of underweight than those from poor households (AOR: 0.66; 95% CI: 0.47–0.93, p = 0.018). In addition, refrigerator ownership was independently protective against underweight (AOR: 0.79; 95% CI: 0.65–0.96, p = 0.019). Children of mothers aged 20–24, 30–34, and 35–39 years exhibited higher odds of underweight relative to the youngest maternal age group (15–19 years)</w:t>
-      </w:r>
-      <w:r>
-        <w:rPr>
-          <w:rFonts w:ascii="Times New Roman" w:hAnsi="Times New Roman" w:cs="Times New Roman"/>
-          <w:bCs/>
-          <w:lang w:val="en-US"/>
-        </w:rPr>
-        <w:t>.</w:t>
-      </w:r>
-    </w:p>
-    <w:p>
-      <w:pPr>
-        <w:spacing w:after="0"/>
-        <w:rPr>
-          <w:rFonts w:ascii="Times New Roman" w:hAnsi="Times New Roman" w:cs="Times New Roman"/>
-          <w:b/>
-          <w:lang w:val="en-US"/>
-        </w:rPr>
-      </w:pPr>
-      <w:r>
-        <w:rPr>
-          <w:rFonts w:ascii="Times New Roman" w:hAnsi="Times New Roman" w:cs="Times New Roman"/>
-          <w:b/>
-          <w:lang w:val="en-US"/>
-        </w:rPr>
-        <w:t>Table 3: Parameter estimates of the multil</w:t>
-      </w:r>
-      <w:bookmarkStart w:id="4" w:name="_GoBack"/>
-      <w:bookmarkEnd w:id="4"/>
-      <w:r>
-        <w:rPr>
-          <w:rFonts w:ascii="Times New Roman" w:hAnsi="Times New Roman" w:cs="Times New Roman"/>
-          <w:b/>
-          <w:lang w:val="en-US"/>
-        </w:rPr>
-        <w:t>evel logistic regression models for determinants of child stunting, wasting, and underweight in Bangladesh (Model III, BDHS 2022)</w:t>
+          <w:lang w:val="en-US"/>
+        </w:rPr>
+        <w:t>Table 3: Parameter estimates of the multilevel logistic regression models for determinants of child stunting, wasting, and underweight in Bangladesh (Model III, BDHS 2022)</w:t>
       </w:r>
     </w:p>
     <w:tbl>
       <w:tblPr>
-        <w:tblW w:w="0" w:type="dxa"/>
+        <w:tblW w:w="10314" w:type="dxa"/>
         <w:jc w:val="center"/>
         <w:tblBorders>
           <w:top w:val="single" w:sz="4" w:space="0" w:color="auto"/>
@@ -35731,7 +34593,6 @@
                 <w:rFonts w:ascii="Times New Roman" w:hAnsi="Times New Roman" w:cs="Times New Roman"/>
               </w:rPr>
             </w:pPr>
-            <w:proofErr w:type="spellStart"/>
             <w:r>
               <w:rPr>
                 <w:rFonts w:ascii="Times New Roman" w:hAnsi="Times New Roman" w:cs="Times New Roman"/>
@@ -35739,7 +34600,6 @@
               </w:rPr>
               <w:t>Rajshahi</w:t>
             </w:r>
-            <w:proofErr w:type="spellEnd"/>
           </w:p>
         </w:tc>
         <w:tc>
@@ -36120,7 +34980,6 @@
                 <w:rFonts w:ascii="Times New Roman" w:hAnsi="Times New Roman" w:cs="Times New Roman"/>
               </w:rPr>
             </w:pPr>
-            <w:proofErr w:type="spellStart"/>
             <w:r>
               <w:rPr>
                 <w:rFonts w:ascii="Times New Roman" w:hAnsi="Times New Roman" w:cs="Times New Roman"/>
@@ -36128,7 +34987,6 @@
               </w:rPr>
               <w:t>Mymensingh</w:t>
             </w:r>
-            <w:proofErr w:type="spellEnd"/>
           </w:p>
         </w:tc>
         <w:tc>
@@ -37356,11 +36214,32 @@
     </w:tbl>
     <w:p>
       <w:pPr>
-        <w:spacing w:after="0"/>
-        <w:rPr>
-          <w:rFonts w:ascii="Times New Roman" w:hAnsi="Times New Roman" w:cs="Times New Roman"/>
+        <w:spacing w:after="160" w:line="256" w:lineRule="auto"/>
+        <w:rPr>
+          <w:rFonts w:ascii="Times New Roman" w:hAnsi="Times New Roman" w:cs="Times New Roman"/>
+          <w:i/>
+          <w:sz w:val="20"/>
+          <w:szCs w:val="20"/>
         </w:rPr>
       </w:pPr>
+      <w:r>
+        <w:rPr>
+          <w:rFonts w:ascii="Times New Roman" w:hAnsi="Times New Roman" w:cs="Times New Roman"/>
+          <w:i/>
+          <w:sz w:val="20"/>
+          <w:szCs w:val="20"/>
+        </w:rPr>
+        <w:t>Note:</w:t>
+      </w:r>
+      <w:r>
+        <w:rPr>
+          <w:rFonts w:ascii="Times New Roman" w:hAnsi="Times New Roman" w:cs="Times New Roman"/>
+          <w:i/>
+          <w:sz w:val="20"/>
+          <w:szCs w:val="20"/>
+        </w:rPr>
+        <w:t xml:space="preserve"> *, ** and *** indicate significance at &lt; 0.05, &lt; 0.01, and &lt; 0.001 respectively.</w:t>
+      </w:r>
     </w:p>
     <w:p>
       <w:pPr>
@@ -37370,7 +36249,7 @@
           <w:bCs/>
         </w:rPr>
       </w:pPr>
-      <w:bookmarkStart w:id="5" w:name="_Hlk232554340"/>
+      <w:bookmarkStart w:id="4" w:name="_Hlk232554340"/>
       <w:r>
         <w:rPr>
           <w:rFonts w:ascii="Times New Roman" w:eastAsia="SimSun" w:hAnsi="Times New Roman" w:cs="Times New Roman"/>
@@ -37477,9 +36356,8 @@
           <w:color w:val="000000" w:themeColor="text1"/>
           <w:lang w:val="en-US"/>
         </w:rPr>
-        <w:t xml:space="preserve">A primary finding of this study is the critical role of child age in shaping chronic undernutrition. Incorporating child age into the multilevel models resolved a critical omission in earlier analyses and resulted in a marked improvement in model fit (Delta AIC </w:t>
-      </w:r>
-      <w:proofErr w:type="spellStart"/>
+        <w:t>A primary finding of this study is the critical role of child age in shaping chronic undernutrition. Incorporating child age into the multilevel models resolved a critical omission in earlier analyses and resulted in a marked improvement in model fit (Delta AIC approx 49 points for stunting). We observed a dramatic twofold increase in the odds of stunting among children aged 12–23 months (AOR: 2.38) and 24–35 months (AOR: 2.25) relative to infants under 12 months. This finding is epidemiologically plausible and aligns with the critical 'fi</w:t>
+      </w:r>
       <w:r>
         <w:rPr>
           <w:rFonts w:ascii="Times New Roman" w:hAnsi="Times New Roman" w:cs="Times New Roman"/>
@@ -37487,9 +36365,8 @@
           <w:color w:val="000000" w:themeColor="text1"/>
           <w:lang w:val="en-US"/>
         </w:rPr>
-        <w:t>approx</w:t>
-      </w:r>
-      <w:proofErr w:type="spellEnd"/>
+        <w:t xml:space="preserve">rst 1,000 days' window </w:t>
+      </w:r>
       <w:r>
         <w:rPr>
           <w:rFonts w:ascii="Times New Roman" w:hAnsi="Times New Roman" w:cs="Times New Roman"/>
@@ -37497,7 +36374,7 @@
           <w:color w:val="000000" w:themeColor="text1"/>
           <w:lang w:val="en-US"/>
         </w:rPr>
-        <w:t xml:space="preserve"> 49 points for stunting). We observed a dramatic twofold increase in the odds of stunting among children aged 12–23 months (AOR: 2.38) and 24–35 months (AOR: 2.25) relative to infants under 12 months. This finding is epidemiologically plausible and aligns with the critical 'fi</w:t>
+        <w:fldChar w:fldCharType="begin"/>
       </w:r>
       <w:r>
         <w:rPr>
@@ -37506,7 +36383,7 @@
           <w:color w:val="000000" w:themeColor="text1"/>
           <w:lang w:val="en-US"/>
         </w:rPr>
-        <w:t xml:space="preserve">rst 1,000 days' window </w:t>
+        <w:instrText xml:space="preserve"> ADDIN ZOTERO_ITEM CSL_CITATION {"citationID":"mAfBvCat","properties":{"unsorted":false,"formattedCitation":"[6,14]","plainCitation":"[6,14]","noteIndex":0},"citationItems":[{"id":300,"uris":["http://zotero.org/users/local/oLOhK0TY/items/IUVKG33N"],"itemData":{"id":300,"type":"article-journal","abstract":"Abstract\n            \n              Childhood stunting is the best overall indicator of children's well‐being and an accurate reflection of social inequalities. Stunting is the most prevalent form of child malnutrition with an estimated 161 million children worldwide in 2013 falling below −2 SD from the length‐for‐age/height‐for‐age World Health Organization Child Growth Standards median. Many more millions suffer from some degree of growth faltering as the entire length‐for‐age/height‐for‐age\n              z\n              ‐score distribution is shifted to the left indicating that all children, and not only those falling below a specific cutoff, are affected. Despite global consensus on how to define and measure it, stunting often goes unrecognized in communities where short stature is the norm as linear growth is not routinely assessed in primary health care settings and it is difficult to visually recognize it. Growth faltering often begins\n              in utero\n              and continues for at least the first 2 years of post‐natal life. Linear growth failure serves as a marker of multiple pathological disorders associated with increased morbidity and mortality, loss of physical growth potential, reduced neurodevelopmental and cognitive function and an elevated risk of chronic disease in adulthood. The severe irreversible physical and neurocognitive damage that accompanies stunted growth poses a major threat to human development. Increased awareness of stunting's magnitude and devastating consequences has resulted in its being identified as a major global health priority and the focus of international attention at the highest levels with global targets set for 2025 and beyond. The challenge is to prevent linear growth failure while keeping child overweight and obesity at bay.","container-title":"Maternal &amp; Child Nutrition","DOI":"10.1111/mcn.12231","ISSN":"1740-8695, 1740-8709","issue":"S1","journalAbbreviation":"Maternal &amp; Child Nutrition","language":"en","license":"https://creativecommons.org/licenses/by/3.0/igo/legalcode","page":"12-26","source":"DOI.org (Crossref)","title":"Childhood stunting: a global perspective","title-short":"Childhood stunting","volume":"12","author":[{"family":"De Onis","given":"Mercedes"},{"family":"Branca","given":"Francesco"}],"issued":{"date-parts":[["2016",5]]}}},{"id":312,"uris":["http://zotero.org/users/local/oLOhK0TY/items/JK9D32GJ"],"itemData":{"id":312,"type":"article-journal","abstract":"Abstract\n            \n              Background\n              Over the last two decades, Bangladesh has made progress in reducing the percentage of stunted children under age 5 years from 51% in 2004 to 31% in 2017. Such reduction has created a source for new research to understand its contributing factors. The present study aims to identify such crucial factors which contributed in reducing the percentage of under-five stunting status of children from 2004 to 2017–18.\n            \n            \n              Methods\n              \n                The study used data from the Bangladesh Demographic and Health Surveys (BDHS), conducted in 2004 and in 2017–18, focused on children under-5-years of age (U5). The sample sizes were\n                n\n                 = 6375 children included in the 2004 survey and\n                n\n                 = 8312 children included in the 2017–18 survey. Descriptive analysis and bivariate analysis were conducted for a general characterization of the samples. Logistic regression was used to find out the significant factors contributing to the prevalence of stunting among U5 children. Furthermore, the Fairlie decomposition technique was used to identify the crucial factors that contributed to the reduction of stunting.\n              \n            \n            \n              Results\n              The prevalence of stunting among U5 children has declined significantly, from 49.8 to 30.7% between the two survey periods (2004 and 2017–18). Estimates of decomposition analysis show that overall, the selected variables explained 50.6% of the decrease in the prevalence of stunting. Mother’s characteristics such as age at first birth, education level, working status and BMI (body mass index) status were the primary contributors of this change. Father’s characteristics, such as education explained 9% of this change.\n            \n            \n              Conclusion\n              The results of the study highlight the importance of increasing maternal education and reducing inter-household wealth inequality to improve nutritional status of U5 children. In order to achieve further reduction in stunting, among U5 children in Bangladesh, this paper calls for policymakers to develop effective programs to improve maternal education, raise parental awareness of parents regarding children’s height and weight, and aim to significantly reduce inter-household inequalities.","container-title":"BMC Public Health","DOI":"10.1186/s12889-021-12178-6","ISSN":"1471-2458","issue":"1","journalAbbreviation":"BMC Public Health","language":"en","page":"2101","source":"DOI.org (Crossref)","title":"Factors contributing to the reduction in childhood stunting in Bangladesh: a pooled data analysis from the Bangladesh demographic and health surveys of 2004 and 2017–18","title-short":"Factors contributing to the reduction in childhood stunting in Bangladesh","volume":"21","author":[{"family":"Kumar","given":"Pradeep"},{"family":"Rashmi","given":"Rashmi"},{"family":"Muhammad","given":"T."},{"family":"Srivastava","given":"Shobhit"}],"issued":{"date-parts":[["2021",12]]}}}],"schema":"https://github.com/citation-style-language/schema/raw/master/csl-citation.json"} </w:instrText>
       </w:r>
       <w:r>
         <w:rPr>
@@ -37515,7 +36392,13 @@
           <w:color w:val="000000" w:themeColor="text1"/>
           <w:lang w:val="en-US"/>
         </w:rPr>
-        <w:fldChar w:fldCharType="begin"/>
+        <w:fldChar w:fldCharType="separate"/>
+      </w:r>
+      <w:r>
+        <w:rPr>
+          <w:rFonts w:ascii="Times New Roman" w:hAnsi="Times New Roman" w:cs="Times New Roman"/>
+        </w:rPr>
+        <w:t>[6,14]</w:t>
       </w:r>
       <w:r>
         <w:rPr>
@@ -37524,7 +36407,7 @@
           <w:color w:val="000000" w:themeColor="text1"/>
           <w:lang w:val="en-US"/>
         </w:rPr>
-        <w:instrText xml:space="preserve"> ADDIN ZOTERO_ITEM CSL_CITATION {"citationID":"mAfBvCat","properties":{"unsorted":false,"formattedCitation":"[6,14]","plainCitation":"[6,14]","noteIndex":0},"citationItems":[{"id":300,"uris":["http://zotero.org/users/local/oLOhK0TY/items/IUVKG33N"],"itemData":{"id":300,"type":"article-journal","abstract":"Abstract\n            \n              Childhood stunting is the best overall indicator of children's well‐being and an accurate reflection of social inequalities. Stunting is the most prevalent form of child malnutrition with an estimated 161 million children worldwide in 2013 falling below −2 SD from the length‐for‐age/height‐for‐age World Health Organization Child Growth Standards median. Many more millions suffer from some degree of growth faltering as the entire length‐for‐age/height‐for‐age\n              z\n              ‐score distribution is shifted to the left indicating that all children, and not only those falling below a specific cutoff, are affected. Despite global consensus on how to define and measure it, stunting often goes unrecognized in communities where short stature is the norm as linear growth is not routinely assessed in primary health care settings and it is difficult to visually recognize it. Growth faltering often begins\n              in utero\n              and continues for at least the first 2 years of post‐natal life. Linear growth failure serves as a marker of multiple pathological disorders associated with increased morbidity and mortality, loss of physical growth potential, reduced neurodevelopmental and cognitive function and an elevated risk of chronic disease in adulthood. The severe irreversible physical and neurocognitive damage that accompanies stunted growth poses a major threat to human development. Increased awareness of stunting's magnitude and devastating consequences has resulted in its being identified as a major global health priority and the focus of international attention at the highest levels with global targets set for 2025 and beyond. The challenge is to prevent linear growth failure while keeping child overweight and obesity at bay.","container-title":"Maternal &amp; Child Nutrition","DOI":"10.1111/mcn.12231","ISSN":"1740-8695, 1740-8709","issue":"S1","journalAbbreviation":"Maternal &amp; Child Nutrition","language":"en","license":"https://creativecommons.org/licenses/by/3.0/igo/legalcode","page":"12-26","source":"DOI.org (Crossref)","title":"Childhood stunting: a global perspective","title-short":"Childhood stunting","volume":"12","author":[{"family":"De Onis","given":"Mercedes"},{"family":"Branca","given":"Francesco"}],"issued":{"date-parts":[["2016",5]]}}},{"id":312,"uris":["http://zotero.org/users/local/oLOhK0TY/items/JK9D32GJ"],"itemData":{"id":312,"type":"article-journal","abstract":"Abstract\n            \n              Background\n              Over the last two decades, Bangladesh has made progress in reducing the percentage of stunted children under age 5 years from 51% in 2004 to 31% in 2017. Such reduction has created a source for new research to understand its contributing factors. The present study aims to identify such crucial factors which contributed in reducing the percentage of under-five stunting status of children from 2004 to 2017–18.\n            \n            \n              Methods\n              \n                The study used data from the Bangladesh Demographic and Health Surveys (BDHS), conducted in 2004 and in 2017–18, focused on children under-5-years of age (U5). The sample sizes were\n                n\n                 = 6375 children included in the 2004 survey and\n                n\n                 = 8312 children included in the 2017–18 survey. Descriptive analysis and bivariate analysis were conducted for a general characterization of the samples. Logistic regression was used to find out the significant factors contributing to the prevalence of stunting among U5 children. Furthermore, the Fairlie decomposition technique was used to identify the crucial factors that contributed to the reduction of stunting.\n              \n            \n            \n              Results\n              The prevalence of stunting among U5 children has declined significantly, from 49.8 to 30.7% between the two survey periods (2004 and 2017–18). Estimates of decomposition analysis show that overall, the selected variables explained 50.6% of the decrease in the prevalence of stunting. Mother’s characteristics such as age at first birth, education level, working status and BMI (body mass index) status were the primary contributors of this change. Father’s characteristics, such as education explained 9% of this change.\n            \n            \n              Conclusion\n              The results of the study highlight the importance of increasing maternal education and reducing inter-household wealth inequality to improve nutritional status of U5 children. In order to achieve further reduction in stunting, among U5 children in Bangladesh, this paper calls for policymakers to develop effective programs to improve maternal education, raise parental awareness of parents regarding children’s height and weight, and aim to significantly reduce inter-household inequalities.","container-title":"BMC Public Health","DOI":"10.1186/s12889-021-12178-6","ISSN":"1471-2458","issue":"1","journalAbbreviation":"BMC Public Health","language":"en","page":"2101","source":"DOI.org (Crossref)","title":"Factors contributing to the reduction in childhood stunting in Bangladesh: a pooled data analysis from the Bangladesh demographic and health surveys of 2004 and 2017–18","title-short":"Factors contributing to the reduction in childhood stunting in Bangladesh","volume":"21","author":[{"family":"Kumar","given":"Pradeep"},{"family":"Rashmi","given":"Rashmi"},{"family":"Muhammad","given":"T."},{"family":"Srivastava","given":"Shobhit"}],"issued":{"date-parts":[["2021",12]]}}}],"schema":"https://github.com/citation-style-language/schema/raw/master/csl-citation.json"} </w:instrText>
+        <w:fldChar w:fldCharType="end"/>
       </w:r>
       <w:r>
         <w:rPr>
@@ -37533,13 +36416,7 @@
           <w:color w:val="000000" w:themeColor="text1"/>
           <w:lang w:val="en-US"/>
         </w:rPr>
-        <w:fldChar w:fldCharType="separate"/>
-      </w:r>
-      <w:r>
-        <w:rPr>
-          <w:rFonts w:ascii="Times New Roman" w:hAnsi="Times New Roman" w:cs="Times New Roman"/>
-        </w:rPr>
-        <w:t>[6,14]</w:t>
+        <w:t>. During infancy (0–11 months), predominant breastfeeding and maternal antibodies provide physiological protection against nutritional deficits and environmental pathogens. However, the transitional window between 12 and 23 months coincides with the introduction of complementary foods, which in resource-constrained Bangladeshi households are frequently inadequate in micronutrient de</w:t>
       </w:r>
       <w:r>
         <w:rPr>
@@ -37548,7 +36425,7 @@
           <w:color w:val="000000" w:themeColor="text1"/>
           <w:lang w:val="en-US"/>
         </w:rPr>
-        <w:fldChar w:fldCharType="end"/>
+        <w:t xml:space="preserve">nsity and dietary diversity </w:t>
       </w:r>
       <w:r>
         <w:rPr>
@@ -37557,7 +36434,7 @@
           <w:color w:val="000000" w:themeColor="text1"/>
           <w:lang w:val="en-US"/>
         </w:rPr>
-        <w:t>. During infancy (0–11 months), predominant breastfeeding and maternal antibodies provide physiological protection against nutritional deficits and environmental pathogens. However, the transitional window between 12 and 23 months coincides with the introduction of complementary foods, which in resource-constrained Bangladeshi households are frequently inadequate in micronutrient de</w:t>
+        <w:fldChar w:fldCharType="begin"/>
       </w:r>
       <w:r>
         <w:rPr>
@@ -37566,7 +36443,7 @@
           <w:color w:val="000000" w:themeColor="text1"/>
           <w:lang w:val="en-US"/>
         </w:rPr>
-        <w:t xml:space="preserve">nsity and dietary diversity </w:t>
+        <w:instrText xml:space="preserve"> ADDIN ZOTERO_ITEM CSL_CITATION {"citationID":"cSoIOyS8","properties":{"unsorted":false,"formattedCitation":"[14]","plainCitation":"[14]","noteIndex":0},"citationItems":[{"id":312,"uris":["http://zotero.org/users/local/oLOhK0TY/items/JK9D32GJ"],"itemData":{"id":312,"type":"article-journal","abstract":"Abstract\n            \n              Background\n              Over the last two decades, Bangladesh has made progress in reducing the percentage of stunted children under age 5 years from 51% in 2004 to 31% in 2017. Such reduction has created a source for new research to understand its contributing factors. The present study aims to identify such crucial factors which contributed in reducing the percentage of under-five stunting status of children from 2004 to 2017–18.\n            \n            \n              Methods\n              \n                The study used data from the Bangladesh Demographic and Health Surveys (BDHS), conducted in 2004 and in 2017–18, focused on children under-5-years of age (U5). The sample sizes were\n                n\n                 = 6375 children included in the 2004 survey and\n                n\n                 = 8312 children included in the 2017–18 survey. Descriptive analysis and bivariate analysis were conducted for a general characterization of the samples. Logistic regression was used to find out the significant factors contributing to the prevalence of stunting among U5 children. Furthermore, the Fairlie decomposition technique was used to identify the crucial factors that contributed to the reduction of stunting.\n              \n            \n            \n              Results\n              The prevalence of stunting among U5 children has declined significantly, from 49.8 to 30.7% between the two survey periods (2004 and 2017–18). Estimates of decomposition analysis show that overall, the selected variables explained 50.6% of the decrease in the prevalence of stunting. Mother’s characteristics such as age at first birth, education level, working status and BMI (body mass index) status were the primary contributors of this change. Father’s characteristics, such as education explained 9% of this change.\n            \n            \n              Conclusion\n              The results of the study highlight the importance of increasing maternal education and reducing inter-household wealth inequality to improve nutritional status of U5 children. In order to achieve further reduction in stunting, among U5 children in Bangladesh, this paper calls for policymakers to develop effective programs to improve maternal education, raise parental awareness of parents regarding children’s height and weight, and aim to significantly reduce inter-household inequalities.","container-title":"BMC Public Health","DOI":"10.1186/s12889-021-12178-6","ISSN":"1471-2458","issue":"1","journalAbbreviation":"BMC Public Health","language":"en","page":"2101","source":"DOI.org (Crossref)","title":"Factors contributing to the reduction in childhood stunting in Bangladesh: a pooled data analysis from the Bangladesh demographic and health surveys of 2004 and 2017–18","title-short":"Factors contributing to the reduction in childhood stunting in Bangladesh","volume":"21","author":[{"family":"Kumar","given":"Pradeep"},{"family":"Rashmi","given":"Rashmi"},{"family":"Muhammad","given":"T."},{"family":"Srivastava","given":"Shobhit"}],"issued":{"date-parts":[["2021",12]]}}}],"schema":"https://github.com/citation-style-language/schema/raw/master/csl-citation.json"} </w:instrText>
       </w:r>
       <w:r>
         <w:rPr>
@@ -37575,7 +36452,13 @@
           <w:color w:val="000000" w:themeColor="text1"/>
           <w:lang w:val="en-US"/>
         </w:rPr>
-        <w:fldChar w:fldCharType="begin"/>
+        <w:fldChar w:fldCharType="separate"/>
+      </w:r>
+      <w:r>
+        <w:rPr>
+          <w:rFonts w:ascii="Times New Roman" w:hAnsi="Times New Roman" w:cs="Times New Roman"/>
+        </w:rPr>
+        <w:t>[14]</w:t>
       </w:r>
       <w:r>
         <w:rPr>
@@ -37584,7 +36467,7 @@
           <w:color w:val="000000" w:themeColor="text1"/>
           <w:lang w:val="en-US"/>
         </w:rPr>
-        <w:instrText xml:space="preserve"> ADDIN ZOTERO_ITEM CSL_CITATION {"citationID":"cSoIOyS8","properties":{"unsorted":false,"formattedCitation":"[14]","plainCitation":"[14]","noteIndex":0},"citationItems":[{"id":312,"uris":["http://zotero.org/users/local/oLOhK0TY/items/JK9D32GJ"],"itemData":{"id":312,"type":"article-journal","abstract":"Abstract\n            \n              Background\n              Over the last two decades, Bangladesh has made progress in reducing the percentage of stunted children under age 5 years from 51% in 2004 to 31% in 2017. Such reduction has created a source for new research to understand its contributing factors. The present study aims to identify such crucial factors which contributed in reducing the percentage of under-five stunting status of children from 2004 to 2017–18.\n            \n            \n              Methods\n              \n                The study used data from the Bangladesh Demographic and Health Surveys (BDHS), conducted in 2004 and in 2017–18, focused on children under-5-years of age (U5). The sample sizes were\n                n\n                 = 6375 children included in the 2004 survey and\n                n\n                 = 8312 children included in the 2017–18 survey. Descriptive analysis and bivariate analysis were conducted for a general characterization of the samples. Logistic regression was used to find out the significant factors contributing to the prevalence of stunting among U5 children. Furthermore, the Fairlie decomposition technique was used to identify the crucial factors that contributed to the reduction of stunting.\n              \n            \n            \n              Results\n              The prevalence of stunting among U5 children has declined significantly, from 49.8 to 30.7% between the two survey periods (2004 and 2017–18). Estimates of decomposition analysis show that overall, the selected variables explained 50.6% of the decrease in the prevalence of stunting. Mother’s characteristics such as age at first birth, education level, working status and BMI (body mass index) status were the primary contributors of this change. Father’s characteristics, such as education explained 9% of this change.\n            \n            \n              Conclusion\n              The results of the study highlight the importance of increasing maternal education and reducing inter-household wealth inequality to improve nutritional status of U5 children. In order to achieve further reduction in stunting, among U5 children in Bangladesh, this paper calls for policymakers to develop effective programs to improve maternal education, raise parental awareness of parents regarding children’s height and weight, and aim to significantly reduce inter-household inequalities.","container-title":"BMC Public Health","DOI":"10.1186/s12889-021-12178-6","ISSN":"1471-2458","issue":"1","journalAbbreviation":"BMC Public Health","language":"en","page":"2101","source":"DOI.org (Crossref)","title":"Factors contributing to the reduction in childhood stunting in Bangladesh: a pooled data analysis from the Bangladesh demographic and health surveys of 2004 and 2017–18","title-short":"Factors contributing to the reduction in childhood stunting in Bangladesh","volume":"21","author":[{"family":"Kumar","given":"Pradeep"},{"family":"Rashmi","given":"Rashmi"},{"family":"Muhammad","given":"T."},{"family":"Srivastava","given":"Shobhit"}],"issued":{"date-parts":[["2021",12]]}}}],"schema":"https://github.com/citation-style-language/schema/raw/master/csl-citation.json"} </w:instrText>
+        <w:fldChar w:fldCharType="end"/>
       </w:r>
       <w:r>
         <w:rPr>
@@ -37593,13 +36476,7 @@
           <w:color w:val="000000" w:themeColor="text1"/>
           <w:lang w:val="en-US"/>
         </w:rPr>
-        <w:fldChar w:fldCharType="separate"/>
-      </w:r>
-      <w:r>
-        <w:rPr>
-          <w:rFonts w:ascii="Times New Roman" w:hAnsi="Times New Roman" w:cs="Times New Roman"/>
-        </w:rPr>
-        <w:t>[14]</w:t>
+        <w:t>. Furthermore, increased child mobility during this period elevates exposure to unhygienic environments, predisposing toddlers to subclinical environmental enteric dysfunction and recurr</w:t>
       </w:r>
       <w:r>
         <w:rPr>
@@ -37608,7 +36485,7 @@
           <w:color w:val="000000" w:themeColor="text1"/>
           <w:lang w:val="en-US"/>
         </w:rPr>
-        <w:fldChar w:fldCharType="end"/>
+        <w:t xml:space="preserve">ent diarrheal illness </w:t>
       </w:r>
       <w:r>
         <w:rPr>
@@ -37617,7 +36494,7 @@
           <w:color w:val="000000" w:themeColor="text1"/>
           <w:lang w:val="en-US"/>
         </w:rPr>
-        <w:t>. Furthermore, increased child mobility during this period elevates exposure to unhygienic environments, predisposing toddlers to subclinical environmental enteric dysfunction and recurr</w:t>
+        <w:fldChar w:fldCharType="begin"/>
       </w:r>
       <w:r>
         <w:rPr>
@@ -37626,7 +36503,7 @@
           <w:color w:val="000000" w:themeColor="text1"/>
           <w:lang w:val="en-US"/>
         </w:rPr>
-        <w:t xml:space="preserve">ent diarrheal illness </w:t>
+        <w:instrText xml:space="preserve"> ADDIN ZOTERO_ITEM CSL_CITATION {"citationID":"8DlxNbcy","properties":{"unsorted":false,"formattedCitation":"[11,14]","plainCitation":"[11,14]","noteIndex":0},"citationItems":[{"id":306,"uris":["http://zotero.org/users/local/oLOhK0TY/items/TGDCX9UA"],"itemData":{"id":306,"type":"article-journal","abstract":"Abstract\n            \n              Objective:\n              Undernutrition among children under the age of five years is a prevalent global issue, especially in Bangladesh. This study aimed to explore the relationships of household environmental conditions (HECs) with child undernutrition in Bangladesh, with a specific focus on rural–urban variations.\n            \n            \n              Design:\n              We analysed children’s data from the 2017/18 Bangladesh Demographic Health Survey. The outcome variable considered were measures of child undernutrition, including stunting, wasting and underweight. The primary exposure variables considered were indicators of HEC. We used a hierarchical multilevel mixed-effect generalized linear models (GLM) modified with a Poisson regression to explore the association between outcomes and exposures, adjusting for potential confounders.\n            \n            \n              Setting:\n              Nationally representative cross-sectional survey.\n            \n            \n              Participants:\n              8,057 under-5 children.\n            \n            \n              Results:\n              The prevalence of stunting, wasting and underweight in Bangladesh was 31%, 8%, and 22%, respectively, with notable urban–rural variations. Under-5 children who lived in houses constructed with unimproved materials (aRR: 1·17), exposed to household air pollution (aPR: 1·37), had unimproved drinking water sources (aPR: 1·28) or had poor handwashing facilities (aPR: 1·24) had a greater likelihood of stunting compared to their counterparts. Similar associations were observed for underweight. The likelihood of stunting and underweight increased with increasing scores of poor HECs, with variations in the effect size across urban–rural areas.\n            \n            \n              Conclusion:\n              The high prevalence of stunting and underweight in Bangladesh is linked to poor HECs, therefore, integrated approaches should be adopted to address these environmental factors collectively. Policies and programmes should prioritse enhancing housing quality to achieve sustainable improvements in child nutritional outcomes.","container-title":"Public Health Nutrition","DOI":"10.1017/S1368980024002325","ISSN":"1368-9800, 1475-2727","issue":"1","journalAbbreviation":"Public Health Nutr.","language":"en","page":"e3","source":"DOI.org (Crossref)","title":"Child undernutrition and its association with household environmental conditions in Bangladesh","volume":"28","author":[{"family":"Khan","given":"Md Mostaured Ali"},{"family":"Billah","given":"Md Arif"},{"family":"Fatima","given":"Kaniz"},{"family":"Islam","given":"M Mofizul"},{"family":"Sarker","given":"Bidhan Krishna"},{"family":"Khanam","given":"Shimlin Jahan"},{"family":"Banke-Thomas","given":"Aduragbemi"},{"family":"Khan","given":"Md Nuruzzaman"}],"issued":{"date-parts":[["2025"]]}}},{"id":312,"uris":["http://zotero.org/users/local/oLOhK0TY/items/JK9D32GJ"],"itemData":{"id":312,"type":"article-journal","abstract":"Abstract\n            \n              Background\n              Over the last two decades, Bangladesh has made progress in reducing the percentage of stunted children under age 5 years from 51% in 2004 to 31% in 2017. Such reduction has created a source for new research to understand its contributing factors. The present study aims to identify such crucial factors which contributed in reducing the percentage of under-five stunting status of children from 2004 to 2017–18.\n            \n            \n              Methods\n              \n                The study used data from the Bangladesh Demographic and Health Surveys (BDHS), conducted in 2004 and in 2017–18, focused on children under-5-years of age (U5). The sample sizes were\n                n\n                 = 6375 children included in the 2004 survey and\n                n\n                 = 8312 children included in the 2017–18 survey. Descriptive analysis and bivariate analysis were conducted for a general characterization of the samples. Logistic regression was used to find out the significant factors contributing to the prevalence of stunting among U5 children. Furthermore, the Fairlie decomposition technique was used to identify the crucial factors that contributed to the reduction of stunting.\n              \n            \n            \n              Results\n              The prevalence of stunting among U5 children has declined significantly, from 49.8 to 30.7% between the two survey periods (2004 and 2017–18). Estimates of decomposition analysis show that overall, the selected variables explained 50.6% of the decrease in the prevalence of stunting. Mother’s characteristics such as age at first birth, education level, working status and BMI (body mass index) status were the primary contributors of this change. Father’s characteristics, such as education explained 9% of this change.\n            \n            \n              Conclusion\n              The results of the study highlight the importance of increasing maternal education and reducing inter-household wealth inequality to improve nutritional status of U5 children. In order to achieve further reduction in stunting, among U5 children in Bangladesh, this paper calls for policymakers to develop effective programs to improve maternal education, raise parental awareness of parents regarding children’s height and weight, and aim to significantly reduce inter-household inequalities.","container-title":"BMC Public Health","DOI":"10.1186/s12889-021-12178-6","ISSN":"1471-2458","issue":"1","journalAbbreviation":"BMC Public Health","language":"en","page":"2101","source":"DOI.org (Crossref)","title":"Factors contributing to the reduction in childhood stunting in Bangladesh: a pooled data analysis from the Bangladesh demographic and health surveys of 2004 and 2017–18","title-short":"Factors contributing to the reduction in childhood stunting in Bangladesh","volume":"21","author":[{"family":"Kumar","given":"Pradeep"},{"family":"Rashmi","given":"Rashmi"},{"family":"Muhammad","given":"T."},{"family":"Srivastava","given":"Shobhit"}],"issued":{"date-parts":[["2021",12]]}}}],"schema":"https://github.com/citation-style-language/schema/raw/master/csl-citation.json"} </w:instrText>
       </w:r>
       <w:r>
         <w:rPr>
@@ -37635,7 +36512,13 @@
           <w:color w:val="000000" w:themeColor="text1"/>
           <w:lang w:val="en-US"/>
         </w:rPr>
-        <w:fldChar w:fldCharType="begin"/>
+        <w:fldChar w:fldCharType="separate"/>
+      </w:r>
+      <w:r>
+        <w:rPr>
+          <w:rFonts w:ascii="Times New Roman" w:hAnsi="Times New Roman" w:cs="Times New Roman"/>
+        </w:rPr>
+        <w:t>[11,14]</w:t>
       </w:r>
       <w:r>
         <w:rPr>
@@ -37644,7 +36527,7 @@
           <w:color w:val="000000" w:themeColor="text1"/>
           <w:lang w:val="en-US"/>
         </w:rPr>
-        <w:instrText xml:space="preserve"> ADDIN ZOTERO_ITEM CSL_CITATION {"citationID":"8DlxNbcy","properties":{"unsorted":false,"formattedCitation":"[11,14]","plainCitation":"[11,14]","noteIndex":0},"citationItems":[{"id":306,"uris":["http://zotero.org/users/local/oLOhK0TY/items/TGDCX9UA"],"itemData":{"id":306,"type":"article-journal","abstract":"Abstract\n            \n              Objective:\n              Undernutrition among children under the age of five years is a prevalent global issue, especially in Bangladesh. This study aimed to explore the relationships of household environmental conditions (HECs) with child undernutrition in Bangladesh, with a specific focus on rural–urban variations.\n            \n            \n              Design:\n              We analysed children’s data from the 2017/18 Bangladesh Demographic Health Survey. The outcome variable considered were measures of child undernutrition, including stunting, wasting and underweight. The primary exposure variables considered were indicators of HEC. We used a hierarchical multilevel mixed-effect generalized linear models (GLM) modified with a Poisson regression to explore the association between outcomes and exposures, adjusting for potential confounders.\n            \n            \n              Setting:\n              Nationally representative cross-sectional survey.\n            \n            \n              Participants:\n              8,057 under-5 children.\n            \n            \n              Results:\n              The prevalence of stunting, wasting and underweight in Bangladesh was 31%, 8%, and 22%, respectively, with notable urban–rural variations. Under-5 children who lived in houses constructed with unimproved materials (aRR: 1·17), exposed to household air pollution (aPR: 1·37), had unimproved drinking water sources (aPR: 1·28) or had poor handwashing facilities (aPR: 1·24) had a greater likelihood of stunting compared to their counterparts. Similar associations were observed for underweight. The likelihood of stunting and underweight increased with increasing scores of poor HECs, with variations in the effect size across urban–rural areas.\n            \n            \n              Conclusion:\n              The high prevalence of stunting and underweight in Bangladesh is linked to poor HECs, therefore, integrated approaches should be adopted to address these environmental factors collectively. Policies and programmes should prioritse enhancing housing quality to achieve sustainable improvements in child nutritional outcomes.","container-title":"Public Health Nutrition","DOI":"10.1017/S1368980024002325","ISSN":"1368-9800, 1475-2727","issue":"1","journalAbbreviation":"Public Health Nutr.","language":"en","page":"e3","source":"DOI.org (Crossref)","title":"Child undernutrition and its association with household environmental conditions in Bangladesh","volume":"28","author":[{"family":"Khan","given":"Md Mostaured Ali"},{"family":"Billah","given":"Md Arif"},{"family":"Fatima","given":"Kaniz"},{"family":"Islam","given":"M Mofizul"},{"family":"Sarker","given":"Bidhan Krishna"},{"family":"Khanam","given":"Shimlin Jahan"},{"family":"Banke-Thomas","given":"Aduragbemi"},{"family":"Khan","given":"Md Nuruzzaman"}],"issued":{"date-parts":[["2025"]]}}},{"id":312,"uris":["http://zotero.org/users/local/oLOhK0TY/items/JK9D32GJ"],"itemData":{"id":312,"type":"article-journal","abstract":"Abstract\n            \n              Background\n              Over the last two decades, Bangladesh has made progress in reducing the percentage of stunted children under age 5 years from 51% in 2004 to 31% in 2017. Such reduction has created a source for new research to understand its contributing factors. The present study aims to identify such crucial factors which contributed in reducing the percentage of under-five stunting status of children from 2004 to 2017–18.\n            \n            \n              Methods\n              \n                The study used data from the Bangladesh Demographic and Health Surveys (BDHS), conducted in 2004 and in 2017–18, focused on children under-5-years of age (U5). The sample sizes were\n                n\n                 = 6375 children included in the 2004 survey and\n                n\n                 = 8312 children included in the 2017–18 survey. Descriptive analysis and bivariate analysis were conducted for a general characterization of the samples. Logistic regression was used to find out the significant factors contributing to the prevalence of stunting among U5 children. Furthermore, the Fairlie decomposition technique was used to identify the crucial factors that contributed to the reduction of stunting.\n              \n            \n            \n              Results\n              The prevalence of stunting among U5 children has declined significantly, from 49.8 to 30.7% between the two survey periods (2004 and 2017–18). Estimates of decomposition analysis show that overall, the selected variables explained 50.6% of the decrease in the prevalence of stunting. Mother’s characteristics such as age at first birth, education level, working status and BMI (body mass index) status were the primary contributors of this change. Father’s characteristics, such as education explained 9% of this change.\n            \n            \n              Conclusion\n              The results of the study highlight the importance of increasing maternal education and reducing inter-household wealth inequality to improve nutritional status of U5 children. In order to achieve further reduction in stunting, among U5 children in Bangladesh, this paper calls for policymakers to develop effective programs to improve maternal education, raise parental awareness of parents regarding children’s height and weight, and aim to significantly reduce inter-household inequalities.","container-title":"BMC Public Health","DOI":"10.1186/s12889-021-12178-6","ISSN":"1471-2458","issue":"1","journalAbbreviation":"BMC Public Health","language":"en","page":"2101","source":"DOI.org (Crossref)","title":"Factors contributing to the reduction in childhood stunting in Bangladesh: a pooled data analysis from the Bangladesh demographic and health surveys of 2004 and 2017–18","title-short":"Factors contributing to the reduction in childhood stunting in Bangladesh","volume":"21","author":[{"family":"Kumar","given":"Pradeep"},{"family":"Rashmi","given":"Rashmi"},{"family":"Muhammad","given":"T."},{"family":"Srivastava","given":"Shobhit"}],"issued":{"date-parts":[["2021",12]]}}}],"schema":"https://github.com/citation-style-language/schema/raw/master/csl-citation.json"} </w:instrText>
+        <w:fldChar w:fldCharType="end"/>
       </w:r>
       <w:r>
         <w:rPr>
@@ -37653,71 +36536,7 @@
           <w:color w:val="000000" w:themeColor="text1"/>
           <w:lang w:val="en-US"/>
         </w:rPr>
-        <w:fldChar w:fldCharType="separate"/>
-      </w:r>
-      <w:r>
-        <w:rPr>
-          <w:rFonts w:ascii="Times New Roman" w:hAnsi="Times New Roman" w:cs="Times New Roman"/>
-        </w:rPr>
-        <w:t>[11,14]</w:t>
-      </w:r>
-      <w:r>
-        <w:rPr>
-          <w:rFonts w:ascii="Times New Roman" w:hAnsi="Times New Roman" w:cs="Times New Roman"/>
-          <w:bCs/>
-          <w:color w:val="000000" w:themeColor="text1"/>
-          <w:lang w:val="en-US"/>
-        </w:rPr>
-        <w:fldChar w:fldCharType="end"/>
-      </w:r>
-      <w:r>
-        <w:rPr>
-          <w:rFonts w:ascii="Times New Roman" w:hAnsi="Times New Roman" w:cs="Times New Roman"/>
-          <w:bCs/>
-          <w:color w:val="000000" w:themeColor="text1"/>
-          <w:lang w:val="en-US"/>
-        </w:rPr>
-        <w:t xml:space="preserve">. Because linear growth faltering is cumulative, chronic stunting </w:t>
-      </w:r>
-      <w:proofErr w:type="gramStart"/>
-      <w:r>
-        <w:rPr>
-          <w:rFonts w:ascii="Times New Roman" w:hAnsi="Times New Roman" w:cs="Times New Roman"/>
-          <w:bCs/>
-          <w:color w:val="000000" w:themeColor="text1"/>
-          <w:lang w:val="en-US"/>
-        </w:rPr>
-        <w:t>becomes firmly established</w:t>
-      </w:r>
-      <w:proofErr w:type="gramEnd"/>
-      <w:r>
-        <w:rPr>
-          <w:rFonts w:ascii="Times New Roman" w:hAnsi="Times New Roman" w:cs="Times New Roman"/>
-          <w:bCs/>
-          <w:color w:val="000000" w:themeColor="text1"/>
-          <w:lang w:val="en-US"/>
-        </w:rPr>
-        <w:t xml:space="preserve"> after infancy. Similarly, underweight odds increased steadily up to 48–59 months (AOR: 2.25). In sharp contrast, child age was not associated with acute wasting, confirming that wasting </w:t>
-      </w:r>
-      <w:proofErr w:type="gramStart"/>
-      <w:r>
-        <w:rPr>
-          <w:rFonts w:ascii="Times New Roman" w:hAnsi="Times New Roman" w:cs="Times New Roman"/>
-          <w:bCs/>
-          <w:color w:val="000000" w:themeColor="text1"/>
-          <w:lang w:val="en-US"/>
-        </w:rPr>
-        <w:t>is driven</w:t>
-      </w:r>
-      <w:proofErr w:type="gramEnd"/>
-      <w:r>
-        <w:rPr>
-          <w:rFonts w:ascii="Times New Roman" w:hAnsi="Times New Roman" w:cs="Times New Roman"/>
-          <w:bCs/>
-          <w:color w:val="000000" w:themeColor="text1"/>
-          <w:lang w:val="en-US"/>
-        </w:rPr>
-        <w:t xml:space="preserve"> by episodic nutritional deprivations or acute morbidity rather than cumulative age-dependent deficits.</w:t>
+        <w:t>. Because linear growth faltering is cumulative, chronic stunting becomes firmly established after infancy. Similarly, underweight odds increased steadily up to 48–59 months (AOR: 2.25). In sharp contrast, child age was not associated with acute wasting, confirming that wasting is driven by episodic nutritional deprivations or acute morbidity rather than cumulative age-dependent deficits.</w:t>
       </w:r>
     </w:p>
     <w:p>
@@ -37737,27 +36556,7 @@
           <w:color w:val="000000" w:themeColor="text1"/>
           <w:lang w:val="en-US"/>
         </w:rPr>
-        <w:t xml:space="preserve">Maternal education emerged as the single most powerful and consistent protective factor across all three undernutrition outcomes. A clear educational gradient </w:t>
-      </w:r>
-      <w:proofErr w:type="gramStart"/>
-      <w:r>
-        <w:rPr>
-          <w:rFonts w:ascii="Times New Roman" w:hAnsi="Times New Roman" w:cs="Times New Roman"/>
-          <w:bCs/>
-          <w:color w:val="000000" w:themeColor="text1"/>
-          <w:lang w:val="en-US"/>
-        </w:rPr>
-        <w:t>was observed</w:t>
-      </w:r>
-      <w:proofErr w:type="gramEnd"/>
-      <w:r>
-        <w:rPr>
-          <w:rFonts w:ascii="Times New Roman" w:hAnsi="Times New Roman" w:cs="Times New Roman"/>
-          <w:bCs/>
-          <w:color w:val="000000" w:themeColor="text1"/>
-          <w:lang w:val="en-US"/>
-        </w:rPr>
-        <w:t xml:space="preserve">, with higher levels of maternal education associated with progressively lower odds of childhood undernutrition. This finding is consistent with previous studies conducted in Bangladesh and other low- and middle-income countries, which have consistently identified maternal education as a key determinant of child health and </w:t>
+        <w:t xml:space="preserve">Maternal education emerged as the single most powerful and consistent protective factor across all three undernutrition outcomes. A clear educational gradient was observed, with higher levels of maternal education associated with progressively lower odds of childhood undernutrition. This finding is consistent with previous studies conducted in Bangladesh and other low- and middle-income countries, which have consistently identified maternal education as a key determinant of child health and </w:t>
       </w:r>
       <w:r>
         <w:rPr>
@@ -38307,9 +37106,8 @@
           <w:color w:val="000000" w:themeColor="text1"/>
           <w:lang w:val="en-US"/>
         </w:rPr>
-        <w:t xml:space="preserve">Although regional disparities in undernutrition were evident descriptively, most regional associations </w:t>
-      </w:r>
-      <w:proofErr w:type="gramStart"/>
+        <w:t>Although regional disparities in undernutrition were evident descriptively, most regional associations became attenuated in adjusted analyses. This finding suggests that much of the observed geographic inequality in childhood undernutrition is explained by differences in household socioeconomic conditions, maternal education, and regional living environments. Nevertheless, children residing in Mymensingh division continued to exhibit elevated odds of stunting (AOR: 1.36), while children in Dhaka division demonstrated lower odds of wasting (AOR: 0.55). These findings may reflect regional differences in infrastructure, healthcare accessibility, food security, and soci</w:t>
+      </w:r>
       <w:r>
         <w:rPr>
           <w:rFonts w:ascii="Times New Roman" w:hAnsi="Times New Roman" w:cs="Times New Roman"/>
@@ -38317,9 +37115,8 @@
           <w:color w:val="000000" w:themeColor="text1"/>
           <w:lang w:val="en-US"/>
         </w:rPr>
-        <w:t>became attenuated</w:t>
-      </w:r>
-      <w:proofErr w:type="gramEnd"/>
+        <w:t xml:space="preserve">oeconomic development </w:t>
+      </w:r>
       <w:r>
         <w:rPr>
           <w:rFonts w:ascii="Times New Roman" w:hAnsi="Times New Roman" w:cs="Times New Roman"/>
@@ -38327,9 +37124,8 @@
           <w:color w:val="000000" w:themeColor="text1"/>
           <w:lang w:val="en-US"/>
         </w:rPr>
-        <w:t xml:space="preserve"> in adjusted analyses. This finding suggests that much of the observed geographic inequality in childhood undernutrition </w:t>
-      </w:r>
-      <w:proofErr w:type="gramStart"/>
+        <w:fldChar w:fldCharType="begin"/>
+      </w:r>
       <w:r>
         <w:rPr>
           <w:rFonts w:ascii="Times New Roman" w:hAnsi="Times New Roman" w:cs="Times New Roman"/>
@@ -38337,9 +37133,8 @@
           <w:color w:val="000000" w:themeColor="text1"/>
           <w:lang w:val="en-US"/>
         </w:rPr>
-        <w:t>is explained</w:t>
-      </w:r>
-      <w:proofErr w:type="gramEnd"/>
+        <w:instrText xml:space="preserve"> ADDIN ZOTERO_ITEM CSL_CITATION {"citationID":"iTtudUPl","properties":{"unsorted":false,"formattedCitation":"[23,24]","plainCitation":"[23,24]","noteIndex":0},"citationItems":[{"id":325,"uris":["http://zotero.org/users/local/oLOhK0TY/items/IBBRQI98"],"itemData":{"id":325,"type":"book","DOI":"10.1596/32755","language":"en","publisher":"World Bank, Washington, DC","source":"DOI.org (Crossref)","title":"Bangladesh Poverty Assessment: Facing Old and New Frontiers in Poverty Reduction, Volume 2 Background Papers","title-short":"Bangladesh Poverty Assessment","URL":"https://hdl.handle.net/10986/32755","author":[{"literal":"World Bank"}],"accessed":{"date-parts":[["2026",10,27]]},"issued":{"date-parts":[["2019",10,31]]}}},{"id":326,"uris":["http://zotero.org/users/local/oLOhK0TY/items/FNAQSDVP"],"itemData":{"id":326,"type":"article-journal","abstract":"Background\n              Bangladesh has experienced tremendous change in child nutrition over the past few decades, but there are large differences between different regions in progress made. The question is whether continuation of current policies will bring the progress needed to reach national and international targets on child nutrition security.\n            \n            \n              Data and methods\n              \n                Using national data BDHS 1996/97, 2014, and 2017, this study attempts to map such reductions across Bangladesh and to explore the distribution of covariate effects (joint effects) that are associated with childhood stunting over these two periods, overall and by region. The main contribution of this paper is to link observed stunting scores to a household\n                profile\n                . This implies that different variables are evaluated jointly with stunting to assess the likelihood of being associated with stunting.\n              \n            \n            \n              Results\n              \n                Overall, the covariates:\n                ‘Parental levels of education’\n                ,\n                ‘children older than one year old’\n                ,\n                ‘children live in rural area’\n                ,\n                ‘children born at home’\n                formed the country winning profile in 1996/97, whereas parental levels of education disappear in the winning profile for children stunted in 2014. This implies that over the years, Bangladesh has been successful in addressing parental education for long-term reductions in child undernutrition. In addition, the diversity of profiles of households with stunted children increases over time, pointing at successful targeting of policies to increase food security among children over the period. However, in areas where improvements have been insignificant, also the profiles remain stable, indicating a failure of policies to reach the target populations. The analysis for 2017 confirms this picture: the diversity of profiles remains high, with little change in the dominant profiles.\n              \n            \n            \n              Conclusion\n              \n                Further decline in stunting is possible through region specific multipronged interventions, targeting children older than one year among vulnerable groups, in addition with strengthening family planning programs as larger families also have a higher risk to have stunted children. In general, the profiles in 2014 and 2017/18 are much more diverse than in 1996, which can be explained by the relative success of specific targeted policies in some divisions, while being much less successful in other regions. In sum, our results suggest that the challenge lies in the\n                implementation\n                of policies, rather than in the generic approach and assumed theory of change.","container-title":"PLOS ONE","DOI":"10.1371/journal.pone.0278094","ISSN":"1932-6203","issue":"12","journalAbbreviation":"PLoS ONE","language":"en","page":"e0278094","source":"DOI.org (Crossref)","title":"Changes in the determinants and spatial distribution of under-five stunting in Bangladesh: Evidence from Bangladesh Demographic Health Surveys (BDHS) 1996–97, 2014 and 2017/18","title-short":"Changes in the determinants and spatial distribution of under-five stunting in Bangladesh","volume":"17","author":[{"family":"Saha","given":"U. R."},{"family":"Van Wesenbeeck","given":"C. F. A."}],"editor":[{"family":"Bora","given":"Jayanta Kumar"}],"issued":{"date-parts":[["2022",12,1]]}}}],"schema":"https://github.com/citation-style-language/schema/raw/master/csl-citation.json"} </w:instrText>
+      </w:r>
       <w:r>
         <w:rPr>
           <w:rFonts w:ascii="Times New Roman" w:hAnsi="Times New Roman" w:cs="Times New Roman"/>
@@ -38347,9 +37142,14 @@
           <w:color w:val="000000" w:themeColor="text1"/>
           <w:lang w:val="en-US"/>
         </w:rPr>
-        <w:t xml:space="preserve"> by differences in household socioeconomic conditions, maternal education, and regional living environments. Nevertheless, children residing in </w:t>
-      </w:r>
-      <w:proofErr w:type="spellStart"/>
+        <w:fldChar w:fldCharType="separate"/>
+      </w:r>
+      <w:r>
+        <w:rPr>
+          <w:rFonts w:ascii="Times New Roman" w:hAnsi="Times New Roman" w:cs="Times New Roman"/>
+        </w:rPr>
+        <w:t>[23,24]</w:t>
+      </w:r>
       <w:r>
         <w:rPr>
           <w:rFonts w:ascii="Times New Roman" w:hAnsi="Times New Roman" w:cs="Times New Roman"/>
@@ -38357,9 +37157,8 @@
           <w:color w:val="000000" w:themeColor="text1"/>
           <w:lang w:val="en-US"/>
         </w:rPr>
-        <w:t>Mymensingh</w:t>
-      </w:r>
-      <w:proofErr w:type="spellEnd"/>
+        <w:fldChar w:fldCharType="end"/>
+      </w:r>
       <w:r>
         <w:rPr>
           <w:rFonts w:ascii="Times New Roman" w:hAnsi="Times New Roman" w:cs="Times New Roman"/>
@@ -38367,7 +37166,7 @@
           <w:color w:val="000000" w:themeColor="text1"/>
           <w:lang w:val="en-US"/>
         </w:rPr>
-        <w:t xml:space="preserve"> division continued to exhibit elevated odds of stunting (AOR: 1.36), while children in Dhaka division demonstrated lower odds of wasting (AOR: 0.55). These findings may reflect regional differences in infrastructure, healthcare accessibility, food security, and soci</w:t>
+        <w:t xml:space="preserve">. The reductions in ICC and MOR values across successive models indicate that 79.8% of between-community variation in stunting was explained by measured individual and household factors. However, residual contextual clustering remained significant for chronic forms of undernutrition (ICC: </w:t>
       </w:r>
       <w:r>
         <w:rPr>
@@ -38376,108 +37175,8 @@
           <w:color w:val="000000" w:themeColor="text1"/>
           <w:lang w:val="en-US"/>
         </w:rPr>
-        <w:t xml:space="preserve">oeconomic development </w:t>
-      </w:r>
-      <w:r>
-        <w:rPr>
-          <w:rFonts w:ascii="Times New Roman" w:hAnsi="Times New Roman" w:cs="Times New Roman"/>
-          <w:bCs/>
-          <w:color w:val="000000" w:themeColor="text1"/>
-          <w:lang w:val="en-US"/>
-        </w:rPr>
-        <w:fldChar w:fldCharType="begin"/>
-      </w:r>
-      <w:r>
-        <w:rPr>
-          <w:rFonts w:ascii="Times New Roman" w:hAnsi="Times New Roman" w:cs="Times New Roman"/>
-          <w:bCs/>
-          <w:color w:val="000000" w:themeColor="text1"/>
-          <w:lang w:val="en-US"/>
-        </w:rPr>
-        <w:instrText xml:space="preserve"> ADDIN ZOTERO_ITEM CSL_CITATION {"citationID":"iTtudUPl","properties":{"unsorted":false,"formattedCitation":"[23,24]","plainCitation":"[23,24]","noteIndex":0},"citationItems":[{"id":325,"uris":["http://zotero.org/users/local/oLOhK0TY/items/IBBRQI98"],"itemData":{"id":325,"type":"book","DOI":"10.1596/32755","language":"en","publisher":"World Bank, Washington, DC","source":"DOI.org (Crossref)","title":"Bangladesh Poverty Assessment: Facing Old and New Frontiers in Poverty Reduction, Volume 2 Background Papers","title-short":"Bangladesh Poverty Assessment","URL":"https://hdl.handle.net/10986/32755","author":[{"literal":"World Bank"}],"accessed":{"date-parts":[["2026",10,27]]},"issued":{"date-parts":[["2019",10,31]]}}},{"id":326,"uris":["http://zotero.org/users/local/oLOhK0TY/items/FNAQSDVP"],"itemData":{"id":326,"type":"article-journal","abstract":"Background\n              Bangladesh has experienced tremendous change in child nutrition over the past few decades, but there are large differences between different regions in progress made. The question is whether continuation of current policies will bring the progress needed to reach national and international targets on child nutrition security.\n            \n            \n              Data and methods\n              \n                Using national data BDHS 1996/97, 2014, and 2017, this study attempts to map such reductions across Bangladesh and to explore the distribution of covariate effects (joint effects) that are associated with childhood stunting over these two periods, overall and by region. The main contribution of this paper is to link observed stunting scores to a household\n                profile\n                . This implies that different variables are evaluated jointly with stunting to assess the likelihood of being associated with stunting.\n              \n            \n            \n              Results\n              \n                Overall, the covariates:\n                ‘Parental levels of education’\n                ,\n                ‘children older than one year old’\n                ,\n                ‘children live in rural area’\n                ,\n                ‘children born at home’\n                formed the country winning profile in 1996/97, whereas parental levels of education disappear in the winning profile for children stunted in 2014. This implies that over the years, Bangladesh has been successful in addressing parental education for long-term reductions in child undernutrition. In addition, the diversity of profiles of households with stunted children increases over time, pointing at successful targeting of policies to increase food security among children over the period. However, in areas where improvements have been insignificant, also the profiles remain stable, indicating a failure of policies to reach the target populations. The analysis for 2017 confirms this picture: the diversity of profiles remains high, with little change in the dominant profiles.\n              \n            \n            \n              Conclusion\n              \n                Further decline in stunting is possible through region specific multipronged interventions, targeting children older than one year among vulnerable groups, in addition with strengthening family planning programs as larger families also have a higher risk to have stunted children. In general, the profiles in 2014 and 2017/18 are much more diverse than in 1996, which can be explained by the relative success of specific targeted policies in some divisions, while being much less successful in other regions. In sum, our results suggest that the challenge lies in the\n                implementation\n                of policies, rather than in the generic approach and assumed theory of change.","container-title":"PLOS ONE","DOI":"10.1371/journal.pone.0278094","ISSN":"1932-6203","issue":"12","journalAbbreviation":"PLoS ONE","language":"en","page":"e0278094","source":"DOI.org (Crossref)","title":"Changes in the determinants and spatial distribution of under-five stunting in Bangladesh: Evidence from Bangladesh Demographic Health Surveys (BDHS) 1996–97, 2014 and 2017/18","title-short":"Changes in the determinants and spatial distribution of under-five stunting in Bangladesh","volume":"17","author":[{"family":"Saha","given":"U. R."},{"family":"Van Wesenbeeck","given":"C. F. A."}],"editor":[{"family":"Bora","given":"Jayanta Kumar"}],"issued":{"date-parts":[["2022",12,1]]}}}],"schema":"https://github.com/citation-style-language/schema/raw/master/csl-citation.json"} </w:instrText>
-      </w:r>
-      <w:r>
-        <w:rPr>
-          <w:rFonts w:ascii="Times New Roman" w:hAnsi="Times New Roman" w:cs="Times New Roman"/>
-          <w:bCs/>
-          <w:color w:val="000000" w:themeColor="text1"/>
-          <w:lang w:val="en-US"/>
-        </w:rPr>
-        <w:fldChar w:fldCharType="separate"/>
-      </w:r>
-      <w:r>
-        <w:rPr>
-          <w:rFonts w:ascii="Times New Roman" w:hAnsi="Times New Roman" w:cs="Times New Roman"/>
-        </w:rPr>
-        <w:t>[23,24]</w:t>
-      </w:r>
-      <w:r>
-        <w:rPr>
-          <w:rFonts w:ascii="Times New Roman" w:hAnsi="Times New Roman" w:cs="Times New Roman"/>
-          <w:bCs/>
-          <w:color w:val="000000" w:themeColor="text1"/>
-          <w:lang w:val="en-US"/>
-        </w:rPr>
-        <w:fldChar w:fldCharType="end"/>
-      </w:r>
-      <w:r>
-        <w:rPr>
-          <w:rFonts w:ascii="Times New Roman" w:hAnsi="Times New Roman" w:cs="Times New Roman"/>
-          <w:bCs/>
-          <w:color w:val="000000" w:themeColor="text1"/>
-          <w:lang w:val="en-US"/>
-        </w:rPr>
-        <w:t xml:space="preserve">. The reductions in ICC and MOR values across successive models indicate that 79.8% of between-community variation in stunting </w:t>
-      </w:r>
-      <w:proofErr w:type="gramStart"/>
-      <w:r>
-        <w:rPr>
-          <w:rFonts w:ascii="Times New Roman" w:hAnsi="Times New Roman" w:cs="Times New Roman"/>
-          <w:bCs/>
-          <w:color w:val="000000" w:themeColor="text1"/>
-          <w:lang w:val="en-US"/>
-        </w:rPr>
-        <w:t>was explained</w:t>
-      </w:r>
-      <w:proofErr w:type="gramEnd"/>
-      <w:r>
-        <w:rPr>
-          <w:rFonts w:ascii="Times New Roman" w:hAnsi="Times New Roman" w:cs="Times New Roman"/>
-          <w:bCs/>
-          <w:color w:val="000000" w:themeColor="text1"/>
-          <w:lang w:val="en-US"/>
-        </w:rPr>
-        <w:t xml:space="preserve"> by measured individual and household factors. However, residual contextual clustering remained significant for chronic forms of undernutrition (ICC: </w:t>
-      </w:r>
-      <w:r>
-        <w:rPr>
-          <w:rFonts w:ascii="Times New Roman" w:hAnsi="Times New Roman" w:cs="Times New Roman"/>
-          <w:bCs/>
-          <w:color w:val="000000" w:themeColor="text1"/>
-          <w:lang w:val="en-US"/>
-        </w:rPr>
         <w:lastRenderedPageBreak/>
-        <w:t xml:space="preserve">1.21%, MOR: 1.22; LRT p &lt; 0.001), indicating that community-level influences continue to shape child nutritional outcomes beyond household characteristics. In contrast, cluster variance for wasting declined to zero, confirming that acute wasting </w:t>
-      </w:r>
-      <w:proofErr w:type="gramStart"/>
-      <w:r>
-        <w:rPr>
-          <w:rFonts w:ascii="Times New Roman" w:hAnsi="Times New Roman" w:cs="Times New Roman"/>
-          <w:bCs/>
-          <w:color w:val="000000" w:themeColor="text1"/>
-          <w:lang w:val="en-US"/>
-        </w:rPr>
-        <w:t>is driven</w:t>
-      </w:r>
-      <w:proofErr w:type="gramEnd"/>
-      <w:r>
-        <w:rPr>
-          <w:rFonts w:ascii="Times New Roman" w:hAnsi="Times New Roman" w:cs="Times New Roman"/>
-          <w:bCs/>
-          <w:color w:val="000000" w:themeColor="text1"/>
-          <w:lang w:val="en-US"/>
-        </w:rPr>
-        <w:t xml:space="preserve"> by proximal household and child conditions rather than stable community context.</w:t>
+        <w:t>1.21%, MOR: 1.22; LRT p &lt; 0.001), indicating that community-level influences continue to shape child nutritional outcomes beyond household characteristics. In contrast, cluster variance for wasting declined to zero, confirming that acute wasting is driven by proximal household and child conditions rather than stable community context.</w:t>
       </w:r>
     </w:p>
     <w:p>
@@ -38506,9 +37205,8 @@
           <w:color w:val="000000" w:themeColor="text1"/>
           <w:lang w:val="en-US"/>
         </w:rPr>
-        <w:t xml:space="preserve">dies. </w:t>
-      </w:r>
-      <w:proofErr w:type="spellStart"/>
+        <w:t xml:space="preserve">dies. Tamanna et al. (2025) </w:t>
+      </w:r>
       <w:r>
         <w:rPr>
           <w:rFonts w:ascii="Times New Roman" w:hAnsi="Times New Roman" w:cs="Times New Roman"/>
@@ -38516,9 +37214,8 @@
           <w:color w:val="000000" w:themeColor="text1"/>
           <w:lang w:val="en-US"/>
         </w:rPr>
-        <w:t>Tamanna</w:t>
-      </w:r>
-      <w:proofErr w:type="spellEnd"/>
+        <w:fldChar w:fldCharType="begin"/>
+      </w:r>
       <w:r>
         <w:rPr>
           <w:rFonts w:ascii="Times New Roman" w:hAnsi="Times New Roman" w:cs="Times New Roman"/>
@@ -38526,7 +37223,7 @@
           <w:color w:val="000000" w:themeColor="text1"/>
           <w:lang w:val="en-US"/>
         </w:rPr>
-        <w:t xml:space="preserve"> et al. (2025) </w:t>
+        <w:instrText xml:space="preserve"> ADDIN ZOTERO_ITEM CSL_CITATION {"citationID":"BQrkmM8H","properties":{"unsorted":false,"formattedCitation":"[25]","plainCitation":"[25]","noteIndex":0},"citationItems":[{"id":64,"uris":["http://zotero.org/users/local/oLOhK0TY/items/H4R5B4JC"],"itemData":{"id":64,"type":"article-journal","container-title":"Scientific Reports","DOI":"10.1038/s41598-025-99288-y","ISSN":"2045-2322","issue":"1","journalAbbreviation":"Sci Rep","language":"en","page":"14336","source":"DOI.org (Crossref)","title":"Identifying determinants of malnutrition in under-five children in Bangladesh: insights from the BDHS-2022 cross-sectional study","title-short":"Identifying determinants of malnutrition in under-five children in Bangladesh","volume":"15","author":[{"family":"Tamanna","given":"Tanzila"},{"family":"Mahmud","given":"Shohel"},{"family":"Salma","given":"Nahid"},{"family":"Hossain","given":"Md. Musharraf"},{"family":"Karim","given":"Md. Rezaul"}],"issued":{"date-parts":[["2025",4,24]]}}}],"schema":"https://github.com/citation-style-language/schema/raw/master/csl-citation.json"} </w:instrText>
       </w:r>
       <w:r>
         <w:rPr>
@@ -38535,7 +37232,13 @@
           <w:color w:val="000000" w:themeColor="text1"/>
           <w:lang w:val="en-US"/>
         </w:rPr>
-        <w:fldChar w:fldCharType="begin"/>
+        <w:fldChar w:fldCharType="separate"/>
+      </w:r>
+      <w:r>
+        <w:rPr>
+          <w:rFonts w:ascii="Times New Roman" w:hAnsi="Times New Roman" w:cs="Times New Roman"/>
+        </w:rPr>
+        <w:t>[25]</w:t>
       </w:r>
       <w:r>
         <w:rPr>
@@ -38544,7 +37247,7 @@
           <w:color w:val="000000" w:themeColor="text1"/>
           <w:lang w:val="en-US"/>
         </w:rPr>
-        <w:instrText xml:space="preserve"> ADDIN ZOTERO_ITEM CSL_CITATION {"citationID":"BQrkmM8H","properties":{"unsorted":false,"formattedCitation":"[25]","plainCitation":"[25]","noteIndex":0},"citationItems":[{"id":64,"uris":["http://zotero.org/users/local/oLOhK0TY/items/H4R5B4JC"],"itemData":{"id":64,"type":"article-journal","container-title":"Scientific Reports","DOI":"10.1038/s41598-025-99288-y","ISSN":"2045-2322","issue":"1","journalAbbreviation":"Sci Rep","language":"en","page":"14336","source":"DOI.org (Crossref)","title":"Identifying determinants of malnutrition in under-five children in Bangladesh: insights from the BDHS-2022 cross-sectional study","title-short":"Identifying determinants of malnutrition in under-five children in Bangladesh","volume":"15","author":[{"family":"Tamanna","given":"Tanzila"},{"family":"Mahmud","given":"Shohel"},{"family":"Salma","given":"Nahid"},{"family":"Hossain","given":"Md. Musharraf"},{"family":"Karim","given":"Md. Rezaul"}],"issued":{"date-parts":[["2025",4,24]]}}}],"schema":"https://github.com/citation-style-language/schema/raw/master/csl-citation.json"} </w:instrText>
+        <w:fldChar w:fldCharType="end"/>
       </w:r>
       <w:r>
         <w:rPr>
@@ -38553,13 +37256,7 @@
           <w:color w:val="000000" w:themeColor="text1"/>
           <w:lang w:val="en-US"/>
         </w:rPr>
-        <w:fldChar w:fldCharType="separate"/>
-      </w:r>
-      <w:r>
-        <w:rPr>
-          <w:rFonts w:ascii="Times New Roman" w:hAnsi="Times New Roman" w:cs="Times New Roman"/>
-        </w:rPr>
-        <w:t>[25]</w:t>
+        <w:t xml:space="preserve"> utilized single-level binary logistic regression and focused primarily on stunting determinants, failing to account for survey clustering or contextual community variance. Al</w:t>
       </w:r>
       <w:r>
         <w:rPr>
@@ -38568,7 +37265,7 @@
           <w:color w:val="000000" w:themeColor="text1"/>
           <w:lang w:val="en-US"/>
         </w:rPr>
-        <w:fldChar w:fldCharType="end"/>
+        <w:t xml:space="preserve">though Rashid et al. (2026) </w:t>
       </w:r>
       <w:r>
         <w:rPr>
@@ -38577,9 +37274,8 @@
           <w:color w:val="000000" w:themeColor="text1"/>
           <w:lang w:val="en-US"/>
         </w:rPr>
-        <w:t xml:space="preserve"> utilized single-level binary logistic regression and focused primarily on stunting determinants, failing to account for survey clustering or contextual community variance. </w:t>
-      </w:r>
-      <w:proofErr w:type="gramStart"/>
+        <w:fldChar w:fldCharType="begin"/>
+      </w:r>
       <w:r>
         <w:rPr>
           <w:rFonts w:ascii="Times New Roman" w:hAnsi="Times New Roman" w:cs="Times New Roman"/>
@@ -38587,7 +37283,7 @@
           <w:color w:val="000000" w:themeColor="text1"/>
           <w:lang w:val="en-US"/>
         </w:rPr>
-        <w:t>Al</w:t>
+        <w:instrText xml:space="preserve"> ADDIN ZOTERO_ITEM CSL_CITATION {"citationID":"vY3eWdDZ","properties":{"unsorted":false,"formattedCitation":"[26]","plainCitation":"[26]","noteIndex":0},"citationItems":[{"id":330,"uris":["http://zotero.org/users/local/oLOhK0TY/items/5FVS8BES"],"itemData":{"id":330,"type":"article-journal","container-title":"BMC Public Health","DOI":"10.1186/s12889-026-26793-8","ISSN":"1471-2458","issue":"1","journalAbbreviation":"BMC Public Health","language":"en","page":"1504","source":"DOI.org (Crossref)","title":"Spatial distribution and predictors of stunting, wasting, and underweight among under-five children in Bangladesh","volume":"26","author":[{"family":"Rashid","given":"Mamunur"},{"family":"Rahman","given":"Mosiur"},{"family":"Siddiqi","given":"Nure Alam"},{"family":"Islam","given":"Reazul"},{"family":"Miah","given":"Sharif"},{"family":"Roy","given":"Tapan Kumar"},{"family":"Rahman","given":"Mostafizur"}],"issued":{"date-parts":[["2026",3,29]]}}}],"schema":"https://github.com/citation-style-language/schema/raw/master/csl-citation.json"} </w:instrText>
       </w:r>
       <w:r>
         <w:rPr>
@@ -38596,7 +37292,13 @@
           <w:color w:val="000000" w:themeColor="text1"/>
           <w:lang w:val="en-US"/>
         </w:rPr>
-        <w:t xml:space="preserve">though Rashid et al. (2026) </w:t>
+        <w:fldChar w:fldCharType="separate"/>
+      </w:r>
+      <w:r>
+        <w:rPr>
+          <w:rFonts w:ascii="Times New Roman" w:hAnsi="Times New Roman" w:cs="Times New Roman"/>
+        </w:rPr>
+        <w:t>[26]</w:t>
       </w:r>
       <w:r>
         <w:rPr>
@@ -38605,7 +37307,7 @@
           <w:color w:val="000000" w:themeColor="text1"/>
           <w:lang w:val="en-US"/>
         </w:rPr>
-        <w:fldChar w:fldCharType="begin"/>
+        <w:fldChar w:fldCharType="end"/>
       </w:r>
       <w:r>
         <w:rPr>
@@ -38614,70 +37316,7 @@
           <w:color w:val="000000" w:themeColor="text1"/>
           <w:lang w:val="en-US"/>
         </w:rPr>
-        <w:instrText xml:space="preserve"> ADDIN ZOTERO_ITEM CSL_CITATION {"citationID":"vY3eWdDZ","properties":{"unsorted":false,"formattedCitation":"[26]","plainCitation":"[26]","noteIndex":0},"citationItems":[{"id":330,"uris":["http://zotero.org/users/local/oLOhK0TY/items/5FVS8BES"],"itemData":{"id":330,"type":"article-journal","container-title":"BMC Public Health","DOI":"10.1186/s12889-026-26793-8","ISSN":"1471-2458","issue":"1","journalAbbreviation":"BMC Public Health","language":"en","page":"1504","source":"DOI.org (Crossref)","title":"Spatial distribution and predictors of stunting, wasting, and underweight among under-five children in Bangladesh","volume":"26","author":[{"family":"Rashid","given":"Mamunur"},{"family":"Rahman","given":"Mosiur"},{"family":"Siddiqi","given":"Nure Alam"},{"family":"Islam","given":"Reazul"},{"family":"Miah","given":"Sharif"},{"family":"Roy","given":"Tapan Kumar"},{"family":"Rahman","given":"Mostafizur"}],"issued":{"date-parts":[["2026",3,29]]}}}],"schema":"https://github.com/citation-style-language/schema/raw/master/csl-citation.json"} </w:instrText>
-      </w:r>
-      <w:r>
-        <w:rPr>
-          <w:rFonts w:ascii="Times New Roman" w:hAnsi="Times New Roman" w:cs="Times New Roman"/>
-          <w:bCs/>
-          <w:color w:val="000000" w:themeColor="text1"/>
-          <w:lang w:val="en-US"/>
-        </w:rPr>
-        <w:fldChar w:fldCharType="separate"/>
-      </w:r>
-      <w:r>
-        <w:rPr>
-          <w:rFonts w:ascii="Times New Roman" w:hAnsi="Times New Roman" w:cs="Times New Roman"/>
-        </w:rPr>
-        <w:t>[26]</w:t>
-      </w:r>
-      <w:r>
-        <w:rPr>
-          <w:rFonts w:ascii="Times New Roman" w:hAnsi="Times New Roman" w:cs="Times New Roman"/>
-          <w:bCs/>
-          <w:color w:val="000000" w:themeColor="text1"/>
-          <w:lang w:val="en-US"/>
-        </w:rPr>
-        <w:fldChar w:fldCharType="end"/>
-      </w:r>
-      <w:r>
-        <w:rPr>
-          <w:rFonts w:ascii="Times New Roman" w:hAnsi="Times New Roman" w:cs="Times New Roman"/>
-          <w:bCs/>
-          <w:color w:val="000000" w:themeColor="text1"/>
-          <w:lang w:val="en-US"/>
-        </w:rPr>
-        <w:t xml:space="preserve"> examined spatial distribution and predictors using Bayesian methods, our study provides a distinct contribution by applying a rigorous two-level frequentist hierarchical model to the complete verified sample (N = 4,087), quantifying cluster variance via </w:t>
-      </w:r>
-      <w:proofErr w:type="spellStart"/>
-      <w:r>
-        <w:rPr>
-          <w:rFonts w:ascii="Times New Roman" w:hAnsi="Times New Roman" w:cs="Times New Roman"/>
-          <w:bCs/>
-          <w:color w:val="000000" w:themeColor="text1"/>
-          <w:lang w:val="en-US"/>
-        </w:rPr>
-        <w:t>Intraclass</w:t>
-      </w:r>
-      <w:proofErr w:type="spellEnd"/>
-      <w:r>
-        <w:rPr>
-          <w:rFonts w:ascii="Times New Roman" w:hAnsi="Times New Roman" w:cs="Times New Roman"/>
-          <w:bCs/>
-          <w:color w:val="000000" w:themeColor="text1"/>
-          <w:lang w:val="en-US"/>
-        </w:rPr>
-        <w:t xml:space="preserve"> Correlation Coefficients (ICC) and Median Odds Ratios (MOR), and evaluating specific domestic infrastructure (such as refrigerator ownership and housing materials) alongside the critical 1,000-day weaning transition.</w:t>
-      </w:r>
-      <w:proofErr w:type="gramEnd"/>
-      <w:r>
-        <w:rPr>
-          <w:rFonts w:ascii="Times New Roman" w:hAnsi="Times New Roman" w:cs="Times New Roman"/>
-          <w:bCs/>
-          <w:color w:val="000000" w:themeColor="text1"/>
-          <w:lang w:val="en-US"/>
-        </w:rPr>
-        <w:t xml:space="preserve"> By analyzing stunting, wasting, and underweight simultaneously in a unified sample of 4,087 children, our study provides a direct comparative assessment that clarifies why chronic undernutrition requires long-term community infrastructure and educational investments, whereas acute wasting necessitates targeted maternal health and family planning support.</w:t>
+        <w:t xml:space="preserve"> examined spatial distribution and predictors using Bayesian methods, our study provides a distinct contribution by applying a rigorous two-level frequentist hierarchical model to the complete verified sample (N = 4,087), quantifying cluster variance via Intraclass Correlation Coefficients (ICC) and Median Odds Ratios (MOR), and evaluating specific domestic infrastructure (such as refrigerator ownership and housing materials) alongside the critical 1,000-day weaning transition. By analyzing stunting, wasting, and underweight simultaneously in a unified sample of 4,087 children, our study provides a direct comparative assessment that clarifies why chronic undernutrition requires long-term community infrastructure and educational investments, whereas acute wasting necessitates targeted maternal health and family planning support.</w:t>
       </w:r>
     </w:p>
     <w:p>
@@ -38697,78 +37336,18 @@
           <w:color w:val="000000" w:themeColor="text1"/>
           <w:lang w:val="en-US"/>
         </w:rPr>
-        <w:t xml:space="preserve">Several limitations of this study </w:t>
-      </w:r>
-      <w:proofErr w:type="gramStart"/>
+        <w:t>Several limitations of this study should be acknowledged. First, the cross-sectional nature of BDHS data limits the ability to establish causal relationships between explanatory variables and nutritional outcomes, and all findings should be interpreted strictly as associations. Second, complete-case exclusion of children lacking anthropometric measurements (due to randomized subsampling or absence) was necessary, although randomized subsampling in DHS minimizes systematic selection bias. Third, multicollinearity among interrelated fertility variables (children ever born, living children, and birth order) reflects their 96.6% empirical agreement, inflating standard errors for these specific coefficients; however, sensitivity models confirmed that this collinearity did not bias estimates for maternal education, wealth, child age, or community context. Fourth, some important determinants of childhood nutrition, including dietary diversity, minimum acceptable diet, birth weight, maternal pre-pregnancy nutritional status, and recent subclinical infection, were not included because of data limitations in BDHS. Despite these limitations, the study benefits from the use of recent, nationally representative data, standardized WHO anthropometric measures, and robust two-level multilevel analytical approaches</w:t>
+      </w:r>
       <w:r>
         <w:rPr>
           <w:rFonts w:ascii="Times New Roman" w:hAnsi="Times New Roman" w:cs="Times New Roman"/>
           <w:bCs/>
-          <w:color w:val="000000" w:themeColor="text1"/>
-          <w:lang w:val="en-US"/>
-        </w:rPr>
-        <w:t>should be acknowledged</w:t>
-      </w:r>
-      <w:proofErr w:type="gramEnd"/>
-      <w:r>
-        <w:rPr>
-          <w:rFonts w:ascii="Times New Roman" w:hAnsi="Times New Roman" w:cs="Times New Roman"/>
-          <w:bCs/>
-          <w:color w:val="000000" w:themeColor="text1"/>
-          <w:lang w:val="en-US"/>
-        </w:rPr>
-        <w:t xml:space="preserve">. First, the cross-sectional nature of BDHS data limits the ability to establish causal relationships between explanatory variables and nutritional outcomes, and all findings </w:t>
-      </w:r>
-      <w:proofErr w:type="gramStart"/>
-      <w:r>
-        <w:rPr>
-          <w:rFonts w:ascii="Times New Roman" w:hAnsi="Times New Roman" w:cs="Times New Roman"/>
-          <w:bCs/>
-          <w:color w:val="000000" w:themeColor="text1"/>
-          <w:lang w:val="en-US"/>
-        </w:rPr>
-        <w:t>should be interpreted</w:t>
-      </w:r>
-      <w:proofErr w:type="gramEnd"/>
-      <w:r>
-        <w:rPr>
-          <w:rFonts w:ascii="Times New Roman" w:hAnsi="Times New Roman" w:cs="Times New Roman"/>
-          <w:bCs/>
-          <w:color w:val="000000" w:themeColor="text1"/>
-          <w:lang w:val="en-US"/>
-        </w:rPr>
-        <w:t xml:space="preserve"> strictly as associations. Second, complete-case exclusion of children lacking anthropometric measurements (due to randomized subsampling or absence) was necessary, although randomized subsampling in DHS minimizes systematic selection bias. Third, multicollinearity among interrelated fertility variables (children ever born, living children, and birth order) reflects their 96.6% empirical agreement, inflating standard errors for these specific coefficients; however, sensitivity models confirmed that this collinearity did not bias estimates for maternal education, wealth, child age, or community context. Fourth, some important determinants of childhood nutrition, including dietary diversity, minimum acceptable diet, birth weight, maternal pre-pregnancy nutritional status, and recent subclinical infection, were not included because of data limitations in BDHS. Despite these limitations, the study benefits from the use of recent, nationally representative </w:t>
-      </w:r>
-      <w:proofErr w:type="gramStart"/>
-      <w:r>
-        <w:rPr>
-          <w:rFonts w:ascii="Times New Roman" w:hAnsi="Times New Roman" w:cs="Times New Roman"/>
-          <w:bCs/>
-          <w:color w:val="000000" w:themeColor="text1"/>
-          <w:lang w:val="en-US"/>
-        </w:rPr>
-        <w:t>data,</w:t>
-      </w:r>
-      <w:proofErr w:type="gramEnd"/>
-      <w:r>
-        <w:rPr>
-          <w:rFonts w:ascii="Times New Roman" w:hAnsi="Times New Roman" w:cs="Times New Roman"/>
-          <w:bCs/>
-          <w:color w:val="000000" w:themeColor="text1"/>
-          <w:lang w:val="en-US"/>
-        </w:rPr>
-        <w:t xml:space="preserve"> standardized WHO anthropometric measures, and robust two-level multilevel analytical approaches</w:t>
-      </w:r>
-      <w:r>
-        <w:rPr>
-          <w:rFonts w:ascii="Times New Roman" w:hAnsi="Times New Roman" w:cs="Times New Roman"/>
-          <w:bCs/>
           <w:lang w:val="en-US"/>
         </w:rPr>
         <w:t>.</w:t>
       </w:r>
     </w:p>
-    <w:bookmarkEnd w:id="5"/>
+    <w:bookmarkEnd w:id="4"/>
     <w:p>
       <w:pPr>
         <w:spacing w:after="0"/>
@@ -38813,36 +37392,8 @@
           <w:lang w:val="en-US" w:bidi="bn-IN"/>
         </w:rPr>
         <w:lastRenderedPageBreak/>
-        <w:t xml:space="preserve">undernutrition. Chronic stunting peaks during the critical 12–23 month weaning window, while maternal education and wealth provide powerful protective effects. In contrast, acute wasting is associated with advanced maternal age and high parity, without substantial community clustering. Consequently, reducing the burden of undernutrition will require integrated, </w:t>
-      </w:r>
-      <w:proofErr w:type="spellStart"/>
-      <w:r>
-        <w:rPr>
-          <w:rFonts w:ascii="Times New Roman" w:hAnsi="Times New Roman" w:cs="Times New Roman"/>
-          <w:bCs/>
-          <w:lang w:val="en-US" w:bidi="bn-IN"/>
-        </w:rPr>
-        <w:t>multisectoral</w:t>
-      </w:r>
-      <w:proofErr w:type="spellEnd"/>
-      <w:r>
-        <w:rPr>
-          <w:rFonts w:ascii="Times New Roman" w:hAnsi="Times New Roman" w:cs="Times New Roman"/>
-          <w:bCs/>
-          <w:lang w:val="en-US" w:bidi="bn-IN"/>
-        </w:rPr>
-        <w:t xml:space="preserve"> approaches that combine nutrition-specific infant feeding support during the first 1,000 days with nutrition-sensitive investments in female education, poverty reduction, and geographically targeted community interventions in high-burden divisions such as </w:t>
-      </w:r>
-      <w:proofErr w:type="spellStart"/>
-      <w:r>
-        <w:rPr>
-          <w:rFonts w:ascii="Times New Roman" w:hAnsi="Times New Roman" w:cs="Times New Roman"/>
-          <w:bCs/>
-          <w:lang w:val="en-US" w:bidi="bn-IN"/>
-        </w:rPr>
-        <w:t>Mymensingh</w:t>
-      </w:r>
-      <w:proofErr w:type="spellEnd"/>
+        <w:t>undernutrition. Chronic stunting peaks during the critical 12–23 month weaning window, while maternal education and wealth provide powerful protective effects. In contrast, acute wasting is associated with advanced maternal age and high parity, without substantial community clustering. Consequently, reducing the burden of undernutrition will require integrated, multisectoral approaches that combine nutrition-specific infant feeding support during the first 1,000 days with nutrition-sensitive investments in female education, poverty reduction, and geographically targeted community interventions in high-burden divisions such as Mymensingh</w:t>
+      </w:r>
       <w:r>
         <w:rPr>
           <w:rFonts w:ascii="Times New Roman" w:hAnsi="Times New Roman" w:cs="Times New Roman"/>
@@ -38881,55 +37432,7 @@
           <w:rFonts w:ascii="Times New Roman" w:hAnsi="Times New Roman" w:cs="Times New Roman"/>
           <w:lang w:val="en-US"/>
         </w:rPr>
-        <w:t xml:space="preserve">AIC: </w:t>
-      </w:r>
-      <w:proofErr w:type="spellStart"/>
-      <w:r>
-        <w:rPr>
-          <w:rFonts w:ascii="Times New Roman" w:hAnsi="Times New Roman" w:cs="Times New Roman"/>
-          <w:lang w:val="en-US"/>
-        </w:rPr>
-        <w:t>Akaike</w:t>
-      </w:r>
-      <w:proofErr w:type="spellEnd"/>
-      <w:r>
-        <w:rPr>
-          <w:rFonts w:ascii="Times New Roman" w:hAnsi="Times New Roman" w:cs="Times New Roman"/>
-          <w:lang w:val="en-US"/>
-        </w:rPr>
-        <w:t xml:space="preserve"> Information Criterion; AOR: Adjusted Odds Ratio; BDHS: Bangladesh Demographic and Health Survey; BIC: Bayesian Information Criterion; CI: Confidence Interval; </w:t>
-      </w:r>
-      <w:proofErr w:type="spellStart"/>
-      <w:r>
-        <w:rPr>
-          <w:rFonts w:ascii="Times New Roman" w:hAnsi="Times New Roman" w:cs="Times New Roman"/>
-          <w:lang w:val="en-US"/>
-        </w:rPr>
-        <w:t>df</w:t>
-      </w:r>
-      <w:proofErr w:type="spellEnd"/>
-      <w:r>
-        <w:rPr>
-          <w:rFonts w:ascii="Times New Roman" w:hAnsi="Times New Roman" w:cs="Times New Roman"/>
-          <w:lang w:val="en-US"/>
-        </w:rPr>
-        <w:t xml:space="preserve">: Degrees of Freedom; EA: Enumeration Area; GVIF: Generalized Variance Inflation Factor; HAZ: Height-for-Age Z-Score; ICC: </w:t>
-      </w:r>
-      <w:proofErr w:type="spellStart"/>
-      <w:r>
-        <w:rPr>
-          <w:rFonts w:ascii="Times New Roman" w:hAnsi="Times New Roman" w:cs="Times New Roman"/>
-          <w:lang w:val="en-US"/>
-        </w:rPr>
-        <w:t>Intraclass</w:t>
-      </w:r>
-      <w:proofErr w:type="spellEnd"/>
-      <w:r>
-        <w:rPr>
-          <w:rFonts w:ascii="Times New Roman" w:hAnsi="Times New Roman" w:cs="Times New Roman"/>
-          <w:lang w:val="en-US"/>
-        </w:rPr>
-        <w:t xml:space="preserve"> Correlation Coefficient; LMICs: Low- and Middle-Income Countries; LRT: Likelihood Ratio Test; MOR: Median Odds Ratio; NIPORT: National Institute of Population Research and Training; SAGER: Sex and Gender Equity in Research; SDG: Sustainable Development Goal; UNICEF: United Nations Children's Fund; WAZ: Weight-for-Age Z-Score; WHO: World Health Organization; WHZ: Weight-for-Height Z-Score</w:t>
+        <w:t>AIC: Akaike Information Criterion; AOR: Adjusted Odds Ratio; BDHS: Bangladesh Demographic and Health Survey; BIC: Bayesian Information Criterion; CI: Confidence Interval; df: Degrees of Freedom; EA: Enumeration Area; GVIF: Generalized Variance Inflation Factor; HAZ: Height-for-Age Z-Score; ICC: Intraclass Correlation Coefficient; LMICs: Low- and Middle-Income Countries; LRT: Likelihood Ratio Test; MOR: Median Odds Ratio; NIPORT: National Institute of Population Research and Training; SAGER: Sex and Gender Equity in Research; SDG: Sustainable Development Goal; UNICEF: United Nations Children's Fund; WAZ: Weight-for-Age Z-Score; WHO: World Health Organization; WHZ: Weight-for-Height Z-Score</w:t>
       </w:r>
       <w:r>
         <w:rPr>
@@ -39047,9 +37550,15 @@
           <w:bCs/>
           <w:lang w:bidi="bn-IN"/>
         </w:rPr>
-        <w:t xml:space="preserve">Mst. </w:t>
-      </w:r>
-      <w:proofErr w:type="spellStart"/>
+        <w:t>Mst. Jakia Afrin</w:t>
+      </w:r>
+      <w:r>
+        <w:rPr>
+          <w:rFonts w:ascii="Times New Roman" w:hAnsi="Times New Roman" w:cs="Times New Roman"/>
+          <w:lang w:bidi="bn-IN"/>
+        </w:rPr>
+        <w:t xml:space="preserve">: Conceptualization, Data Curation, Methodology, Software, Formal Analyses, Writing- Draft. </w:t>
+      </w:r>
       <w:r>
         <w:rPr>
           <w:rFonts w:ascii="Times New Roman" w:hAnsi="Times New Roman" w:cs="Times New Roman"/>
@@ -39057,9 +37566,31 @@
           <w:bCs/>
           <w:lang w:bidi="bn-IN"/>
         </w:rPr>
-        <w:t>Jakia</w:t>
-      </w:r>
-      <w:proofErr w:type="spellEnd"/>
+        <w:t>Omar Faroque</w:t>
+      </w:r>
+      <w:r>
+        <w:rPr>
+          <w:rFonts w:ascii="Times New Roman" w:hAnsi="Times New Roman" w:cs="Times New Roman"/>
+          <w:lang w:bidi="bn-IN"/>
+        </w:rPr>
+        <w:t>: Data Curation, Methodology, Software, Formal Analyses,</w:t>
+      </w:r>
+      <w:r>
+        <w:rPr>
+          <w:rFonts w:ascii="Times New Roman" w:hAnsi="Times New Roman" w:cs="Times New Roman"/>
+          <w:lang w:bidi="bn-IN"/>
+        </w:rPr>
+        <w:t xml:space="preserve"> Visualization,</w:t>
+      </w:r>
+      <w:bookmarkStart w:id="5" w:name="_GoBack"/>
+      <w:bookmarkEnd w:id="5"/>
+      <w:r>
+        <w:rPr>
+          <w:rFonts w:ascii="Times New Roman" w:hAnsi="Times New Roman" w:cs="Times New Roman"/>
+          <w:lang w:bidi="bn-IN"/>
+        </w:rPr>
+        <w:t xml:space="preserve"> Writing- Draft. </w:t>
+      </w:r>
       <w:r>
         <w:rPr>
           <w:rFonts w:ascii="Times New Roman" w:hAnsi="Times New Roman" w:cs="Times New Roman"/>
@@ -39067,14 +37598,7 @@
           <w:bCs/>
           <w:lang w:bidi="bn-IN"/>
         </w:rPr>
-        <w:t xml:space="preserve"> Afrin</w:t>
-      </w:r>
-      <w:r>
-        <w:rPr>
-          <w:rFonts w:ascii="Times New Roman" w:hAnsi="Times New Roman" w:cs="Times New Roman"/>
-          <w:lang w:bidi="bn-IN"/>
-        </w:rPr>
-        <w:t xml:space="preserve">: Conceptualization, Data Curation, Methodology, Software, Formal Analyses, Writing- Draft. </w:t>
+        <w:t>Md</w:t>
       </w:r>
       <w:r>
         <w:rPr>
@@ -39083,9 +37607,8 @@
           <w:bCs/>
           <w:lang w:bidi="bn-IN"/>
         </w:rPr>
-        <w:t xml:space="preserve">Omar </w:t>
-      </w:r>
-      <w:proofErr w:type="spellStart"/>
+        <w:t>.</w:t>
+      </w:r>
       <w:r>
         <w:rPr>
           <w:rFonts w:ascii="Times New Roman" w:hAnsi="Times New Roman" w:cs="Times New Roman"/>
@@ -39093,15 +37616,14 @@
           <w:bCs/>
           <w:lang w:bidi="bn-IN"/>
         </w:rPr>
-        <w:t>Faroque</w:t>
-      </w:r>
-      <w:proofErr w:type="spellEnd"/>
+        <w:t xml:space="preserve"> Lotifur Rohman</w:t>
+      </w:r>
       <w:r>
         <w:rPr>
           <w:rFonts w:ascii="Times New Roman" w:hAnsi="Times New Roman" w:cs="Times New Roman"/>
           <w:lang w:bidi="bn-IN"/>
         </w:rPr>
-        <w:t xml:space="preserve">: Data Curation, Methodology, Software, Formal Analyses, Writing- Draft. </w:t>
+        <w:t xml:space="preserve">: Methodology, Software, Formal Analyses, Visualization, Writing- Draft. </w:t>
       </w:r>
       <w:r>
         <w:rPr>
@@ -39110,7 +37632,14 @@
           <w:bCs/>
           <w:lang w:bidi="bn-IN"/>
         </w:rPr>
-        <w:t>Md</w:t>
+        <w:t>Md. Mahamudul Islam</w:t>
+      </w:r>
+      <w:r>
+        <w:rPr>
+          <w:rFonts w:ascii="Times New Roman" w:hAnsi="Times New Roman" w:cs="Times New Roman"/>
+          <w:lang w:bidi="bn-IN"/>
+        </w:rPr>
+        <w:t xml:space="preserve">: Methodology, Software, Formal Analyses, Visualization, Writing- Draft. </w:t>
       </w:r>
       <w:r>
         <w:rPr>
@@ -39119,128 +37648,20 @@
           <w:bCs/>
           <w:lang w:bidi="bn-IN"/>
         </w:rPr>
-        <w:t>.</w:t>
-      </w:r>
-      <w:r>
-        <w:rPr>
-          <w:rFonts w:ascii="Times New Roman" w:hAnsi="Times New Roman" w:cs="Times New Roman"/>
-          <w:b/>
-          <w:bCs/>
+        <w:t>Sheli Shikdar</w:t>
+      </w:r>
+      <w:r>
+        <w:rPr>
+          <w:rFonts w:ascii="Times New Roman" w:hAnsi="Times New Roman" w:cs="Times New Roman"/>
           <w:lang w:bidi="bn-IN"/>
         </w:rPr>
-        <w:t xml:space="preserve"> </w:t>
-      </w:r>
-      <w:proofErr w:type="spellStart"/>
-      <w:r>
-        <w:rPr>
-          <w:rFonts w:ascii="Times New Roman" w:hAnsi="Times New Roman" w:cs="Times New Roman"/>
-          <w:b/>
-          <w:bCs/>
-          <w:lang w:bidi="bn-IN"/>
-        </w:rPr>
-        <w:t>Lotifur</w:t>
-      </w:r>
-      <w:proofErr w:type="spellEnd"/>
-      <w:r>
-        <w:rPr>
-          <w:rFonts w:ascii="Times New Roman" w:hAnsi="Times New Roman" w:cs="Times New Roman"/>
-          <w:b/>
-          <w:bCs/>
-          <w:lang w:bidi="bn-IN"/>
-        </w:rPr>
-        <w:t xml:space="preserve"> </w:t>
-      </w:r>
-      <w:proofErr w:type="spellStart"/>
-      <w:r>
-        <w:rPr>
-          <w:rFonts w:ascii="Times New Roman" w:hAnsi="Times New Roman" w:cs="Times New Roman"/>
-          <w:b/>
-          <w:bCs/>
-          <w:lang w:bidi="bn-IN"/>
-        </w:rPr>
-        <w:t>Rohman</w:t>
-      </w:r>
-      <w:proofErr w:type="spellEnd"/>
-      <w:r>
-        <w:rPr>
-          <w:rFonts w:ascii="Times New Roman" w:hAnsi="Times New Roman" w:cs="Times New Roman"/>
-          <w:lang w:bidi="bn-IN"/>
-        </w:rPr>
-        <w:t xml:space="preserve">: Methodology, Software, Formal Analyses, Visualization, Writing- Draft. </w:t>
-      </w:r>
-      <w:r>
-        <w:rPr>
-          <w:rFonts w:ascii="Times New Roman" w:hAnsi="Times New Roman" w:cs="Times New Roman"/>
-          <w:b/>
-          <w:bCs/>
-          <w:lang w:bidi="bn-IN"/>
-        </w:rPr>
-        <w:t xml:space="preserve">Md. </w:t>
-      </w:r>
-      <w:proofErr w:type="spellStart"/>
-      <w:r>
-        <w:rPr>
-          <w:rFonts w:ascii="Times New Roman" w:hAnsi="Times New Roman" w:cs="Times New Roman"/>
-          <w:b/>
-          <w:bCs/>
-          <w:lang w:bidi="bn-IN"/>
-        </w:rPr>
-        <w:t>Mahamudul</w:t>
-      </w:r>
-      <w:proofErr w:type="spellEnd"/>
-      <w:r>
-        <w:rPr>
-          <w:rFonts w:ascii="Times New Roman" w:hAnsi="Times New Roman" w:cs="Times New Roman"/>
-          <w:b/>
-          <w:bCs/>
-          <w:lang w:bidi="bn-IN"/>
-        </w:rPr>
-        <w:t xml:space="preserve"> Islam</w:t>
-      </w:r>
-      <w:r>
-        <w:rPr>
-          <w:rFonts w:ascii="Times New Roman" w:hAnsi="Times New Roman" w:cs="Times New Roman"/>
-          <w:lang w:bidi="bn-IN"/>
-        </w:rPr>
-        <w:t xml:space="preserve">: Methodology, Software, Formal Analyses, Visualization, Writing- Draft. </w:t>
-      </w:r>
-      <w:proofErr w:type="spellStart"/>
-      <w:r>
-        <w:rPr>
-          <w:rFonts w:ascii="Times New Roman" w:hAnsi="Times New Roman" w:cs="Times New Roman"/>
-          <w:b/>
-          <w:bCs/>
-          <w:lang w:bidi="bn-IN"/>
-        </w:rPr>
-        <w:t>Sheli</w:t>
-      </w:r>
-      <w:proofErr w:type="spellEnd"/>
-      <w:r>
-        <w:rPr>
-          <w:rFonts w:ascii="Times New Roman" w:hAnsi="Times New Roman" w:cs="Times New Roman"/>
-          <w:b/>
-          <w:bCs/>
-          <w:lang w:bidi="bn-IN"/>
-        </w:rPr>
-        <w:t xml:space="preserve"> </w:t>
-      </w:r>
-      <w:proofErr w:type="spellStart"/>
-      <w:r>
-        <w:rPr>
-          <w:rFonts w:ascii="Times New Roman" w:hAnsi="Times New Roman" w:cs="Times New Roman"/>
-          <w:b/>
-          <w:bCs/>
-          <w:lang w:bidi="bn-IN"/>
-        </w:rPr>
-        <w:t>Shikdar</w:t>
-      </w:r>
-      <w:proofErr w:type="spellEnd"/>
-      <w:r>
-        <w:rPr>
-          <w:rFonts w:ascii="Times New Roman" w:hAnsi="Times New Roman" w:cs="Times New Roman"/>
-          <w:lang w:bidi="bn-IN"/>
-        </w:rPr>
         <w:t>: Conceptualization, Formal Analyses, Writing-Review &amp; Editing.</w:t>
+      </w:r>
+      <w:r>
+        <w:rPr>
+          <w:rFonts w:ascii="Times New Roman" w:hAnsi="Times New Roman"/>
+        </w:rPr>
+        <w:t xml:space="preserve"> Suman Biswas acts as guarantor for the paper, accepts full responsibility for the finished work and conduct of the study, had full access to the data, and controlled the decision to publish.</w:t>
       </w:r>
     </w:p>
     <w:p>
@@ -39352,23 +37773,7 @@
           <w:rFonts w:ascii="Times New Roman" w:hAnsi="Times New Roman" w:cs="Times New Roman"/>
           <w:lang w:bidi="bn-IN"/>
         </w:rPr>
-        <w:t xml:space="preserve">This study </w:t>
-      </w:r>
-      <w:proofErr w:type="gramStart"/>
-      <w:r>
-        <w:rPr>
-          <w:rFonts w:ascii="Times New Roman" w:hAnsi="Times New Roman" w:cs="Times New Roman"/>
-          <w:lang w:bidi="bn-IN"/>
-        </w:rPr>
-        <w:t>was based</w:t>
-      </w:r>
-      <w:proofErr w:type="gramEnd"/>
-      <w:r>
-        <w:rPr>
-          <w:rFonts w:ascii="Times New Roman" w:hAnsi="Times New Roman" w:cs="Times New Roman"/>
-          <w:lang w:bidi="bn-IN"/>
-        </w:rPr>
-        <w:t xml:space="preserve"> on a secondary analysis of publicly available, anonymized data from the Bangladesh Demographic and Health Survey (BDHS) 2022; therefore, direct patient or public involvement was not appropriate or feasible.</w:t>
+        <w:t>This study was based on a secondary analysis of publicly available, anonymized data from the Bangladesh Demographic and Health Survey (BDHS) 2022; therefore, direct patient or public involvement was not appropriate or feasible.</w:t>
       </w:r>
     </w:p>
     <w:p>
@@ -39405,23 +37810,7 @@
           <w:lang w:bidi="bn-IN"/>
         </w:rPr>
         <w:lastRenderedPageBreak/>
-        <w:t xml:space="preserve">Ethical approval for BDHS 2022 </w:t>
-      </w:r>
-      <w:proofErr w:type="gramStart"/>
-      <w:r>
-        <w:rPr>
-          <w:rFonts w:ascii="Times New Roman" w:hAnsi="Times New Roman" w:cs="Times New Roman"/>
-          <w:lang w:bidi="bn-IN"/>
-        </w:rPr>
-        <w:t>was obtained</w:t>
-      </w:r>
-      <w:proofErr w:type="gramEnd"/>
-      <w:r>
-        <w:rPr>
-          <w:rFonts w:ascii="Times New Roman" w:hAnsi="Times New Roman" w:cs="Times New Roman"/>
-          <w:lang w:bidi="bn-IN"/>
-        </w:rPr>
-        <w:t xml:space="preserve"> from the ICF Institutional Review Board and the Bangladesh Medical Research Council. The present study used anonymized publicly available secondary data and therefore did not require additional ethical approval.</w:t>
+        <w:t>Ethical approval for BDHS 2022 was obtained from the ICF Institutional Review Board and the Bangladesh Medical Research Council. The present study used anonymized publicly available secondary data and therefore did not require additional ethical approval.</w:t>
       </w:r>
     </w:p>
     <w:p>
@@ -39495,23 +37884,7 @@
           <w:rFonts w:ascii="Times New Roman" w:hAnsi="Times New Roman" w:cs="Times New Roman"/>
           <w:lang w:bidi="bn-IN"/>
         </w:rPr>
-        <w:t xml:space="preserve">The dataset </w:t>
-      </w:r>
-      <w:proofErr w:type="gramStart"/>
-      <w:r>
-        <w:rPr>
-          <w:rFonts w:ascii="Times New Roman" w:hAnsi="Times New Roman" w:cs="Times New Roman"/>
-          <w:lang w:bidi="bn-IN"/>
-        </w:rPr>
-        <w:t>was obtained</w:t>
-      </w:r>
-      <w:proofErr w:type="gramEnd"/>
-      <w:r>
-        <w:rPr>
-          <w:rFonts w:ascii="Times New Roman" w:hAnsi="Times New Roman" w:cs="Times New Roman"/>
-          <w:lang w:bidi="bn-IN"/>
-        </w:rPr>
-        <w:t xml:space="preserve"> from the DHS Program website (</w:t>
+        <w:t>The dataset was obtained from the DHS Program website (</w:t>
       </w:r>
       <w:hyperlink r:id="rId9" w:history="1">
         <w:r>
@@ -39847,7 +38220,7 @@
         <w:pStyle w:val="Bibliography"/>
       </w:pPr>
       <w:r>
-        <w:t xml:space="preserve">9 </w:t>
+        <w:t xml:space="preserve">[dataset] 9 </w:t>
       </w:r>
       <w:r>
         <w:tab/>
@@ -43022,7 +41395,7 @@
 </file>
 
 <file path=customXml/itemProps1.xml><?xml version="1.0" encoding="utf-8"?>
-<ds:datastoreItem xmlns:ds="http://schemas.openxmlformats.org/officeDocument/2006/customXml" ds:itemID="{264B44E4-A83B-4384-AEA5-9FDF6FCCA747}">
+<ds:datastoreItem xmlns:ds="http://schemas.openxmlformats.org/officeDocument/2006/customXml" ds:itemID="{39745186-9233-4929-A8C9-5CBC03814B4E}">
   <ds:schemaRefs>
     <ds:schemaRef ds:uri="http://schemas.openxmlformats.org/officeDocument/2006/bibliography"/>
   </ds:schemaRefs>

--- a/manuscript/Manuscript_Clean.docx
+++ b/manuscript/Manuscript_Clean.docx
@@ -2011,106 +2011,9 @@
       </w:pPr>
       <w:r>
         <w:rPr>
-          <w:rFonts w:ascii="Times New Roman" w:hAnsi="Times New Roman" w:cs="Times New Roman"/>
-          <w:lang w:val="en-US"/>
-        </w:rPr>
-        <w:t>This study utilized secondary data from the 2022 Bangladesh Demographic and Health Survey (BDHS 2022), a nationally representative cross-sectional household survey conducted under the global Demographic and Health Survey (DHS) Program. The survey was implemented by the National Institute of Population Research and Training (NIPORT), Bangladesh, in collabor</w:t>
-      </w:r>
-      <w:r>
-        <w:rPr>
-          <w:rFonts w:ascii="Times New Roman" w:hAnsi="Times New Roman" w:cs="Times New Roman"/>
-          <w:lang w:val="en-US"/>
-        </w:rPr>
-        <w:t xml:space="preserve">ation with ICF International </w:t>
-      </w:r>
-      <w:r>
-        <w:rPr>
-          <w:rFonts w:ascii="Times New Roman" w:hAnsi="Times New Roman" w:cs="Times New Roman"/>
-          <w:lang w:val="en-US"/>
-        </w:rPr>
-        <w:fldChar w:fldCharType="begin"/>
-      </w:r>
-      <w:r>
-        <w:rPr>
-          <w:rFonts w:ascii="Times New Roman" w:hAnsi="Times New Roman" w:cs="Times New Roman"/>
-          <w:lang w:val="en-US"/>
-        </w:rPr>
-        <w:instrText xml:space="preserve"> ADDIN ZOTERO_ITEM CSL_CITATION {"citationID":"aHsnBRvH","properties":{"unsorted":false,"formattedCitation":"[9]","plainCitation":"[9]","noteIndex":0},"citationItems":[{"id":303,"uris":["http://zotero.org/users/local/oLOhK0TY/items/GY5YGL9C"],"itemData":{"id":303,"type":"report","publisher":"NIPORT and ICF","publisher-place":"Dhaka, Bangladesh, and Rockville, Maryland, USA","title":"Bangladesh Demographic and Health Survey 2022: Final Report","URL":"https://dhsprogram.com/publications/publication-fr383-dhs-final-reports.cfm","author":[{"literal":"National Institute of Population Research and Training (NIPORT)"},{"literal":"Mitra and Associates"},{"literal":"ICF"}],"issued":{"date-parts":[["2024"]]}}}],"schema":"https://github.com/citation-style-language/schema/raw/master/csl-citation.json"} </w:instrText>
-      </w:r>
-      <w:r>
-        <w:rPr>
-          <w:rFonts w:ascii="Times New Roman" w:hAnsi="Times New Roman" w:cs="Times New Roman"/>
-          <w:lang w:val="en-US"/>
-        </w:rPr>
-        <w:fldChar w:fldCharType="separate"/>
-      </w:r>
-      <w:r>
-        <w:rPr>
-          <w:rFonts w:ascii="Times New Roman" w:hAnsi="Times New Roman" w:cs="Times New Roman"/>
-        </w:rPr>
-        <w:t>[9]</w:t>
-      </w:r>
-      <w:r>
-        <w:rPr>
-          <w:rFonts w:ascii="Times New Roman" w:hAnsi="Times New Roman" w:cs="Times New Roman"/>
-          <w:lang w:val="en-US"/>
-        </w:rPr>
-        <w:fldChar w:fldCharType="end"/>
-      </w:r>
-      <w:r>
-        <w:rPr>
-          <w:rFonts w:ascii="Times New Roman" w:hAnsi="Times New Roman" w:cs="Times New Roman"/>
-          <w:lang w:val="en-US"/>
-        </w:rPr>
-        <w:t>. The BDHS 2022 employed a two-stage stratified cluster sampling design based on the national population census sampling frame. In the first stage, 675 enumeration areas (EAs; 273 urban and 438 rural) were selected with probability proportional to cluster size; 674 EAs were successfully surveyed (one rural EA was inaccessible due to flooding). In the second stage, households were systematically sampled within each selected cluster, from which 30,330 households were selected, 25,481 occupied households interviewed, and 30,078 ever-married women aged 15–49 ye</w:t>
-      </w:r>
-      <w:r>
-        <w:rPr>
-          <w:rFonts w:ascii="Times New Roman" w:hAnsi="Times New Roman" w:cs="Times New Roman"/>
-          <w:lang w:val="en-US"/>
-        </w:rPr>
-        <w:t xml:space="preserve">ars successfully interviewed </w:t>
-      </w:r>
-      <w:r>
-        <w:rPr>
-          <w:rFonts w:ascii="Times New Roman" w:hAnsi="Times New Roman" w:cs="Times New Roman"/>
-          <w:lang w:val="en-US"/>
-        </w:rPr>
-        <w:fldChar w:fldCharType="begin"/>
-      </w:r>
-      <w:r>
-        <w:rPr>
-          <w:rFonts w:ascii="Times New Roman" w:hAnsi="Times New Roman" w:cs="Times New Roman"/>
-          <w:lang w:val="en-US"/>
-        </w:rPr>
-        <w:instrText xml:space="preserve"> ADDIN ZOTERO_ITEM CSL_CITATION {"citationID":"YyRsA1ud","properties":{"unsorted":false,"formattedCitation":"[9]","plainCitation":"[9]","noteIndex":0},"citationItems":[{"id":303,"uris":["http://zotero.org/users/local/oLOhK0TY/items/GY5YGL9C"],"itemData":{"id":303,"type":"report","publisher":"NIPORT and ICF","publisher-place":"Dhaka, Bangladesh, and Rockville, Maryland, USA","title":"Bangladesh Demographic and Health Survey 2022: Final Report","URL":"https://dhsprogram.com/publications/publication-fr383-dhs-final-reports.cfm","author":[{"literal":"National Institute of Population Research and Training (NIPORT)"},{"literal":"Mitra and Associates"},{"literal":"ICF"}],"issued":{"date-parts":[["2024"]]}}}],"schema":"https://github.com/citation-style-language/schema/raw/master/csl-citation.json"} </w:instrText>
-      </w:r>
-      <w:r>
-        <w:rPr>
-          <w:rFonts w:ascii="Times New Roman" w:hAnsi="Times New Roman" w:cs="Times New Roman"/>
-          <w:lang w:val="en-US"/>
-        </w:rPr>
-        <w:fldChar w:fldCharType="separate"/>
-      </w:r>
-      <w:r>
-        <w:rPr>
-          <w:rFonts w:ascii="Times New Roman" w:hAnsi="Times New Roman" w:cs="Times New Roman"/>
-        </w:rPr>
-        <w:t>[9]</w:t>
-      </w:r>
-      <w:r>
-        <w:rPr>
-          <w:rFonts w:ascii="Times New Roman" w:hAnsi="Times New Roman" w:cs="Times New Roman"/>
-          <w:lang w:val="en-US"/>
-        </w:rPr>
-        <w:fldChar w:fldCharType="end"/>
-      </w:r>
-      <w:r>
-        <w:rPr>
-          <w:rFonts w:ascii="Times New Roman" w:hAnsi="Times New Roman" w:cs="Times New Roman"/>
-          <w:lang w:val="en-US"/>
-        </w:rPr>
-        <w:t>.</w:t>
+          <w:rFonts w:ascii="Times New Roman" w:hAnsi="Times New Roman"/>
+        </w:rPr>
+        <w:t>This study utilized secondary data from the 2022 Bangladesh Demographic and Health Survey (BDHS 2022) [dataset] [9], a nationally representative cross-sectional household survey conducted under the global Demographic and Health Survey (DHS) Program. The survey was implemented by the National Institute of Population Research and Training (NIPORT), Bangladesh, in collaboration with ICF International [9]. The BDHS 2022 employed a two-stage stratified cluster sampling design based on the national population census sampling frame. In the first stage, 675 enumeration areas (EAs; 273 urban and 438 rural) were selected with probability proportional to cluster size; 674 EAs were successfully surveyed (one rural EA was inaccessible due to flooding). In the second stage, households were systematically sampled within each selected cluster, from which 30,330 households were selected, 25,481 occupied households interviewed, and 30,078 ever-married women aged 15–49 years successfully interviewed [9].</w:t>
       </w:r>
     </w:p>
     <w:p>
@@ -37881,27 +37784,9 @@
       </w:pPr>
       <w:r>
         <w:rPr>
-          <w:rFonts w:ascii="Times New Roman" w:hAnsi="Times New Roman" w:cs="Times New Roman"/>
-          <w:lang w:bidi="bn-IN"/>
-        </w:rPr>
-        <w:t>The dataset was obtained from the DHS Program website (</w:t>
-      </w:r>
-      <w:hyperlink r:id="rId9" w:history="1">
-        <w:r>
-          <w:rPr>
-            <w:rStyle w:val="Hyperlink"/>
-            <w:rFonts w:ascii="Times New Roman" w:hAnsi="Times New Roman" w:cs="Times New Roman"/>
-            <w:lang w:bidi="bn-IN"/>
-          </w:rPr>
-          <w:t>https://dhsprogram.com/data/available-datasets.cfm</w:t>
-        </w:r>
-      </w:hyperlink>
-      <w:r>
-        <w:rPr>
-          <w:rFonts w:ascii="Times New Roman" w:hAnsi="Times New Roman" w:cs="Times New Roman"/>
-          <w:lang w:bidi="bn-IN"/>
-        </w:rPr>
-        <w:t xml:space="preserve">) in response to a formal request outlining the study objectives. </w:t>
+          <w:rFonts w:ascii="Times New Roman" w:hAnsi="Times New Roman"/>
+        </w:rPr>
+        <w:t>Data are available in a public, open access repository. The dataset analyzed during the current study is publicly available from the DHS Program data repository [dataset] [9] (https://dhsprogram.com/data/available-datasets.cfm).</w:t>
       </w:r>
     </w:p>
     <w:p>
@@ -38220,11 +38105,10 @@
         <w:pStyle w:val="Bibliography"/>
       </w:pPr>
       <w:r>
-        <w:t xml:space="preserve">[dataset] 9 </w:t>
-      </w:r>
-      <w:r>
-        <w:tab/>
-        <w:t>National Institute of Population Research and Training (NIPORT), Mitra and Associates, ICF. Bangladesh Demographic and Health Survey 2022: Final Report. Dhaka, Bangladesh, and Rockville, Maryland, USA: NIPORT and ICF 2024.</w:t>
+        <w:rPr>
+          <w:rFonts w:ascii="Times New Roman" w:hAnsi="Times New Roman"/>
+        </w:rPr>
+        <w:t>[dataset] [9] National Institute of Population Research and Training (NIPORT), Mitra and Associates, ICF. Data from: Bangladesh Demographic and Health Survey 2022 (BDHS 2022). The DHS Program Data Repository, 2024. https://dhsprogram.com/data/available-datasets.cfm</w:t>
       </w:r>
     </w:p>
     <w:p>
